--- a/documentacion/entregables/Cotejo_Entrega2_AjusteAvanzado_AuditoriaSistemas_ISD39_Grupo30112.docx
+++ b/documentacion/entregables/Cotejo_Entrega2_AjusteAvanzado_AuditoriaSistemas_ISD39_Grupo30112.docx
@@ -12,7 +12,7 @@
           <w:noProof/>
         </w:rPr>
         <w:drawing>
-          <wp:inline distT="0" distB="0" distL="0" distR="0" wp14:anchorId="3CE1EDDD" wp14:editId="426EFCF8">
+          <wp:inline distT="0" distB="0" distL="0" distR="0" wp14:anchorId="60D15C31" wp14:editId="5ACA9DCA">
             <wp:extent cx="2276475" cy="1219200"/>
             <wp:effectExtent l="0" t="0" r="0" b="0"/>
             <wp:docPr id="1" name="Imagen 1"/>
@@ -131,7 +131,14 @@
           <w:b/>
           <w:bCs/>
         </w:rPr>
-        <w:t>Nicolás Torres Perdomo</w:t>
+        <w:t>Nicolás Torres Perd</w:t>
+      </w:r>
+      <w:r>
+        <w:rPr>
+          <w:b/>
+          <w:bCs/>
+        </w:rPr>
+        <w:t>omo</w:t>
       </w:r>
     </w:p>
     <w:p>
@@ -204,7 +211,7 @@
         </w:rPr>
         <w:lastRenderedPageBreak/>
         <w:drawing>
-          <wp:inline distT="0" distB="0" distL="0" distR="0" wp14:anchorId="36EB8D16" wp14:editId="05905A6A">
+          <wp:inline distT="0" distB="0" distL="0" distR="0" wp14:anchorId="2A142DFE" wp14:editId="63353A6B">
             <wp:extent cx="2276475" cy="1219200"/>
             <wp:effectExtent l="0" t="0" r="0" b="0"/>
             <wp:docPr id="2" name="Imagen 2"/>
@@ -261,7 +268,14 @@
           <w:b/>
           <w:bCs/>
         </w:rPr>
-        <w:t>COTEJO: PROGRAMA DE AUDITORÍA DE SISTEMAS CON VERIFICACIÓN AUTOMATIZADA DE CONTROLES Y PAPELES DE TRABAJO REPRODUCIBLES</w:t>
+        <w:t>COTEJO: PROGRAMA DE AUDITOR</w:t>
+      </w:r>
+      <w:r>
+        <w:rPr>
+          <w:b/>
+          <w:bCs/>
+        </w:rPr>
+        <w:t>ÍA DE SISTEMAS CON VERIFICACIÓN AUTOMATIZADA DE CONTROLES Y PAPELES DE TRABAJO REPRODUCIBLES</w:t>
       </w:r>
     </w:p>
     <w:p>
@@ -320,7 +334,10 @@
         <w:jc w:val="center"/>
       </w:pPr>
       <w:r>
-        <w:t>Fecha de entrega: 3 de octubre de 2026</w:t>
+        <w:t>Fecha de entrega: 3 de octub</w:t>
+      </w:r>
+      <w:r>
+        <w:t>re de 2026</w:t>
       </w:r>
     </w:p>
     <w:p>
@@ -349,7 +366,7 @@
         <w:pStyle w:val="Ttulo1"/>
         <w:spacing w:before="240" w:after="120"/>
       </w:pPr>
-      <w:bookmarkStart w:id="0" w:name="_Toc241342879"/>
+      <w:bookmarkStart w:id="0" w:name="_Toc241344373"/>
       <w:r>
         <w:lastRenderedPageBreak/>
         <w:t>Control del documento</w:t>
@@ -411,6 +428,12 @@
         <w:gridCol w:w="6960"/>
       </w:tblGrid>
       <w:tr>
+        <w:tblPrEx>
+          <w:tblCellMar>
+            <w:top w:w="0" w:type="dxa"/>
+            <w:bottom w:w="0" w:type="dxa"/>
+          </w:tblCellMar>
+        </w:tblPrEx>
         <w:trPr>
           <w:tblHeader/>
         </w:trPr>
@@ -470,6 +493,12 @@
         </w:tc>
       </w:tr>
       <w:tr>
+        <w:tblPrEx>
+          <w:tblCellMar>
+            <w:top w:w="0" w:type="dxa"/>
+            <w:bottom w:w="0" w:type="dxa"/>
+          </w:tblCellMar>
+        </w:tblPrEx>
         <w:tc>
           <w:tcPr>
             <w:tcW w:w="2400" w:type="dxa"/>
@@ -518,6 +547,12 @@
         </w:tc>
       </w:tr>
       <w:tr>
+        <w:tblPrEx>
+          <w:tblCellMar>
+            <w:top w:w="0" w:type="dxa"/>
+            <w:bottom w:w="0" w:type="dxa"/>
+          </w:tblCellMar>
+        </w:tblPrEx>
         <w:tc>
           <w:tcPr>
             <w:tcW w:w="2400" w:type="dxa"/>
@@ -566,6 +601,12 @@
         </w:tc>
       </w:tr>
       <w:tr>
+        <w:tblPrEx>
+          <w:tblCellMar>
+            <w:top w:w="0" w:type="dxa"/>
+            <w:bottom w:w="0" w:type="dxa"/>
+          </w:tblCellMar>
+        </w:tblPrEx>
         <w:tc>
           <w:tcPr>
             <w:tcW w:w="2400" w:type="dxa"/>
@@ -638,6 +679,12 @@
         </w:tc>
       </w:tr>
       <w:tr>
+        <w:tblPrEx>
+          <w:tblCellMar>
+            <w:top w:w="0" w:type="dxa"/>
+            <w:bottom w:w="0" w:type="dxa"/>
+          </w:tblCellMar>
+        </w:tblPrEx>
         <w:tc>
           <w:tcPr>
             <w:tcW w:w="2400" w:type="dxa"/>
@@ -680,12 +727,25 @@
                 <w:sz w:val="20"/>
                 <w:szCs w:val="20"/>
               </w:rPr>
-              <w:t>Daniel Alejandro García Rodríguez</w:t>
+              <w:t>D</w:t>
+            </w:r>
+            <w:r>
+              <w:rPr>
+                <w:sz w:val="20"/>
+                <w:szCs w:val="20"/>
+              </w:rPr>
+              <w:t>aniel Alejandro García Rodríguez</w:t>
             </w:r>
           </w:p>
         </w:tc>
       </w:tr>
       <w:tr>
+        <w:tblPrEx>
+          <w:tblCellMar>
+            <w:top w:w="0" w:type="dxa"/>
+            <w:bottom w:w="0" w:type="dxa"/>
+          </w:tblCellMar>
+        </w:tblPrEx>
         <w:tc>
           <w:tcPr>
             <w:tcW w:w="2400" w:type="dxa"/>
@@ -734,6 +794,12 @@
         </w:tc>
       </w:tr>
       <w:tr>
+        <w:tblPrEx>
+          <w:tblCellMar>
+            <w:top w:w="0" w:type="dxa"/>
+            <w:bottom w:w="0" w:type="dxa"/>
+          </w:tblCellMar>
+        </w:tblPrEx>
         <w:tc>
           <w:tcPr>
             <w:tcW w:w="2400" w:type="dxa"/>
@@ -782,6 +848,12 @@
         </w:tc>
       </w:tr>
       <w:tr>
+        <w:tblPrEx>
+          <w:tblCellMar>
+            <w:top w:w="0" w:type="dxa"/>
+            <w:bottom w:w="0" w:type="dxa"/>
+          </w:tblCellMar>
+        </w:tblPrEx>
         <w:tc>
           <w:tcPr>
             <w:tcW w:w="2400" w:type="dxa"/>
@@ -842,6 +914,12 @@
         </w:tc>
       </w:tr>
       <w:tr>
+        <w:tblPrEx>
+          <w:tblCellMar>
+            <w:top w:w="0" w:type="dxa"/>
+            <w:bottom w:w="0" w:type="dxa"/>
+          </w:tblCellMar>
+        </w:tblPrEx>
         <w:tc>
           <w:tcPr>
             <w:tcW w:w="2400" w:type="dxa"/>
@@ -884,12 +962,25 @@
                 <w:sz w:val="20"/>
                 <w:szCs w:val="20"/>
               </w:rPr>
-              <w:t>20260926T235724886Z-4f87a8 · 26 de septiembre de 2026</w:t>
+              <w:t>20260926T235724886Z-4f87a8 · 26 de sep</w:t>
+            </w:r>
+            <w:r>
+              <w:rPr>
+                <w:sz w:val="20"/>
+                <w:szCs w:val="20"/>
+              </w:rPr>
+              <w:t>tiembre de 2026</w:t>
             </w:r>
           </w:p>
         </w:tc>
       </w:tr>
       <w:tr>
+        <w:tblPrEx>
+          <w:tblCellMar>
+            <w:top w:w="0" w:type="dxa"/>
+            <w:bottom w:w="0" w:type="dxa"/>
+          </w:tblCellMar>
+        </w:tblPrEx>
         <w:tc>
           <w:tcPr>
             <w:tcW w:w="2400" w:type="dxa"/>
@@ -948,7 +1039,7 @@
         <w:pStyle w:val="Ttulo1"/>
         <w:spacing w:before="240" w:after="120"/>
       </w:pPr>
-      <w:bookmarkStart w:id="1" w:name="_Toc241342880"/>
+      <w:bookmarkStart w:id="1" w:name="_Toc241344374"/>
       <w:r>
         <w:lastRenderedPageBreak/>
         <w:t>Tabla de contenido</w:t>
@@ -958,7 +1049,7 @@
     <w:sdt>
       <w:sdtPr>
         <w:alias w:val="Tabla de contenido"/>
-        <w:id w:val="1677075408"/>
+        <w:id w:val="-1343466465"/>
       </w:sdtPr>
       <w:sdtEndPr/>
       <w:sdtContent>
@@ -984,7 +1075,7 @@
           <w:r>
             <w:fldChar w:fldCharType="separate"/>
           </w:r>
-          <w:hyperlink w:anchor="_Toc241342879" w:history="1">
+          <w:hyperlink w:anchor="_Toc241344373" w:history="1">
             <w:r>
               <w:rPr>
                 <w:rStyle w:val="Hipervnculo"/>
@@ -1008,7 +1099,7 @@
               <w:rPr>
                 <w:noProof/>
               </w:rPr>
-              <w:instrText xml:space="preserve"> PAGEREF _Toc241342879 \h </w:instrText>
+              <w:instrText xml:space="preserve"> PAGEREF _Toc241344373 \h </w:instrText>
             </w:r>
             <w:r>
               <w:rPr>
@@ -1048,7 +1139,7 @@
               <w:szCs w:val="22"/>
             </w:rPr>
           </w:pPr>
-          <w:hyperlink w:anchor="_Toc241342880" w:history="1">
+          <w:hyperlink w:anchor="_Toc241344374" w:history="1">
             <w:r>
               <w:rPr>
                 <w:rStyle w:val="Hipervnculo"/>
@@ -1072,7 +1163,7 @@
               <w:rPr>
                 <w:noProof/>
               </w:rPr>
-              <w:instrText xml:space="preserve"> PAGEREF _Toc241342880 \h </w:instrText>
+              <w:instrText xml:space="preserve"> PAGEREF _Toc241344374 \h </w:instrText>
             </w:r>
             <w:r>
               <w:rPr>
@@ -1112,7 +1203,7 @@
               <w:szCs w:val="22"/>
             </w:rPr>
           </w:pPr>
-          <w:hyperlink w:anchor="_Toc241342881" w:history="1">
+          <w:hyperlink w:anchor="_Toc241344375" w:history="1">
             <w:r>
               <w:rPr>
                 <w:rStyle w:val="Hipervnculo"/>
@@ -1136,7 +1227,7 @@
               <w:rPr>
                 <w:noProof/>
               </w:rPr>
-              <w:instrText xml:space="preserve"> PAGEREF _Toc241342881 \h </w:instrText>
+              <w:instrText xml:space="preserve"> PAGEREF _Toc241344375 \h </w:instrText>
             </w:r>
             <w:r>
               <w:rPr>
@@ -1176,7 +1267,7 @@
               <w:szCs w:val="22"/>
             </w:rPr>
           </w:pPr>
-          <w:hyperlink w:anchor="_Toc241342882" w:history="1">
+          <w:hyperlink w:anchor="_Toc241344376" w:history="1">
             <w:r>
               <w:rPr>
                 <w:rStyle w:val="Hipervnculo"/>
@@ -1200,7 +1291,7 @@
               <w:rPr>
                 <w:noProof/>
               </w:rPr>
-              <w:instrText xml:space="preserve"> PAGEREF _Toc241342882 \h </w:instrText>
+              <w:instrText xml:space="preserve"> PAGEREF _Toc241344376 \h </w:instrText>
             </w:r>
             <w:r>
               <w:rPr>
@@ -1240,7 +1331,7 @@
               <w:szCs w:val="22"/>
             </w:rPr>
           </w:pPr>
-          <w:hyperlink w:anchor="_Toc241342883" w:history="1">
+          <w:hyperlink w:anchor="_Toc241344377" w:history="1">
             <w:r>
               <w:rPr>
                 <w:rStyle w:val="Hipervnculo"/>
@@ -1264,7 +1355,7 @@
               <w:rPr>
                 <w:noProof/>
               </w:rPr>
-              <w:instrText xml:space="preserve"> PAGEREF _Toc241342883 \h </w:instrText>
+              <w:instrText xml:space="preserve"> PAGEREF _Toc241344377 \h </w:instrText>
             </w:r>
             <w:r>
               <w:rPr>
@@ -1304,7 +1395,7 @@
               <w:szCs w:val="22"/>
             </w:rPr>
           </w:pPr>
-          <w:hyperlink w:anchor="_Toc241342884" w:history="1">
+          <w:hyperlink w:anchor="_Toc241344378" w:history="1">
             <w:r>
               <w:rPr>
                 <w:rStyle w:val="Hipervnculo"/>
@@ -1328,7 +1419,7 @@
               <w:rPr>
                 <w:noProof/>
               </w:rPr>
-              <w:instrText xml:space="preserve"> PAGEREF _Toc241342884 \h </w:instrText>
+              <w:instrText xml:space="preserve"> PAGEREF _Toc241344378 \h </w:instrText>
             </w:r>
             <w:r>
               <w:rPr>
@@ -1368,7 +1459,7 @@
               <w:szCs w:val="22"/>
             </w:rPr>
           </w:pPr>
-          <w:hyperlink w:anchor="_Toc241342885" w:history="1">
+          <w:hyperlink w:anchor="_Toc241344379" w:history="1">
             <w:r>
               <w:rPr>
                 <w:rStyle w:val="Hipervnculo"/>
@@ -1392,7 +1483,7 @@
               <w:rPr>
                 <w:noProof/>
               </w:rPr>
-              <w:instrText xml:space="preserve"> PAGEREF _Toc241342885 \h </w:instrText>
+              <w:instrText xml:space="preserve"> PAGEREF _Toc241344379 \h </w:instrText>
             </w:r>
             <w:r>
               <w:rPr>
@@ -1432,7 +1523,7 @@
               <w:szCs w:val="22"/>
             </w:rPr>
           </w:pPr>
-          <w:hyperlink w:anchor="_Toc241342886" w:history="1">
+          <w:hyperlink w:anchor="_Toc241344380" w:history="1">
             <w:r>
               <w:rPr>
                 <w:rStyle w:val="Hipervnculo"/>
@@ -1456,7 +1547,7 @@
               <w:rPr>
                 <w:noProof/>
               </w:rPr>
-              <w:instrText xml:space="preserve"> PAGEREF _Toc241342886 \h </w:instrText>
+              <w:instrText xml:space="preserve"> PAGEREF _Toc241344380 \h </w:instrText>
             </w:r>
             <w:r>
               <w:rPr>
@@ -1496,7 +1587,7 @@
               <w:szCs w:val="22"/>
             </w:rPr>
           </w:pPr>
-          <w:hyperlink w:anchor="_Toc241342887" w:history="1">
+          <w:hyperlink w:anchor="_Toc241344381" w:history="1">
             <w:r>
               <w:rPr>
                 <w:rStyle w:val="Hipervnculo"/>
@@ -1520,7 +1611,7 @@
               <w:rPr>
                 <w:noProof/>
               </w:rPr>
-              <w:instrText xml:space="preserve"> PAGEREF _Toc241342887 \h </w:instrText>
+              <w:instrText xml:space="preserve"> PAGEREF _Toc241344381 \h </w:instrText>
             </w:r>
             <w:r>
               <w:rPr>
@@ -1560,7 +1651,7 @@
               <w:szCs w:val="22"/>
             </w:rPr>
           </w:pPr>
-          <w:hyperlink w:anchor="_Toc241342888" w:history="1">
+          <w:hyperlink w:anchor="_Toc241344382" w:history="1">
             <w:r>
               <w:rPr>
                 <w:rStyle w:val="Hipervnculo"/>
@@ -1584,7 +1675,7 @@
               <w:rPr>
                 <w:noProof/>
               </w:rPr>
-              <w:instrText xml:space="preserve"> PAGEREF _Toc241342888 \h </w:instrText>
+              <w:instrText xml:space="preserve"> PAGEREF _Toc241344382 \h </w:instrText>
             </w:r>
             <w:r>
               <w:rPr>
@@ -1624,7 +1715,7 @@
               <w:szCs w:val="22"/>
             </w:rPr>
           </w:pPr>
-          <w:hyperlink w:anchor="_Toc241342889" w:history="1">
+          <w:hyperlink w:anchor="_Toc241344383" w:history="1">
             <w:r>
               <w:rPr>
                 <w:rStyle w:val="Hipervnculo"/>
@@ -1648,7 +1739,7 @@
               <w:rPr>
                 <w:noProof/>
               </w:rPr>
-              <w:instrText xml:space="preserve"> PAGEREF _Toc241342889 \h </w:instrText>
+              <w:instrText xml:space="preserve"> PAGEREF _Toc241344383 \h </w:instrText>
             </w:r>
             <w:r>
               <w:rPr>
@@ -1688,7 +1779,7 @@
               <w:szCs w:val="22"/>
             </w:rPr>
           </w:pPr>
-          <w:hyperlink w:anchor="_Toc241342890" w:history="1">
+          <w:hyperlink w:anchor="_Toc241344384" w:history="1">
             <w:r>
               <w:rPr>
                 <w:rStyle w:val="Hipervnculo"/>
@@ -1712,7 +1803,7 @@
               <w:rPr>
                 <w:noProof/>
               </w:rPr>
-              <w:instrText xml:space="preserve"> PAGEREF _Toc241342890 \h </w:instrText>
+              <w:instrText xml:space="preserve"> PAGEREF _Toc241344384 \h </w:instrText>
             </w:r>
             <w:r>
               <w:rPr>
@@ -1752,7 +1843,7 @@
               <w:szCs w:val="22"/>
             </w:rPr>
           </w:pPr>
-          <w:hyperlink w:anchor="_Toc241342891" w:history="1">
+          <w:hyperlink w:anchor="_Toc241344385" w:history="1">
             <w:r>
               <w:rPr>
                 <w:rStyle w:val="Hipervnculo"/>
@@ -1776,7 +1867,7 @@
               <w:rPr>
                 <w:noProof/>
               </w:rPr>
-              <w:instrText xml:space="preserve"> PAGEREF _Toc241342891 \h </w:instrText>
+              <w:instrText xml:space="preserve"> PAGEREF _Toc241344385 \h </w:instrText>
             </w:r>
             <w:r>
               <w:rPr>
@@ -1816,7 +1907,7 @@
               <w:szCs w:val="22"/>
             </w:rPr>
           </w:pPr>
-          <w:hyperlink w:anchor="_Toc241342892" w:history="1">
+          <w:hyperlink w:anchor="_Toc241344386" w:history="1">
             <w:r>
               <w:rPr>
                 <w:rStyle w:val="Hipervnculo"/>
@@ -1840,7 +1931,7 @@
               <w:rPr>
                 <w:noProof/>
               </w:rPr>
-              <w:instrText xml:space="preserve"> PAGEREF _Toc241342892 \h </w:instrText>
+              <w:instrText xml:space="preserve"> PAGEREF _Toc241344386 \h </w:instrText>
             </w:r>
             <w:r>
               <w:rPr>
@@ -1880,7 +1971,7 @@
               <w:szCs w:val="22"/>
             </w:rPr>
           </w:pPr>
-          <w:hyperlink w:anchor="_Toc241342893" w:history="1">
+          <w:hyperlink w:anchor="_Toc241344387" w:history="1">
             <w:r>
               <w:rPr>
                 <w:rStyle w:val="Hipervnculo"/>
@@ -1904,7 +1995,7 @@
               <w:rPr>
                 <w:noProof/>
               </w:rPr>
-              <w:instrText xml:space="preserve"> PAGEREF _Toc241342893 \h </w:instrText>
+              <w:instrText xml:space="preserve"> PAGEREF _Toc241344387 \h </w:instrText>
             </w:r>
             <w:r>
               <w:rPr>
@@ -1944,7 +2035,7 @@
               <w:szCs w:val="22"/>
             </w:rPr>
           </w:pPr>
-          <w:hyperlink w:anchor="_Toc241342894" w:history="1">
+          <w:hyperlink w:anchor="_Toc241344388" w:history="1">
             <w:r>
               <w:rPr>
                 <w:rStyle w:val="Hipervnculo"/>
@@ -1968,7 +2059,7 @@
               <w:rPr>
                 <w:noProof/>
               </w:rPr>
-              <w:instrText xml:space="preserve"> PAGEREF _Toc241342894 \h </w:instrText>
+              <w:instrText xml:space="preserve"> PAGEREF _Toc241344388 \h </w:instrText>
             </w:r>
             <w:r>
               <w:rPr>
@@ -2008,7 +2099,7 @@
               <w:szCs w:val="22"/>
             </w:rPr>
           </w:pPr>
-          <w:hyperlink w:anchor="_Toc241342895" w:history="1">
+          <w:hyperlink w:anchor="_Toc241344389" w:history="1">
             <w:r>
               <w:rPr>
                 <w:rStyle w:val="Hipervnculo"/>
@@ -2032,7 +2123,7 @@
               <w:rPr>
                 <w:noProof/>
               </w:rPr>
-              <w:instrText xml:space="preserve"> PAGEREF _Toc241342895 \h </w:instrText>
+              <w:instrText xml:space="preserve"> PAGEREF _Toc241344389 \h </w:instrText>
             </w:r>
             <w:r>
               <w:rPr>
@@ -2072,7 +2163,7 @@
               <w:szCs w:val="22"/>
             </w:rPr>
           </w:pPr>
-          <w:hyperlink w:anchor="_Toc241342896" w:history="1">
+          <w:hyperlink w:anchor="_Toc241344390" w:history="1">
             <w:r>
               <w:rPr>
                 <w:rStyle w:val="Hipervnculo"/>
@@ -2096,7 +2187,7 @@
               <w:rPr>
                 <w:noProof/>
               </w:rPr>
-              <w:instrText xml:space="preserve"> PAGEREF _Toc241342896 \h </w:instrText>
+              <w:instrText xml:space="preserve"> PAGEREF _Toc241344390 \h </w:instrText>
             </w:r>
             <w:r>
               <w:rPr>
@@ -2136,7 +2227,7 @@
               <w:szCs w:val="22"/>
             </w:rPr>
           </w:pPr>
-          <w:hyperlink w:anchor="_Toc241342897" w:history="1">
+          <w:hyperlink w:anchor="_Toc241344391" w:history="1">
             <w:r>
               <w:rPr>
                 <w:rStyle w:val="Hipervnculo"/>
@@ -2160,7 +2251,7 @@
               <w:rPr>
                 <w:noProof/>
               </w:rPr>
-              <w:instrText xml:space="preserve"> PAGEREF _Toc241342897 \h </w:instrText>
+              <w:instrText xml:space="preserve"> PAGEREF _Toc241344391 \h </w:instrText>
             </w:r>
             <w:r>
               <w:rPr>
@@ -2200,7 +2291,7 @@
               <w:szCs w:val="22"/>
             </w:rPr>
           </w:pPr>
-          <w:hyperlink w:anchor="_Toc241342898" w:history="1">
+          <w:hyperlink w:anchor="_Toc241344392" w:history="1">
             <w:r>
               <w:rPr>
                 <w:rStyle w:val="Hipervnculo"/>
@@ -2224,7 +2315,7 @@
               <w:rPr>
                 <w:noProof/>
               </w:rPr>
-              <w:instrText xml:space="preserve"> PAGEREF _Toc241342898 \h </w:instrText>
+              <w:instrText xml:space="preserve"> PAGEREF _Toc241344392 \h </w:instrText>
             </w:r>
             <w:r>
               <w:rPr>
@@ -2264,7 +2355,7 @@
               <w:szCs w:val="22"/>
             </w:rPr>
           </w:pPr>
-          <w:hyperlink w:anchor="_Toc241342899" w:history="1">
+          <w:hyperlink w:anchor="_Toc241344393" w:history="1">
             <w:r>
               <w:rPr>
                 <w:rStyle w:val="Hipervnculo"/>
@@ -2288,7 +2379,7 @@
               <w:rPr>
                 <w:noProof/>
               </w:rPr>
-              <w:instrText xml:space="preserve"> PAGEREF _Toc241342899 \h </w:instrText>
+              <w:instrText xml:space="preserve"> PAGEREF _Toc241344393 \h </w:instrText>
             </w:r>
             <w:r>
               <w:rPr>
@@ -2328,7 +2419,7 @@
               <w:szCs w:val="22"/>
             </w:rPr>
           </w:pPr>
-          <w:hyperlink w:anchor="_Toc241342900" w:history="1">
+          <w:hyperlink w:anchor="_Toc241344394" w:history="1">
             <w:r>
               <w:rPr>
                 <w:rStyle w:val="Hipervnculo"/>
@@ -2352,7 +2443,7 @@
               <w:rPr>
                 <w:noProof/>
               </w:rPr>
-              <w:instrText xml:space="preserve"> PAGEREF _Toc241342900 \h </w:instrText>
+              <w:instrText xml:space="preserve"> PAGEREF _Toc241344394 \h </w:instrText>
             </w:r>
             <w:r>
               <w:rPr>
@@ -2392,7 +2483,7 @@
               <w:szCs w:val="22"/>
             </w:rPr>
           </w:pPr>
-          <w:hyperlink w:anchor="_Toc241342901" w:history="1">
+          <w:hyperlink w:anchor="_Toc241344395" w:history="1">
             <w:r>
               <w:rPr>
                 <w:rStyle w:val="Hipervnculo"/>
@@ -2416,7 +2507,7 @@
               <w:rPr>
                 <w:noProof/>
               </w:rPr>
-              <w:instrText xml:space="preserve"> PAGEREF _Toc241342901 \h </w:instrText>
+              <w:instrText xml:space="preserve"> PAGEREF _Toc241344395 \h </w:instrText>
             </w:r>
             <w:r>
               <w:rPr>
@@ -2456,7 +2547,7 @@
               <w:szCs w:val="22"/>
             </w:rPr>
           </w:pPr>
-          <w:hyperlink w:anchor="_Toc241342902" w:history="1">
+          <w:hyperlink w:anchor="_Toc241344396" w:history="1">
             <w:r>
               <w:rPr>
                 <w:rStyle w:val="Hipervnculo"/>
@@ -2480,7 +2571,7 @@
               <w:rPr>
                 <w:noProof/>
               </w:rPr>
-              <w:instrText xml:space="preserve"> PAGEREF _Toc241342902 \h </w:instrText>
+              <w:instrText xml:space="preserve"> PAGEREF _Toc241344396 \h </w:instrText>
             </w:r>
             <w:r>
               <w:rPr>
@@ -2520,7 +2611,7 @@
               <w:szCs w:val="22"/>
             </w:rPr>
           </w:pPr>
-          <w:hyperlink w:anchor="_Toc241342903" w:history="1">
+          <w:hyperlink w:anchor="_Toc241344397" w:history="1">
             <w:r>
               <w:rPr>
                 <w:rStyle w:val="Hipervnculo"/>
@@ -2544,7 +2635,7 @@
               <w:rPr>
                 <w:noProof/>
               </w:rPr>
-              <w:instrText xml:space="preserve"> PAGEREF _Toc241342903 \h </w:instrText>
+              <w:instrText xml:space="preserve"> PAGEREF _Toc241344397 \h </w:instrText>
             </w:r>
             <w:r>
               <w:rPr>
@@ -2584,7 +2675,7 @@
               <w:szCs w:val="22"/>
             </w:rPr>
           </w:pPr>
-          <w:hyperlink w:anchor="_Toc241342904" w:history="1">
+          <w:hyperlink w:anchor="_Toc241344398" w:history="1">
             <w:r>
               <w:rPr>
                 <w:rStyle w:val="Hipervnculo"/>
@@ -2608,7 +2699,7 @@
               <w:rPr>
                 <w:noProof/>
               </w:rPr>
-              <w:instrText xml:space="preserve"> PAGEREF _Toc241342904 \h </w:instrText>
+              <w:instrText xml:space="preserve"> PAGEREF _Toc241344398 \h </w:instrText>
             </w:r>
             <w:r>
               <w:rPr>
@@ -2648,7 +2739,7 @@
               <w:szCs w:val="22"/>
             </w:rPr>
           </w:pPr>
-          <w:hyperlink w:anchor="_Toc241342905" w:history="1">
+          <w:hyperlink w:anchor="_Toc241344399" w:history="1">
             <w:r>
               <w:rPr>
                 <w:rStyle w:val="Hipervnculo"/>
@@ -2672,7 +2763,7 @@
               <w:rPr>
                 <w:noProof/>
               </w:rPr>
-              <w:instrText xml:space="preserve"> PAGEREF _Toc241342905 \h </w:instrText>
+              <w:instrText xml:space="preserve"> PAGEREF _Toc241344399 \h </w:instrText>
             </w:r>
             <w:r>
               <w:rPr>
@@ -2712,7 +2803,7 @@
               <w:szCs w:val="22"/>
             </w:rPr>
           </w:pPr>
-          <w:hyperlink w:anchor="_Toc241342906" w:history="1">
+          <w:hyperlink w:anchor="_Toc241344400" w:history="1">
             <w:r>
               <w:rPr>
                 <w:rStyle w:val="Hipervnculo"/>
@@ -2736,7 +2827,7 @@
               <w:rPr>
                 <w:noProof/>
               </w:rPr>
-              <w:instrText xml:space="preserve"> PAGEREF _Toc241342906 \h </w:instrText>
+              <w:instrText xml:space="preserve"> PAGEREF _Toc241344400 \h </w:instrText>
             </w:r>
             <w:r>
               <w:rPr>
@@ -2776,7 +2867,7 @@
               <w:szCs w:val="22"/>
             </w:rPr>
           </w:pPr>
-          <w:hyperlink w:anchor="_Toc241342907" w:history="1">
+          <w:hyperlink w:anchor="_Toc241344401" w:history="1">
             <w:r>
               <w:rPr>
                 <w:rStyle w:val="Hipervnculo"/>
@@ -2800,7 +2891,7 @@
               <w:rPr>
                 <w:noProof/>
               </w:rPr>
-              <w:instrText xml:space="preserve"> PAGEREF _Toc241342907 \h </w:instrText>
+              <w:instrText xml:space="preserve"> PAGEREF _Toc241344401 \h </w:instrText>
             </w:r>
             <w:r>
               <w:rPr>
@@ -2840,7 +2931,7 @@
               <w:szCs w:val="22"/>
             </w:rPr>
           </w:pPr>
-          <w:hyperlink w:anchor="_Toc241342908" w:history="1">
+          <w:hyperlink w:anchor="_Toc241344402" w:history="1">
             <w:r>
               <w:rPr>
                 <w:rStyle w:val="Hipervnculo"/>
@@ -2864,7 +2955,7 @@
               <w:rPr>
                 <w:noProof/>
               </w:rPr>
-              <w:instrText xml:space="preserve"> PAGEREF _Toc241342908 \h </w:instrText>
+              <w:instrText xml:space="preserve"> PAGEREF _Toc241344402 \h </w:instrText>
             </w:r>
             <w:r>
               <w:rPr>
@@ -2904,7 +2995,7 @@
               <w:szCs w:val="22"/>
             </w:rPr>
           </w:pPr>
-          <w:hyperlink w:anchor="_Toc241342909" w:history="1">
+          <w:hyperlink w:anchor="_Toc241344403" w:history="1">
             <w:r>
               <w:rPr>
                 <w:rStyle w:val="Hipervnculo"/>
@@ -2928,7 +3019,7 @@
               <w:rPr>
                 <w:noProof/>
               </w:rPr>
-              <w:instrText xml:space="preserve"> PAGEREF _Toc241342909 \h </w:instrText>
+              <w:instrText xml:space="preserve"> PAGEREF _Toc241344403 \h </w:instrText>
             </w:r>
             <w:r>
               <w:rPr>
@@ -2968,7 +3059,7 @@
               <w:szCs w:val="22"/>
             </w:rPr>
           </w:pPr>
-          <w:hyperlink w:anchor="_Toc241342910" w:history="1">
+          <w:hyperlink w:anchor="_Toc241344404" w:history="1">
             <w:r>
               <w:rPr>
                 <w:rStyle w:val="Hipervnculo"/>
@@ -2992,7 +3083,7 @@
               <w:rPr>
                 <w:noProof/>
               </w:rPr>
-              <w:instrText xml:space="preserve"> PAGEREF _Toc241342910 \h </w:instrText>
+              <w:instrText xml:space="preserve"> PAGEREF _Toc241344404 \h </w:instrText>
             </w:r>
             <w:r>
               <w:rPr>
@@ -3032,7 +3123,7 @@
               <w:szCs w:val="22"/>
             </w:rPr>
           </w:pPr>
-          <w:hyperlink w:anchor="_Toc241342911" w:history="1">
+          <w:hyperlink w:anchor="_Toc241344405" w:history="1">
             <w:r>
               <w:rPr>
                 <w:rStyle w:val="Hipervnculo"/>
@@ -3056,7 +3147,7 @@
               <w:rPr>
                 <w:noProof/>
               </w:rPr>
-              <w:instrText xml:space="preserve"> PAGEREF _Toc241342911 \h </w:instrText>
+              <w:instrText xml:space="preserve"> PAGEREF _Toc241344405 \h </w:instrText>
             </w:r>
             <w:r>
               <w:rPr>
@@ -3096,7 +3187,7 @@
               <w:szCs w:val="22"/>
             </w:rPr>
           </w:pPr>
-          <w:hyperlink w:anchor="_Toc241342912" w:history="1">
+          <w:hyperlink w:anchor="_Toc241344406" w:history="1">
             <w:r>
               <w:rPr>
                 <w:rStyle w:val="Hipervnculo"/>
@@ -3120,7 +3211,7 @@
               <w:rPr>
                 <w:noProof/>
               </w:rPr>
-              <w:instrText xml:space="preserve"> PAGEREF _Toc241342912 \h </w:instrText>
+              <w:instrText xml:space="preserve"> PAGEREF _Toc241344406 \h </w:instrText>
             </w:r>
             <w:r>
               <w:rPr>
@@ -3160,7 +3251,7 @@
               <w:szCs w:val="22"/>
             </w:rPr>
           </w:pPr>
-          <w:hyperlink w:anchor="_Toc241342913" w:history="1">
+          <w:hyperlink w:anchor="_Toc241344407" w:history="1">
             <w:r>
               <w:rPr>
                 <w:rStyle w:val="Hipervnculo"/>
@@ -3184,7 +3275,7 @@
               <w:rPr>
                 <w:noProof/>
               </w:rPr>
-              <w:instrText xml:space="preserve"> PAGEREF _Toc241342913 \h </w:instrText>
+              <w:instrText xml:space="preserve"> PAGEREF _Toc241344407 \h </w:instrText>
             </w:r>
             <w:r>
               <w:rPr>
@@ -3224,7 +3315,7 @@
               <w:szCs w:val="22"/>
             </w:rPr>
           </w:pPr>
-          <w:hyperlink w:anchor="_Toc241342914" w:history="1">
+          <w:hyperlink w:anchor="_Toc241344408" w:history="1">
             <w:r>
               <w:rPr>
                 <w:rStyle w:val="Hipervnculo"/>
@@ -3248,7 +3339,7 @@
               <w:rPr>
                 <w:noProof/>
               </w:rPr>
-              <w:instrText xml:space="preserve"> PAGEREF _Toc241342914 \h </w:instrText>
+              <w:instrText xml:space="preserve"> PAGEREF _Toc241344408 \h </w:instrText>
             </w:r>
             <w:r>
               <w:rPr>
@@ -3288,7 +3379,7 @@
               <w:szCs w:val="22"/>
             </w:rPr>
           </w:pPr>
-          <w:hyperlink w:anchor="_Toc241342915" w:history="1">
+          <w:hyperlink w:anchor="_Toc241344409" w:history="1">
             <w:r>
               <w:rPr>
                 <w:rStyle w:val="Hipervnculo"/>
@@ -3312,7 +3403,7 @@
               <w:rPr>
                 <w:noProof/>
               </w:rPr>
-              <w:instrText xml:space="preserve"> PAGEREF _Toc241342915 \h </w:instrText>
+              <w:instrText xml:space="preserve"> PAGEREF _Toc241344409 \h </w:instrText>
             </w:r>
             <w:r>
               <w:rPr>
@@ -3352,7 +3443,7 @@
               <w:szCs w:val="22"/>
             </w:rPr>
           </w:pPr>
-          <w:hyperlink w:anchor="_Toc241342916" w:history="1">
+          <w:hyperlink w:anchor="_Toc241344410" w:history="1">
             <w:r>
               <w:rPr>
                 <w:rStyle w:val="Hipervnculo"/>
@@ -3376,7 +3467,7 @@
               <w:rPr>
                 <w:noProof/>
               </w:rPr>
-              <w:instrText xml:space="preserve"> PAGEREF _Toc241342916 \h </w:instrText>
+              <w:instrText xml:space="preserve"> PAGEREF _Toc241344410 \h </w:instrText>
             </w:r>
             <w:r>
               <w:rPr>
@@ -3416,7 +3507,7 @@
               <w:szCs w:val="22"/>
             </w:rPr>
           </w:pPr>
-          <w:hyperlink w:anchor="_Toc241342917" w:history="1">
+          <w:hyperlink w:anchor="_Toc241344411" w:history="1">
             <w:r>
               <w:rPr>
                 <w:rStyle w:val="Hipervnculo"/>
@@ -3440,7 +3531,7 @@
               <w:rPr>
                 <w:noProof/>
               </w:rPr>
-              <w:instrText xml:space="preserve"> PAGEREF _Toc241342917 \h </w:instrText>
+              <w:instrText xml:space="preserve"> PAGEREF _Toc241344411 \h </w:instrText>
             </w:r>
             <w:r>
               <w:rPr>
@@ -3480,7 +3571,7 @@
               <w:szCs w:val="22"/>
             </w:rPr>
           </w:pPr>
-          <w:hyperlink w:anchor="_Toc241342918" w:history="1">
+          <w:hyperlink w:anchor="_Toc241344412" w:history="1">
             <w:r>
               <w:rPr>
                 <w:rStyle w:val="Hipervnculo"/>
@@ -3504,7 +3595,7 @@
               <w:rPr>
                 <w:noProof/>
               </w:rPr>
-              <w:instrText xml:space="preserve"> PAGEREF _Toc241342918 \h </w:instrText>
+              <w:instrText xml:space="preserve"> PAGEREF _Toc241344412 \h </w:instrText>
             </w:r>
             <w:r>
               <w:rPr>
@@ -3544,7 +3635,7 @@
               <w:szCs w:val="22"/>
             </w:rPr>
           </w:pPr>
-          <w:hyperlink w:anchor="_Toc241342919" w:history="1">
+          <w:hyperlink w:anchor="_Toc241344413" w:history="1">
             <w:r>
               <w:rPr>
                 <w:rStyle w:val="Hipervnculo"/>
@@ -3568,7 +3659,7 @@
               <w:rPr>
                 <w:noProof/>
               </w:rPr>
-              <w:instrText xml:space="preserve"> PAGEREF _Toc241342919 \h </w:instrText>
+              <w:instrText xml:space="preserve"> PAGEREF _Toc241344413 \h </w:instrText>
             </w:r>
             <w:r>
               <w:rPr>
@@ -3608,7 +3699,7 @@
               <w:szCs w:val="22"/>
             </w:rPr>
           </w:pPr>
-          <w:hyperlink w:anchor="_Toc241342920" w:history="1">
+          <w:hyperlink w:anchor="_Toc241344414" w:history="1">
             <w:r>
               <w:rPr>
                 <w:rStyle w:val="Hipervnculo"/>
@@ -3632,7 +3723,7 @@
               <w:rPr>
                 <w:noProof/>
               </w:rPr>
-              <w:instrText xml:space="preserve"> PAGEREF _Toc241342920 \h </w:instrText>
+              <w:instrText xml:space="preserve"> PAGEREF _Toc241344414 \h </w:instrText>
             </w:r>
             <w:r>
               <w:rPr>
@@ -3672,7 +3763,7 @@
               <w:szCs w:val="22"/>
             </w:rPr>
           </w:pPr>
-          <w:hyperlink w:anchor="_Toc241342921" w:history="1">
+          <w:hyperlink w:anchor="_Toc241344415" w:history="1">
             <w:r>
               <w:rPr>
                 <w:rStyle w:val="Hipervnculo"/>
@@ -3696,7 +3787,7 @@
               <w:rPr>
                 <w:noProof/>
               </w:rPr>
-              <w:instrText xml:space="preserve"> PAGEREF _Toc241342921 \h </w:instrText>
+              <w:instrText xml:space="preserve"> PAGEREF _Toc241344415 \h </w:instrText>
             </w:r>
             <w:r>
               <w:rPr>
@@ -3736,7 +3827,7 @@
               <w:szCs w:val="22"/>
             </w:rPr>
           </w:pPr>
-          <w:hyperlink w:anchor="_Toc241342922" w:history="1">
+          <w:hyperlink w:anchor="_Toc241344416" w:history="1">
             <w:r>
               <w:rPr>
                 <w:rStyle w:val="Hipervnculo"/>
@@ -3760,7 +3851,7 @@
               <w:rPr>
                 <w:noProof/>
               </w:rPr>
-              <w:instrText xml:space="preserve"> PAGEREF _Toc241342922 \h </w:instrText>
+              <w:instrText xml:space="preserve"> PAGEREF _Toc241344416 \h </w:instrText>
             </w:r>
             <w:r>
               <w:rPr>
@@ -3800,7 +3891,7 @@
               <w:szCs w:val="22"/>
             </w:rPr>
           </w:pPr>
-          <w:hyperlink w:anchor="_Toc241342923" w:history="1">
+          <w:hyperlink w:anchor="_Toc241344417" w:history="1">
             <w:r>
               <w:rPr>
                 <w:rStyle w:val="Hipervnculo"/>
@@ -3824,7 +3915,7 @@
               <w:rPr>
                 <w:noProof/>
               </w:rPr>
-              <w:instrText xml:space="preserve"> PAGEREF _Toc241342923 \h </w:instrText>
+              <w:instrText xml:space="preserve"> PAGEREF _Toc241344417 \h </w:instrText>
             </w:r>
             <w:r>
               <w:rPr>
@@ -3864,7 +3955,7 @@
               <w:szCs w:val="22"/>
             </w:rPr>
           </w:pPr>
-          <w:hyperlink w:anchor="_Toc241342924" w:history="1">
+          <w:hyperlink w:anchor="_Toc241344418" w:history="1">
             <w:r>
               <w:rPr>
                 <w:rStyle w:val="Hipervnculo"/>
@@ -3888,7 +3979,7 @@
               <w:rPr>
                 <w:noProof/>
               </w:rPr>
-              <w:instrText xml:space="preserve"> PAGEREF _Toc241342924 \h </w:instrText>
+              <w:instrText xml:space="preserve"> PAGEREF _Toc241344418 \h </w:instrText>
             </w:r>
             <w:r>
               <w:rPr>
@@ -3928,7 +4019,7 @@
               <w:szCs w:val="22"/>
             </w:rPr>
           </w:pPr>
-          <w:hyperlink w:anchor="_Toc241342925" w:history="1">
+          <w:hyperlink w:anchor="_Toc241344419" w:history="1">
             <w:r>
               <w:rPr>
                 <w:rStyle w:val="Hipervnculo"/>
@@ -3952,7 +4043,7 @@
               <w:rPr>
                 <w:noProof/>
               </w:rPr>
-              <w:instrText xml:space="preserve"> PAGEREF _Toc241342925 \h </w:instrText>
+              <w:instrText xml:space="preserve"> PAGEREF _Toc241344419 \h </w:instrText>
             </w:r>
             <w:r>
               <w:rPr>
@@ -3992,7 +4083,7 @@
               <w:szCs w:val="22"/>
             </w:rPr>
           </w:pPr>
-          <w:hyperlink w:anchor="_Toc241342926" w:history="1">
+          <w:hyperlink w:anchor="_Toc241344420" w:history="1">
             <w:r>
               <w:rPr>
                 <w:rStyle w:val="Hipervnculo"/>
@@ -4016,7 +4107,7 @@
               <w:rPr>
                 <w:noProof/>
               </w:rPr>
-              <w:instrText xml:space="preserve"> PAGEREF _Toc241342926 \h </w:instrText>
+              <w:instrText xml:space="preserve"> PAGEREF _Toc241344420 \h </w:instrText>
             </w:r>
             <w:r>
               <w:rPr>
@@ -4061,7 +4152,7 @@
         <w:pStyle w:val="Ttulo1"/>
         <w:spacing w:before="240" w:after="120"/>
       </w:pPr>
-      <w:bookmarkStart w:id="2" w:name="_Toc241342881"/>
+      <w:bookmarkStart w:id="2" w:name="_Toc241344375"/>
       <w:r>
         <w:lastRenderedPageBreak/>
         <w:t>Matriz obligatoria de atención a la retroalimentación</w:t>
@@ -4073,7 +4164,10 @@
         <w:jc w:val="both"/>
       </w:pPr>
       <w:r>
-        <w:t>La evaluación de la Entrega 1 registró una única observación, de prioridad baja. Se transcribe literal, con la acción aplicada, su ubicación y la evidencia. Se añaden dos correcciones que el propio equipo introdujo sobre el diseño documentado en la Entrega 1, porque describían mecanismos que no fueron los construidos y dejarlas sin corregir habría significado documentar funcionalidad inexistente.</w:t>
+        <w:t>La evaluación de la Entrega 1 registró una única observación, de prioridad baja. Se transcribe literal, con la acción aplicada, su ubicación y la evidencia. Se añaden dos correcciones que el propio equi</w:t>
+      </w:r>
+      <w:r>
+        <w:t>po introdujo sobre el diseño documentado en la Entrega 1, porque describían mecanismos que no fueron los construidos y dejarlas sin corregir habría significado documentar funcionalidad inexistente.</w:t>
       </w:r>
     </w:p>
     <w:p>
@@ -4082,7 +4176,10 @@
         <w:jc w:val="both"/>
       </w:pPr>
       <w:r>
-        <w:t>La Tabla 2 recoge la observación recibida y las correcciones propias, con su estado y su evidencia.</w:t>
+        <w:t>La Tabla 2 recoge la observación recibida y las correccion</w:t>
+      </w:r>
+      <w:r>
+        <w:t>es propias, con su estado y su evidencia.</w:t>
       </w:r>
     </w:p>
     <w:p>
@@ -4135,6 +4232,12 @@
         <w:gridCol w:w="943"/>
       </w:tblGrid>
       <w:tr>
+        <w:tblPrEx>
+          <w:tblCellMar>
+            <w:top w:w="0" w:type="dxa"/>
+            <w:bottom w:w="0" w:type="dxa"/>
+          </w:tblCellMar>
+        </w:tblPrEx>
         <w:trPr>
           <w:tblHeader/>
         </w:trPr>
@@ -4302,6 +4405,12 @@
         </w:tc>
       </w:tr>
       <w:tr>
+        <w:tblPrEx>
+          <w:tblCellMar>
+            <w:top w:w="0" w:type="dxa"/>
+            <w:bottom w:w="0" w:type="dxa"/>
+          </w:tblCellMar>
+        </w:tblPrEx>
         <w:tc>
           <w:tcPr>
             <w:tcW w:w="800" w:type="dxa"/>
@@ -4367,7 +4476,14 @@
                 <w:sz w:val="20"/>
                 <w:szCs w:val="20"/>
               </w:rPr>
-              <w:t>El programa completo se publicó en el repositorio: ejecutor, catálogo de controles, las tres familias de pruebas, el almacén de papeles de trabajo, el generador de informe, la interfaz de consulta y las pruebas del propio programa.</w:t>
+              <w:t>El programa compl</w:t>
+            </w:r>
+            <w:r>
+              <w:rPr>
+                <w:sz w:val="20"/>
+                <w:szCs w:val="20"/>
+              </w:rPr>
+              <w:t>eto se publicó en el repositorio: ejecutor, catálogo de controles, las tres familias de pruebas, el almacén de papeles de trabajo, el generador de informe, la interfaz de consulta y las pruebas del propio programa.</w:t>
             </w:r>
           </w:p>
         </w:tc>
@@ -4390,7 +4506,14 @@
                 <w:sz w:val="20"/>
                 <w:szCs w:val="20"/>
               </w:rPr>
-              <w:t>Apartados 8 y 12.3; carpeta cotejo/ del repositorio</w:t>
+              <w:t>Apartados 8 y 12.3; carpeta cotejo/ del r</w:t>
+            </w:r>
+            <w:r>
+              <w:rPr>
+                <w:sz w:val="20"/>
+                <w:szCs w:val="20"/>
+              </w:rPr>
+              <w:t>epositorio</w:t>
             </w:r>
           </w:p>
         </w:tc>
@@ -4442,6 +4565,12 @@
         </w:tc>
       </w:tr>
       <w:tr>
+        <w:tblPrEx>
+          <w:tblCellMar>
+            <w:top w:w="0" w:type="dxa"/>
+            <w:bottom w:w="0" w:type="dxa"/>
+          </w:tblCellMar>
+        </w:tblPrEx>
         <w:tc>
           <w:tcPr>
             <w:tcW w:w="800" w:type="dxa"/>
@@ -4516,7 +4645,14 @@
                 <w:szCs w:val="20"/>
               </w:rPr>
               <w:lastRenderedPageBreak/>
-              <w:t xml:space="preserve">Se corrigió la descripción para que coincida con lo construido. La firma asimétrica y el anclaje externo pasan a trabajo </w:t>
+              <w:t>Se corrigió la descripción para que c</w:t>
+            </w:r>
+            <w:r>
+              <w:rPr>
+                <w:sz w:val="20"/>
+                <w:szCs w:val="20"/>
+              </w:rPr>
+              <w:t xml:space="preserve">oincida con lo construido. La firma asimétrica y el anclaje externo pasan a trabajo </w:t>
             </w:r>
             <w:r>
               <w:rPr>
@@ -4600,6 +4736,12 @@
         </w:tc>
       </w:tr>
       <w:tr>
+        <w:tblPrEx>
+          <w:tblCellMar>
+            <w:top w:w="0" w:type="dxa"/>
+            <w:bottom w:w="0" w:type="dxa"/>
+          </w:tblCellMar>
+        </w:tblPrEx>
         <w:tc>
           <w:tcPr>
             <w:tcW w:w="800" w:type="dxa"/>
@@ -4642,7 +4784,14 @@
                 <w:sz w:val="20"/>
                 <w:szCs w:val="20"/>
               </w:rPr>
-              <w:t>Corrección propia: la Entrega 1 comprometía un catálogo de ocho controles. El catálogo construido contiene diez entradas que producen once resultados, por la partición de un control en tres comprobaciones.</w:t>
+              <w:t>Correcció</w:t>
+            </w:r>
+            <w:r>
+              <w:rPr>
+                <w:sz w:val="20"/>
+                <w:szCs w:val="20"/>
+              </w:rPr>
+              <w:t>n propia: la Entrega 1 comprometía un catálogo de ocho controles. El catálogo construido contiene diez entradas que producen once resultados, por la partición de un control en tres comprobaciones.</w:t>
             </w:r>
           </w:p>
         </w:tc>
@@ -4665,7 +4814,14 @@
                 <w:sz w:val="20"/>
                 <w:szCs w:val="20"/>
               </w:rPr>
-              <w:t>Se actualizó el alcance y la matriz de controles. La ampliación responde a un riesgo que se materializó durante la construcción y que el catálogo original no cubría.</w:t>
+              <w:t>Se actualizó el alcance y la matriz de controles. La amplia</w:t>
+            </w:r>
+            <w:r>
+              <w:rPr>
+                <w:sz w:val="20"/>
+                <w:szCs w:val="20"/>
+              </w:rPr>
+              <w:t>ción responde a un riesgo que se materializó durante la construcción y que el catálogo original no cubría.</w:t>
             </w:r>
           </w:p>
         </w:tc>
@@ -4768,7 +4924,14 @@
           <w:sz w:val="20"/>
           <w:szCs w:val="20"/>
         </w:rPr>
-        <w:t>La observación OBS-01 se transcribe con la redacción de la matriz de retroalimentación docente. Las correcciones propias se identifican con el prefijo AC para distinguirlas de las observaciones recibidas y de los hallazgos que emite el programa, que llevan su propia secuencia.</w:t>
+        <w:t>La observación OBS-01 se transcribe con la redacción de la matriz de retroalimentación docente. Las correcciones propias se identifican con el prefijo AC para distinguirlas de las observaciones recibidas y de los hallazgos que emite el programa, que llevan</w:t>
+      </w:r>
+      <w:r>
+        <w:rPr>
+          <w:sz w:val="20"/>
+          <w:szCs w:val="20"/>
+        </w:rPr>
+        <w:t xml:space="preserve"> su propia secuencia.</w:t>
       </w:r>
     </w:p>
     <w:p>
@@ -4776,7 +4939,7 @@
         <w:pStyle w:val="Ttulo1"/>
         <w:spacing w:before="240" w:after="120"/>
       </w:pPr>
-      <w:bookmarkStart w:id="3" w:name="_Toc241342882"/>
+      <w:bookmarkStart w:id="3" w:name="_Toc241344376"/>
       <w:r>
         <w:t xml:space="preserve">1. Resumen ejecutivo, </w:t>
       </w:r>
@@ -4795,7 +4958,7 @@
         <w:pStyle w:val="Ttulo2"/>
         <w:spacing w:before="240" w:after="120"/>
       </w:pPr>
-      <w:bookmarkStart w:id="4" w:name="_Toc241342883"/>
+      <w:bookmarkStart w:id="4" w:name="_Toc241344377"/>
       <w:r>
         <w:t>1.1 Resumen</w:t>
       </w:r>
@@ -4806,11 +4969,29 @@
         <w:jc w:val="both"/>
       </w:pPr>
       <w:r>
-        <w:t xml:space="preserve">Las organizaciones que despliegan sistemas en la nube declaran controles de seguridad en sus documentos de diseño, pero rara vez disponen de un mecanismo que compruebe que esos controles están configurados y que funcionan. El objetivo fue desarrollar un programa de auditoría que verificara de forma automatizada y reproducible los controles de un sistema desplegado, y que produjera papeles de trabajo trazables a un marco de referencia. El método siguió la secuencia de un trabajo de aseguramiento: definición del universo auditable, derivación del catálogo desde marcos reconocidos, diseño del procedimiento y el criterio de cada prueba antes de ejecutarla, ejecución y comunicación de hallazgos. El resultado es Cotejo, un programa de unas 3.400 líneas que ejecuta tres familias de prueba sobre el sistema auditado: de cumplimiento contra la </w:t>
+        <w:t>Las organizaciones que despliegan sistemas en la nube declaran controles de seguridad en sus documentos de diseño, pero rara vez disponen de un mecanismo que compruebe que es</w:t>
+      </w:r>
+      <w:r>
+        <w:t>os controles están configurados y que funcionan. El objetivo fue desarrollar un programa de auditoría que verificara de forma automatizada y reproducible los controles de un sistema desplegado, y que produjera papeles de trabajo trazables a un marco de ref</w:t>
+      </w:r>
+      <w:r>
+        <w:t xml:space="preserve">erencia. El método siguió la secuencia de un trabajo de aseguramiento: definición del universo auditable, derivación del catálogo desde marcos reconocidos, diseño del procedimiento y el criterio de cada prueba antes de ejecutarla, ejecución y comunicación </w:t>
+      </w:r>
+      <w:r>
+        <w:t xml:space="preserve">de hallazgos. El resultado es Cotejo, un programa de unas 3.400 líneas que ejecuta tres familias de prueba sobre el sistema auditado: de cumplimiento contra la </w:t>
       </w:r>
       <w:r>
         <w:lastRenderedPageBreak/>
-        <w:t>configuración de la infraestructura, sustantivas ejercitando la aplicación con usuarios de prueba de distintos roles y organizaciones, y de integridad recalculando la cadena de funciones hash de la bitácora. Cada resultado conserva el procedimiento, la salida literal, la marca de tiempo y la huella criptográfica del archivo de evidencia. La ejecución de referencia contra el sistema desplegado evaluó once resultados de control y obtuvo diez conformes y uno desviado, ninguno sin ejecutar, y emitió tres hallazgos: uno corregible y dos permanentes derivados de restricciones del entorno. El programa detectó un problema real de seguridad introducido por el propio equipo, que la revisión manual no había advertido.</w:t>
+        <w:t>configuración de la infraestructura, sustantivas ejercitando la aplicación con usuarios de prueb</w:t>
+      </w:r>
+      <w:r>
+        <w:t>a de distintos roles y organizaciones, y de integridad recalculando la cadena de funciones hash de la bitácora. Cada resultado conserva el procedimiento, la salida literal, la marca de tiempo y la huella criptográfica del archivo de evidencia. La ejecución</w:t>
+      </w:r>
+      <w:r>
+        <w:t xml:space="preserve"> de referencia contra el sistema desplegado evaluó once resultados de control y obtuvo diez conformes y uno desviado, ninguno sin ejecutar, y emitió tres hallazgos: uno corregible y dos permanentes derivados de restricciones del entorno. El programa detect</w:t>
+      </w:r>
+      <w:r>
+        <w:t>ó un problema real de seguridad introducido por el propio equipo, que la revisión manual no había advertido.</w:t>
       </w:r>
     </w:p>
     <w:p/>
@@ -4826,7 +5007,10 @@
         <w:t>Palabras clave:</w:t>
       </w:r>
       <w:r>
-        <w:t xml:space="preserve"> auditoría de sistemas, auditoría continua, papeles de trabajo reproducibles, pruebas de cumplimiento y sustantivas, verificación automatizada de controles.</w:t>
+        <w:t xml:space="preserve"> auditoría de sistemas, auditoría continua, papeles de trabajo reproducibles, pruebas de cumplimiento y sustantivas, verificación a</w:t>
+      </w:r>
+      <w:r>
+        <w:t>utomatizada de controles.</w:t>
       </w:r>
     </w:p>
     <w:p>
@@ -4834,7 +5018,7 @@
         <w:pStyle w:val="Ttulo2"/>
         <w:spacing w:before="240" w:after="120"/>
       </w:pPr>
-      <w:bookmarkStart w:id="5" w:name="_Toc241342884"/>
+      <w:bookmarkStart w:id="5" w:name="_Toc241344378"/>
       <w:r>
         <w:t xml:space="preserve">1.2 </w:t>
       </w:r>
@@ -5043,10 +5227,221 @@
       </w:r>
       <w:proofErr w:type="spellStart"/>
       <w:r>
+        <w:t>workin</w:t>
+      </w:r>
+      <w:r>
+        <w:t>g</w:t>
+      </w:r>
+      <w:proofErr w:type="spellEnd"/>
+      <w:r>
+        <w:t xml:space="preserve">. </w:t>
+      </w:r>
+      <w:proofErr w:type="spellStart"/>
+      <w:r>
+        <w:t>The</w:t>
+      </w:r>
+      <w:proofErr w:type="spellEnd"/>
+      <w:r>
+        <w:t xml:space="preserve"> </w:t>
+      </w:r>
+      <w:proofErr w:type="spellStart"/>
+      <w:r>
+        <w:t>objective</w:t>
+      </w:r>
+      <w:proofErr w:type="spellEnd"/>
+      <w:r>
+        <w:t xml:space="preserve"> </w:t>
+      </w:r>
+      <w:proofErr w:type="spellStart"/>
+      <w:r>
+        <w:t>was</w:t>
+      </w:r>
+      <w:proofErr w:type="spellEnd"/>
+      <w:r>
+        <w:t xml:space="preserve"> </w:t>
+      </w:r>
+      <w:proofErr w:type="spellStart"/>
+      <w:r>
+        <w:t>to</w:t>
+      </w:r>
+      <w:proofErr w:type="spellEnd"/>
+      <w:r>
+        <w:t xml:space="preserve"> </w:t>
+      </w:r>
+      <w:proofErr w:type="spellStart"/>
+      <w:r>
+        <w:t>develop</w:t>
+      </w:r>
+      <w:proofErr w:type="spellEnd"/>
+      <w:r>
+        <w:t xml:space="preserve"> </w:t>
+      </w:r>
+      <w:proofErr w:type="spellStart"/>
+      <w:r>
+        <w:t>an</w:t>
+      </w:r>
+      <w:proofErr w:type="spellEnd"/>
+      <w:r>
+        <w:t xml:space="preserve"> </w:t>
+      </w:r>
+      <w:proofErr w:type="spellStart"/>
+      <w:r>
+        <w:t>audit</w:t>
+      </w:r>
+      <w:proofErr w:type="spellEnd"/>
+      <w:r>
+        <w:t xml:space="preserve"> </w:t>
+      </w:r>
+      <w:proofErr w:type="spellStart"/>
+      <w:r>
+        <w:t>program</w:t>
+      </w:r>
+      <w:proofErr w:type="spellEnd"/>
+      <w:r>
+        <w:t xml:space="preserve"> </w:t>
+      </w:r>
+      <w:proofErr w:type="spellStart"/>
+      <w:r>
+        <w:t>that</w:t>
+      </w:r>
+      <w:proofErr w:type="spellEnd"/>
+      <w:r>
+        <w:t xml:space="preserve"> </w:t>
+      </w:r>
+      <w:proofErr w:type="spellStart"/>
+      <w:r>
+        <w:t>would</w:t>
+      </w:r>
+      <w:proofErr w:type="spellEnd"/>
+      <w:r>
+        <w:t xml:space="preserve"> </w:t>
+      </w:r>
+      <w:proofErr w:type="spellStart"/>
+      <w:r>
+        <w:t>verify</w:t>
+      </w:r>
+      <w:proofErr w:type="spellEnd"/>
+      <w:r>
+        <w:t xml:space="preserve">, </w:t>
+      </w:r>
+      <w:proofErr w:type="spellStart"/>
+      <w:r>
+        <w:t>automatically</w:t>
+      </w:r>
+      <w:proofErr w:type="spellEnd"/>
+      <w:r>
+        <w:t xml:space="preserve"> and </w:t>
+      </w:r>
+      <w:proofErr w:type="spellStart"/>
+      <w:r>
+        <w:t>reproducibly</w:t>
+      </w:r>
+      <w:proofErr w:type="spellEnd"/>
+      <w:r>
+        <w:t xml:space="preserve">, </w:t>
+      </w:r>
+      <w:proofErr w:type="spellStart"/>
+      <w:r>
+        <w:t>the</w:t>
+      </w:r>
+      <w:proofErr w:type="spellEnd"/>
+      <w:r>
+        <w:t xml:space="preserve"> </w:t>
+      </w:r>
+      <w:proofErr w:type="spellStart"/>
+      <w:r>
+        <w:t>controls</w:t>
+      </w:r>
+      <w:proofErr w:type="spellEnd"/>
+      <w:r>
+        <w:t xml:space="preserve"> </w:t>
+      </w:r>
+      <w:proofErr w:type="spellStart"/>
+      <w:r>
+        <w:t>of</w:t>
+      </w:r>
+      <w:proofErr w:type="spellEnd"/>
+      <w:r>
+        <w:t xml:space="preserve"> a </w:t>
+      </w:r>
+      <w:proofErr w:type="spellStart"/>
+      <w:r>
+        <w:t>deployed</w:t>
+      </w:r>
+      <w:proofErr w:type="spellEnd"/>
+      <w:r>
+        <w:t xml:space="preserve"> </w:t>
+      </w:r>
+      <w:proofErr w:type="spellStart"/>
+      <w:r>
+        <w:t>system</w:t>
+      </w:r>
+      <w:proofErr w:type="spellEnd"/>
+      <w:r>
+        <w:t xml:space="preserve">, and </w:t>
+      </w:r>
+      <w:proofErr w:type="spellStart"/>
+      <w:r>
+        <w:t>that</w:t>
+      </w:r>
+      <w:proofErr w:type="spellEnd"/>
+      <w:r>
+        <w:t xml:space="preserve"> </w:t>
+      </w:r>
+      <w:proofErr w:type="spellStart"/>
+      <w:r>
+        <w:t>would</w:t>
+      </w:r>
+      <w:proofErr w:type="spellEnd"/>
+      <w:r>
+        <w:t xml:space="preserve"> produce </w:t>
+      </w:r>
+      <w:proofErr w:type="spellStart"/>
+      <w:r>
         <w:t>working</w:t>
       </w:r>
       <w:proofErr w:type="spellEnd"/>
       <w:r>
+        <w:t xml:space="preserve"> </w:t>
+      </w:r>
+      <w:proofErr w:type="spellStart"/>
+      <w:r>
+        <w:t>papers</w:t>
+      </w:r>
+      <w:proofErr w:type="spellEnd"/>
+      <w:r>
+        <w:t xml:space="preserve"> </w:t>
+      </w:r>
+      <w:proofErr w:type="spellStart"/>
+      <w:r>
+        <w:t>traceable</w:t>
+      </w:r>
+      <w:proofErr w:type="spellEnd"/>
+      <w:r>
+        <w:t xml:space="preserve"> </w:t>
+      </w:r>
+      <w:proofErr w:type="spellStart"/>
+      <w:r>
+        <w:t>to</w:t>
+      </w:r>
+      <w:proofErr w:type="spellEnd"/>
+      <w:r>
+        <w:t xml:space="preserve"> a </w:t>
+      </w:r>
+      <w:proofErr w:type="spellStart"/>
+      <w:r>
+        <w:t>reference</w:t>
+      </w:r>
+      <w:proofErr w:type="spellEnd"/>
+      <w:r>
+        <w:t xml:space="preserve"> </w:t>
+      </w:r>
+      <w:proofErr w:type="spellStart"/>
+      <w:r>
+        <w:t>framework</w:t>
+      </w:r>
+      <w:proofErr w:type="spellEnd"/>
+      <w:r>
         <w:t xml:space="preserve">. </w:t>
       </w:r>
       <w:proofErr w:type="spellStart"/>
@@ -5059,7 +5454,7 @@
       </w:r>
       <w:proofErr w:type="spellStart"/>
       <w:r>
-        <w:t>objective</w:t>
+        <w:t>method</w:t>
       </w:r>
       <w:proofErr w:type="spellEnd"/>
       <w:r>
@@ -5067,7 +5462,7 @@
       </w:r>
       <w:proofErr w:type="spellStart"/>
       <w:r>
-        <w:t>was</w:t>
+        <w:t>followed</w:t>
       </w:r>
       <w:proofErr w:type="spellEnd"/>
       <w:r>
@@ -5075,7 +5470,7 @@
       </w:r>
       <w:proofErr w:type="spellStart"/>
       <w:r>
-        <w:t>to</w:t>
+        <w:t>the</w:t>
       </w:r>
       <w:proofErr w:type="spellEnd"/>
       <w:r>
@@ -5083,7 +5478,7 @@
       </w:r>
       <w:proofErr w:type="spellStart"/>
       <w:r>
-        <w:t>develop</w:t>
+        <w:t>sequence</w:t>
       </w:r>
       <w:proofErr w:type="spellEnd"/>
       <w:r>
@@ -5091,6 +5486,14 @@
       </w:r>
       <w:proofErr w:type="spellStart"/>
       <w:r>
+        <w:t>of</w:t>
+      </w:r>
+      <w:proofErr w:type="spellEnd"/>
+      <w:r>
+        <w:t xml:space="preserve"> </w:t>
+      </w:r>
+      <w:proofErr w:type="spellStart"/>
+      <w:r>
         <w:t>an</w:t>
       </w:r>
       <w:proofErr w:type="spellEnd"/>
@@ -5099,7 +5502,10 @@
       </w:r>
       <w:proofErr w:type="spellStart"/>
       <w:r>
-        <w:t>audit</w:t>
+        <w:t>assuranc</w:t>
+      </w:r>
+      <w:r>
+        <w:t>e</w:t>
       </w:r>
       <w:proofErr w:type="spellEnd"/>
       <w:r>
@@ -5107,6 +5513,217 @@
       </w:r>
       <w:proofErr w:type="spellStart"/>
       <w:r>
+        <w:t>engagement</w:t>
+      </w:r>
+      <w:proofErr w:type="spellEnd"/>
+      <w:r>
+        <w:t xml:space="preserve">: </w:t>
+      </w:r>
+      <w:proofErr w:type="spellStart"/>
+      <w:r>
+        <w:t>definition</w:t>
+      </w:r>
+      <w:proofErr w:type="spellEnd"/>
+      <w:r>
+        <w:t xml:space="preserve"> </w:t>
+      </w:r>
+      <w:proofErr w:type="spellStart"/>
+      <w:r>
+        <w:t>of</w:t>
+      </w:r>
+      <w:proofErr w:type="spellEnd"/>
+      <w:r>
+        <w:t xml:space="preserve"> </w:t>
+      </w:r>
+      <w:proofErr w:type="spellStart"/>
+      <w:r>
+        <w:t>the</w:t>
+      </w:r>
+      <w:proofErr w:type="spellEnd"/>
+      <w:r>
+        <w:t xml:space="preserve"> auditable universe, </w:t>
+      </w:r>
+      <w:proofErr w:type="spellStart"/>
+      <w:r>
+        <w:t>derivation</w:t>
+      </w:r>
+      <w:proofErr w:type="spellEnd"/>
+      <w:r>
+        <w:t xml:space="preserve"> </w:t>
+      </w:r>
+      <w:proofErr w:type="spellStart"/>
+      <w:r>
+        <w:t>of</w:t>
+      </w:r>
+      <w:proofErr w:type="spellEnd"/>
+      <w:r>
+        <w:t xml:space="preserve"> </w:t>
+      </w:r>
+      <w:proofErr w:type="spellStart"/>
+      <w:r>
+        <w:t>the</w:t>
+      </w:r>
+      <w:proofErr w:type="spellEnd"/>
+      <w:r>
+        <w:t xml:space="preserve"> control catalogue </w:t>
+      </w:r>
+      <w:proofErr w:type="spellStart"/>
+      <w:r>
+        <w:t>from</w:t>
+      </w:r>
+      <w:proofErr w:type="spellEnd"/>
+      <w:r>
+        <w:t xml:space="preserve"> </w:t>
+      </w:r>
+      <w:proofErr w:type="spellStart"/>
+      <w:r>
+        <w:t>recognised</w:t>
+      </w:r>
+      <w:proofErr w:type="spellEnd"/>
+      <w:r>
+        <w:t xml:space="preserve"> </w:t>
+      </w:r>
+      <w:proofErr w:type="spellStart"/>
+      <w:r>
+        <w:t>frameworks</w:t>
+      </w:r>
+      <w:proofErr w:type="spellEnd"/>
+      <w:r>
+        <w:t xml:space="preserve">, </w:t>
+      </w:r>
+      <w:proofErr w:type="spellStart"/>
+      <w:r>
+        <w:t>design</w:t>
+      </w:r>
+      <w:proofErr w:type="spellEnd"/>
+      <w:r>
+        <w:t xml:space="preserve"> </w:t>
+      </w:r>
+      <w:proofErr w:type="spellStart"/>
+      <w:r>
+        <w:t>of</w:t>
+      </w:r>
+      <w:proofErr w:type="spellEnd"/>
+      <w:r>
+        <w:t xml:space="preserve"> </w:t>
+      </w:r>
+      <w:proofErr w:type="spellStart"/>
+      <w:r>
+        <w:t>each</w:t>
+      </w:r>
+      <w:proofErr w:type="spellEnd"/>
+      <w:r>
+        <w:t xml:space="preserve"> </w:t>
+      </w:r>
+      <w:proofErr w:type="spellStart"/>
+      <w:r>
+        <w:t>test's</w:t>
+      </w:r>
+      <w:proofErr w:type="spellEnd"/>
+      <w:r>
+        <w:t xml:space="preserve"> </w:t>
+      </w:r>
+      <w:proofErr w:type="spellStart"/>
+      <w:r>
+        <w:t>procedure</w:t>
+      </w:r>
+      <w:proofErr w:type="spellEnd"/>
+      <w:r>
+        <w:t xml:space="preserve"> and </w:t>
+      </w:r>
+      <w:proofErr w:type="spellStart"/>
+      <w:r>
+        <w:t>acceptance</w:t>
+      </w:r>
+      <w:proofErr w:type="spellEnd"/>
+      <w:r>
+        <w:t xml:space="preserve"> </w:t>
+      </w:r>
+      <w:proofErr w:type="spellStart"/>
+      <w:r>
+        <w:t>criterion</w:t>
+      </w:r>
+      <w:proofErr w:type="spellEnd"/>
+      <w:r>
+        <w:t xml:space="preserve"> </w:t>
+      </w:r>
+      <w:proofErr w:type="spellStart"/>
+      <w:r>
+        <w:t>before</w:t>
+      </w:r>
+      <w:proofErr w:type="spellEnd"/>
+      <w:r>
+        <w:t xml:space="preserve"> </w:t>
+      </w:r>
+      <w:proofErr w:type="spellStart"/>
+      <w:r>
+        <w:t>execution</w:t>
+      </w:r>
+      <w:proofErr w:type="spellEnd"/>
+      <w:r>
+        <w:t xml:space="preserve">, and </w:t>
+      </w:r>
+      <w:proofErr w:type="spellStart"/>
+      <w:r>
+        <w:t>execution</w:t>
+      </w:r>
+      <w:proofErr w:type="spellEnd"/>
+      <w:r>
+        <w:t xml:space="preserve"> and </w:t>
+      </w:r>
+      <w:proofErr w:type="spellStart"/>
+      <w:r>
+        <w:t>communication</w:t>
+      </w:r>
+      <w:proofErr w:type="spellEnd"/>
+      <w:r>
+        <w:t xml:space="preserve"> </w:t>
+      </w:r>
+      <w:proofErr w:type="spellStart"/>
+      <w:r>
+        <w:t>of</w:t>
+      </w:r>
+      <w:proofErr w:type="spellEnd"/>
+      <w:r>
+        <w:t xml:space="preserve"> </w:t>
+      </w:r>
+      <w:proofErr w:type="spellStart"/>
+      <w:r>
+        <w:t>findings</w:t>
+      </w:r>
+      <w:proofErr w:type="spellEnd"/>
+      <w:r>
+        <w:t xml:space="preserve">. </w:t>
+      </w:r>
+      <w:proofErr w:type="spellStart"/>
+      <w:r>
+        <w:t>The</w:t>
+      </w:r>
+      <w:proofErr w:type="spellEnd"/>
+      <w:r>
+        <w:t xml:space="preserve"> </w:t>
+      </w:r>
+      <w:proofErr w:type="spellStart"/>
+      <w:r>
+        <w:t>result</w:t>
+      </w:r>
+      <w:proofErr w:type="spellEnd"/>
+      <w:r>
+        <w:t xml:space="preserve"> </w:t>
+      </w:r>
+      <w:proofErr w:type="spellStart"/>
+      <w:r>
+        <w:t>is</w:t>
+      </w:r>
+      <w:proofErr w:type="spellEnd"/>
+      <w:r>
+        <w:t xml:space="preserve"> Cotejo</w:t>
+      </w:r>
+      <w:r>
+        <w:t xml:space="preserve">, a </w:t>
+      </w:r>
+      <w:proofErr w:type="spellStart"/>
+      <w:r>
         <w:t>program</w:t>
       </w:r>
       <w:proofErr w:type="spellEnd"/>
@@ -5115,6 +5732,30 @@
       </w:r>
       <w:proofErr w:type="spellStart"/>
       <w:r>
+        <w:t>of</w:t>
+      </w:r>
+      <w:proofErr w:type="spellEnd"/>
+      <w:r>
+        <w:t xml:space="preserve"> </w:t>
+      </w:r>
+      <w:proofErr w:type="spellStart"/>
+      <w:r>
+        <w:t>roughly</w:t>
+      </w:r>
+      <w:proofErr w:type="spellEnd"/>
+      <w:r>
+        <w:t xml:space="preserve"> 3,400 </w:t>
+      </w:r>
+      <w:proofErr w:type="spellStart"/>
+      <w:r>
+        <w:t>lines</w:t>
+      </w:r>
+      <w:proofErr w:type="spellEnd"/>
+      <w:r>
+        <w:t xml:space="preserve"> </w:t>
+      </w:r>
+      <w:proofErr w:type="spellStart"/>
+      <w:r>
         <w:t>that</w:t>
       </w:r>
       <w:proofErr w:type="spellEnd"/>
@@ -5123,7 +5764,7 @@
       </w:r>
       <w:proofErr w:type="spellStart"/>
       <w:r>
-        <w:t>would</w:t>
+        <w:t>runs</w:t>
       </w:r>
       <w:proofErr w:type="spellEnd"/>
       <w:r>
@@ -5131,27 +5772,43 @@
       </w:r>
       <w:proofErr w:type="spellStart"/>
       <w:r>
-        <w:t>verify</w:t>
-      </w:r>
-      <w:proofErr w:type="spellEnd"/>
-      <w:r>
-        <w:t xml:space="preserve">, </w:t>
-      </w:r>
-      <w:proofErr w:type="spellStart"/>
-      <w:r>
-        <w:t>automatically</w:t>
-      </w:r>
-      <w:proofErr w:type="spellEnd"/>
-      <w:r>
-        <w:t xml:space="preserve"> and </w:t>
-      </w:r>
-      <w:proofErr w:type="spellStart"/>
-      <w:r>
-        <w:t>reproducibly</w:t>
-      </w:r>
-      <w:proofErr w:type="spellEnd"/>
-      <w:r>
-        <w:t xml:space="preserve">, </w:t>
+        <w:t>three</w:t>
+      </w:r>
+      <w:proofErr w:type="spellEnd"/>
+      <w:r>
+        <w:t xml:space="preserve"> </w:t>
+      </w:r>
+      <w:proofErr w:type="spellStart"/>
+      <w:r>
+        <w:t>families</w:t>
+      </w:r>
+      <w:proofErr w:type="spellEnd"/>
+      <w:r>
+        <w:t xml:space="preserve"> </w:t>
+      </w:r>
+      <w:proofErr w:type="spellStart"/>
+      <w:r>
+        <w:t>of</w:t>
+      </w:r>
+      <w:proofErr w:type="spellEnd"/>
+      <w:r>
+        <w:t xml:space="preserve"> </w:t>
+      </w:r>
+      <w:proofErr w:type="spellStart"/>
+      <w:r>
+        <w:t>tests</w:t>
+      </w:r>
+      <w:proofErr w:type="spellEnd"/>
+      <w:r>
+        <w:t xml:space="preserve"> </w:t>
+      </w:r>
+      <w:proofErr w:type="spellStart"/>
+      <w:r>
+        <w:t>against</w:t>
+      </w:r>
+      <w:proofErr w:type="spellEnd"/>
+      <w:r>
+        <w:t xml:space="preserve"> </w:t>
       </w:r>
       <w:proofErr w:type="spellStart"/>
       <w:r>
@@ -5163,7 +5820,7 @@
       </w:r>
       <w:proofErr w:type="spellStart"/>
       <w:r>
-        <w:t>controls</w:t>
+        <w:t>audited</w:t>
       </w:r>
       <w:proofErr w:type="spellEnd"/>
       <w:r>
@@ -5171,15 +5828,15 @@
       </w:r>
       <w:proofErr w:type="spellStart"/>
       <w:r>
-        <w:t>of</w:t>
-      </w:r>
-      <w:proofErr w:type="spellEnd"/>
-      <w:r>
-        <w:t xml:space="preserve"> a </w:t>
-      </w:r>
-      <w:proofErr w:type="spellStart"/>
-      <w:r>
-        <w:t>deployed</w:t>
+        <w:t>system</w:t>
+      </w:r>
+      <w:proofErr w:type="spellEnd"/>
+      <w:r>
+        <w:t xml:space="preserve">: </w:t>
+      </w:r>
+      <w:proofErr w:type="spellStart"/>
+      <w:r>
+        <w:t>compliance</w:t>
       </w:r>
       <w:proofErr w:type="spellEnd"/>
       <w:r>
@@ -5187,15 +5844,7 @@
       </w:r>
       <w:proofErr w:type="spellStart"/>
       <w:r>
-        <w:t>system</w:t>
-      </w:r>
-      <w:proofErr w:type="spellEnd"/>
-      <w:r>
-        <w:t xml:space="preserve">, and </w:t>
-      </w:r>
-      <w:proofErr w:type="spellStart"/>
-      <w:r>
-        <w:t>that</w:t>
+        <w:t>tests</w:t>
       </w:r>
       <w:proofErr w:type="spellEnd"/>
       <w:r>
@@ -5203,15 +5852,7 @@
       </w:r>
       <w:proofErr w:type="spellStart"/>
       <w:r>
-        <w:t>would</w:t>
-      </w:r>
-      <w:proofErr w:type="spellEnd"/>
-      <w:r>
-        <w:t xml:space="preserve"> produce </w:t>
-      </w:r>
-      <w:proofErr w:type="spellStart"/>
-      <w:r>
-        <w:t>working</w:t>
+        <w:t>against</w:t>
       </w:r>
       <w:proofErr w:type="spellEnd"/>
       <w:r>
@@ -5219,7 +5860,7 @@
       </w:r>
       <w:proofErr w:type="spellStart"/>
       <w:r>
-        <w:t>papers</w:t>
+        <w:t>infrastructure</w:t>
       </w:r>
       <w:proofErr w:type="spellEnd"/>
       <w:r>
@@ -5227,7 +5868,15 @@
       </w:r>
       <w:proofErr w:type="spellStart"/>
       <w:r>
-        <w:t>traceable</w:t>
+        <w:t>configuration</w:t>
+      </w:r>
+      <w:proofErr w:type="spellEnd"/>
+      <w:r>
+        <w:t xml:space="preserve">, substantive </w:t>
+      </w:r>
+      <w:proofErr w:type="spellStart"/>
+      <w:r>
+        <w:t>tests</w:t>
       </w:r>
       <w:proofErr w:type="spellEnd"/>
       <w:r>
@@ -5235,15 +5884,7 @@
       </w:r>
       <w:proofErr w:type="spellStart"/>
       <w:r>
-        <w:t>to</w:t>
-      </w:r>
-      <w:proofErr w:type="spellEnd"/>
-      <w:r>
-        <w:t xml:space="preserve"> a </w:t>
-      </w:r>
-      <w:proofErr w:type="spellStart"/>
-      <w:r>
-        <w:t>reference</w:t>
+        <w:t>exercising</w:t>
       </w:r>
       <w:proofErr w:type="spellEnd"/>
       <w:r>
@@ -5251,15 +5892,7 @@
       </w:r>
       <w:proofErr w:type="spellStart"/>
       <w:r>
-        <w:t>framework</w:t>
-      </w:r>
-      <w:proofErr w:type="spellEnd"/>
-      <w:r>
-        <w:t xml:space="preserve">. </w:t>
-      </w:r>
-      <w:proofErr w:type="spellStart"/>
-      <w:r>
-        <w:t>The</w:t>
+        <w:t>the</w:t>
       </w:r>
       <w:proofErr w:type="spellEnd"/>
       <w:r>
@@ -5267,7 +5900,7 @@
       </w:r>
       <w:proofErr w:type="spellStart"/>
       <w:r>
-        <w:t>method</w:t>
+        <w:t>application</w:t>
       </w:r>
       <w:proofErr w:type="spellEnd"/>
       <w:r>
@@ -5275,7 +5908,15 @@
       </w:r>
       <w:proofErr w:type="spellStart"/>
       <w:r>
-        <w:t>followed</w:t>
+        <w:t>with</w:t>
+      </w:r>
+      <w:proofErr w:type="spellEnd"/>
+      <w:r>
+        <w:t xml:space="preserve"> test </w:t>
+      </w:r>
+      <w:proofErr w:type="spellStart"/>
+      <w:r>
+        <w:t>users</w:t>
       </w:r>
       <w:proofErr w:type="spellEnd"/>
       <w:r>
@@ -5283,7 +5924,7 @@
       </w:r>
       <w:proofErr w:type="spellStart"/>
       <w:r>
-        <w:t>the</w:t>
+        <w:t>from</w:t>
       </w:r>
       <w:proofErr w:type="spellEnd"/>
       <w:r>
@@ -5291,467 +5932,22 @@
       </w:r>
       <w:proofErr w:type="spellStart"/>
       <w:r>
-        <w:t>sequence</w:t>
-      </w:r>
-      <w:proofErr w:type="spellEnd"/>
+        <w:t>different</w:t>
+      </w:r>
+      <w:proofErr w:type="spellEnd"/>
+      <w:r>
+        <w:t xml:space="preserve"> roles and </w:t>
+      </w:r>
+      <w:proofErr w:type="spellStart"/>
+      <w:r>
+        <w:t>organisations</w:t>
+      </w:r>
+      <w:proofErr w:type="spellEnd"/>
+      <w:r>
+        <w:t>, and</w:t>
+      </w:r>
       <w:r>
         <w:t xml:space="preserve"> </w:t>
-      </w:r>
-      <w:proofErr w:type="spellStart"/>
-      <w:r>
-        <w:t>of</w:t>
-      </w:r>
-      <w:proofErr w:type="spellEnd"/>
-      <w:r>
-        <w:t xml:space="preserve"> </w:t>
-      </w:r>
-      <w:proofErr w:type="spellStart"/>
-      <w:r>
-        <w:t>an</w:t>
-      </w:r>
-      <w:proofErr w:type="spellEnd"/>
-      <w:r>
-        <w:t xml:space="preserve"> </w:t>
-      </w:r>
-      <w:proofErr w:type="spellStart"/>
-      <w:r>
-        <w:t>assurance</w:t>
-      </w:r>
-      <w:proofErr w:type="spellEnd"/>
-      <w:r>
-        <w:t xml:space="preserve"> </w:t>
-      </w:r>
-      <w:proofErr w:type="spellStart"/>
-      <w:r>
-        <w:t>engagement</w:t>
-      </w:r>
-      <w:proofErr w:type="spellEnd"/>
-      <w:r>
-        <w:t xml:space="preserve">: </w:t>
-      </w:r>
-      <w:proofErr w:type="spellStart"/>
-      <w:r>
-        <w:t>definition</w:t>
-      </w:r>
-      <w:proofErr w:type="spellEnd"/>
-      <w:r>
-        <w:t xml:space="preserve"> </w:t>
-      </w:r>
-      <w:proofErr w:type="spellStart"/>
-      <w:r>
-        <w:t>of</w:t>
-      </w:r>
-      <w:proofErr w:type="spellEnd"/>
-      <w:r>
-        <w:t xml:space="preserve"> </w:t>
-      </w:r>
-      <w:proofErr w:type="spellStart"/>
-      <w:r>
-        <w:t>the</w:t>
-      </w:r>
-      <w:proofErr w:type="spellEnd"/>
-      <w:r>
-        <w:t xml:space="preserve"> auditable universe, </w:t>
-      </w:r>
-      <w:proofErr w:type="spellStart"/>
-      <w:r>
-        <w:t>derivation</w:t>
-      </w:r>
-      <w:proofErr w:type="spellEnd"/>
-      <w:r>
-        <w:t xml:space="preserve"> </w:t>
-      </w:r>
-      <w:proofErr w:type="spellStart"/>
-      <w:r>
-        <w:t>of</w:t>
-      </w:r>
-      <w:proofErr w:type="spellEnd"/>
-      <w:r>
-        <w:t xml:space="preserve"> </w:t>
-      </w:r>
-      <w:proofErr w:type="spellStart"/>
-      <w:r>
-        <w:t>the</w:t>
-      </w:r>
-      <w:proofErr w:type="spellEnd"/>
-      <w:r>
-        <w:t xml:space="preserve"> control catalogue </w:t>
-      </w:r>
-      <w:proofErr w:type="spellStart"/>
-      <w:r>
-        <w:t>from</w:t>
-      </w:r>
-      <w:proofErr w:type="spellEnd"/>
-      <w:r>
-        <w:t xml:space="preserve"> </w:t>
-      </w:r>
-      <w:proofErr w:type="spellStart"/>
-      <w:r>
-        <w:t>recognised</w:t>
-      </w:r>
-      <w:proofErr w:type="spellEnd"/>
-      <w:r>
-        <w:t xml:space="preserve"> </w:t>
-      </w:r>
-      <w:proofErr w:type="spellStart"/>
-      <w:r>
-        <w:t>frameworks</w:t>
-      </w:r>
-      <w:proofErr w:type="spellEnd"/>
-      <w:r>
-        <w:t xml:space="preserve">, </w:t>
-      </w:r>
-      <w:proofErr w:type="spellStart"/>
-      <w:r>
-        <w:t>design</w:t>
-      </w:r>
-      <w:proofErr w:type="spellEnd"/>
-      <w:r>
-        <w:t xml:space="preserve"> </w:t>
-      </w:r>
-      <w:proofErr w:type="spellStart"/>
-      <w:r>
-        <w:t>of</w:t>
-      </w:r>
-      <w:proofErr w:type="spellEnd"/>
-      <w:r>
-        <w:t xml:space="preserve"> </w:t>
-      </w:r>
-      <w:proofErr w:type="spellStart"/>
-      <w:r>
-        <w:t>each</w:t>
-      </w:r>
-      <w:proofErr w:type="spellEnd"/>
-      <w:r>
-        <w:t xml:space="preserve"> </w:t>
-      </w:r>
-      <w:proofErr w:type="spellStart"/>
-      <w:r>
-        <w:t>test's</w:t>
-      </w:r>
-      <w:proofErr w:type="spellEnd"/>
-      <w:r>
-        <w:t xml:space="preserve"> </w:t>
-      </w:r>
-      <w:proofErr w:type="spellStart"/>
-      <w:r>
-        <w:t>procedure</w:t>
-      </w:r>
-      <w:proofErr w:type="spellEnd"/>
-      <w:r>
-        <w:t xml:space="preserve"> and </w:t>
-      </w:r>
-      <w:proofErr w:type="spellStart"/>
-      <w:r>
-        <w:t>acceptance</w:t>
-      </w:r>
-      <w:proofErr w:type="spellEnd"/>
-      <w:r>
-        <w:t xml:space="preserve"> </w:t>
-      </w:r>
-      <w:proofErr w:type="spellStart"/>
-      <w:r>
-        <w:t>criterion</w:t>
-      </w:r>
-      <w:proofErr w:type="spellEnd"/>
-      <w:r>
-        <w:t xml:space="preserve"> </w:t>
-      </w:r>
-      <w:proofErr w:type="spellStart"/>
-      <w:r>
-        <w:t>before</w:t>
-      </w:r>
-      <w:proofErr w:type="spellEnd"/>
-      <w:r>
-        <w:t xml:space="preserve"> </w:t>
-      </w:r>
-      <w:proofErr w:type="spellStart"/>
-      <w:r>
-        <w:t>execution</w:t>
-      </w:r>
-      <w:proofErr w:type="spellEnd"/>
-      <w:r>
-        <w:t xml:space="preserve">, and </w:t>
-      </w:r>
-      <w:proofErr w:type="spellStart"/>
-      <w:r>
-        <w:t>execution</w:t>
-      </w:r>
-      <w:proofErr w:type="spellEnd"/>
-      <w:r>
-        <w:t xml:space="preserve"> and </w:t>
-      </w:r>
-      <w:proofErr w:type="spellStart"/>
-      <w:r>
-        <w:t>communication</w:t>
-      </w:r>
-      <w:proofErr w:type="spellEnd"/>
-      <w:r>
-        <w:t xml:space="preserve"> </w:t>
-      </w:r>
-      <w:proofErr w:type="spellStart"/>
-      <w:r>
-        <w:t>of</w:t>
-      </w:r>
-      <w:proofErr w:type="spellEnd"/>
-      <w:r>
-        <w:t xml:space="preserve"> </w:t>
-      </w:r>
-      <w:proofErr w:type="spellStart"/>
-      <w:r>
-        <w:t>findings</w:t>
-      </w:r>
-      <w:proofErr w:type="spellEnd"/>
-      <w:r>
-        <w:t xml:space="preserve">. </w:t>
-      </w:r>
-      <w:proofErr w:type="spellStart"/>
-      <w:r>
-        <w:t>The</w:t>
-      </w:r>
-      <w:proofErr w:type="spellEnd"/>
-      <w:r>
-        <w:t xml:space="preserve"> </w:t>
-      </w:r>
-      <w:proofErr w:type="spellStart"/>
-      <w:r>
-        <w:t>result</w:t>
-      </w:r>
-      <w:proofErr w:type="spellEnd"/>
-      <w:r>
-        <w:t xml:space="preserve"> </w:t>
-      </w:r>
-      <w:proofErr w:type="spellStart"/>
-      <w:r>
-        <w:t>is</w:t>
-      </w:r>
-      <w:proofErr w:type="spellEnd"/>
-      <w:r>
-        <w:t xml:space="preserve"> Cotejo, a </w:t>
-      </w:r>
-      <w:proofErr w:type="spellStart"/>
-      <w:r>
-        <w:t>program</w:t>
-      </w:r>
-      <w:proofErr w:type="spellEnd"/>
-      <w:r>
-        <w:t xml:space="preserve"> </w:t>
-      </w:r>
-      <w:proofErr w:type="spellStart"/>
-      <w:r>
-        <w:t>of</w:t>
-      </w:r>
-      <w:proofErr w:type="spellEnd"/>
-      <w:r>
-        <w:t xml:space="preserve"> </w:t>
-      </w:r>
-      <w:proofErr w:type="spellStart"/>
-      <w:r>
-        <w:t>roughly</w:t>
-      </w:r>
-      <w:proofErr w:type="spellEnd"/>
-      <w:r>
-        <w:t xml:space="preserve"> 3,400 </w:t>
-      </w:r>
-      <w:proofErr w:type="spellStart"/>
-      <w:r>
-        <w:t>lines</w:t>
-      </w:r>
-      <w:proofErr w:type="spellEnd"/>
-      <w:r>
-        <w:t xml:space="preserve"> </w:t>
-      </w:r>
-      <w:proofErr w:type="spellStart"/>
-      <w:r>
-        <w:t>that</w:t>
-      </w:r>
-      <w:proofErr w:type="spellEnd"/>
-      <w:r>
-        <w:t xml:space="preserve"> </w:t>
-      </w:r>
-      <w:proofErr w:type="spellStart"/>
-      <w:r>
-        <w:t>runs</w:t>
-      </w:r>
-      <w:proofErr w:type="spellEnd"/>
-      <w:r>
-        <w:t xml:space="preserve"> </w:t>
-      </w:r>
-      <w:proofErr w:type="spellStart"/>
-      <w:r>
-        <w:t>three</w:t>
-      </w:r>
-      <w:proofErr w:type="spellEnd"/>
-      <w:r>
-        <w:t xml:space="preserve"> </w:t>
-      </w:r>
-      <w:proofErr w:type="spellStart"/>
-      <w:r>
-        <w:t>families</w:t>
-      </w:r>
-      <w:proofErr w:type="spellEnd"/>
-      <w:r>
-        <w:t xml:space="preserve"> </w:t>
-      </w:r>
-      <w:proofErr w:type="spellStart"/>
-      <w:r>
-        <w:t>of</w:t>
-      </w:r>
-      <w:proofErr w:type="spellEnd"/>
-      <w:r>
-        <w:t xml:space="preserve"> </w:t>
-      </w:r>
-      <w:proofErr w:type="spellStart"/>
-      <w:r>
-        <w:t>tests</w:t>
-      </w:r>
-      <w:proofErr w:type="spellEnd"/>
-      <w:r>
-        <w:t xml:space="preserve"> </w:t>
-      </w:r>
-      <w:proofErr w:type="spellStart"/>
-      <w:r>
-        <w:t>against</w:t>
-      </w:r>
-      <w:proofErr w:type="spellEnd"/>
-      <w:r>
-        <w:t xml:space="preserve"> </w:t>
-      </w:r>
-      <w:proofErr w:type="spellStart"/>
-      <w:r>
-        <w:t>the</w:t>
-      </w:r>
-      <w:proofErr w:type="spellEnd"/>
-      <w:r>
-        <w:t xml:space="preserve"> </w:t>
-      </w:r>
-      <w:proofErr w:type="spellStart"/>
-      <w:r>
-        <w:t>audited</w:t>
-      </w:r>
-      <w:proofErr w:type="spellEnd"/>
-      <w:r>
-        <w:t xml:space="preserve"> </w:t>
-      </w:r>
-      <w:proofErr w:type="spellStart"/>
-      <w:r>
-        <w:t>system</w:t>
-      </w:r>
-      <w:proofErr w:type="spellEnd"/>
-      <w:r>
-        <w:t xml:space="preserve">: </w:t>
-      </w:r>
-      <w:proofErr w:type="spellStart"/>
-      <w:r>
-        <w:t>compliance</w:t>
-      </w:r>
-      <w:proofErr w:type="spellEnd"/>
-      <w:r>
-        <w:t xml:space="preserve"> </w:t>
-      </w:r>
-      <w:proofErr w:type="spellStart"/>
-      <w:r>
-        <w:t>tests</w:t>
-      </w:r>
-      <w:proofErr w:type="spellEnd"/>
-      <w:r>
-        <w:t xml:space="preserve"> </w:t>
-      </w:r>
-      <w:proofErr w:type="spellStart"/>
-      <w:r>
-        <w:t>against</w:t>
-      </w:r>
-      <w:proofErr w:type="spellEnd"/>
-      <w:r>
-        <w:t xml:space="preserve"> </w:t>
-      </w:r>
-      <w:proofErr w:type="spellStart"/>
-      <w:r>
-        <w:t>infrastructure</w:t>
-      </w:r>
-      <w:proofErr w:type="spellEnd"/>
-      <w:r>
-        <w:t xml:space="preserve"> </w:t>
-      </w:r>
-      <w:proofErr w:type="spellStart"/>
-      <w:r>
-        <w:t>configuration</w:t>
-      </w:r>
-      <w:proofErr w:type="spellEnd"/>
-      <w:r>
-        <w:t xml:space="preserve">, substantive </w:t>
-      </w:r>
-      <w:proofErr w:type="spellStart"/>
-      <w:r>
-        <w:t>tests</w:t>
-      </w:r>
-      <w:proofErr w:type="spellEnd"/>
-      <w:r>
-        <w:t xml:space="preserve"> </w:t>
-      </w:r>
-      <w:proofErr w:type="spellStart"/>
-      <w:r>
-        <w:t>exercising</w:t>
-      </w:r>
-      <w:proofErr w:type="spellEnd"/>
-      <w:r>
-        <w:t xml:space="preserve"> </w:t>
-      </w:r>
-      <w:proofErr w:type="spellStart"/>
-      <w:r>
-        <w:t>the</w:t>
-      </w:r>
-      <w:proofErr w:type="spellEnd"/>
-      <w:r>
-        <w:t xml:space="preserve"> </w:t>
-      </w:r>
-      <w:proofErr w:type="spellStart"/>
-      <w:r>
-        <w:t>application</w:t>
-      </w:r>
-      <w:proofErr w:type="spellEnd"/>
-      <w:r>
-        <w:t xml:space="preserve"> </w:t>
-      </w:r>
-      <w:proofErr w:type="spellStart"/>
-      <w:r>
-        <w:t>with</w:t>
-      </w:r>
-      <w:proofErr w:type="spellEnd"/>
-      <w:r>
-        <w:t xml:space="preserve"> test </w:t>
-      </w:r>
-      <w:proofErr w:type="spellStart"/>
-      <w:r>
-        <w:t>users</w:t>
-      </w:r>
-      <w:proofErr w:type="spellEnd"/>
-      <w:r>
-        <w:t xml:space="preserve"> </w:t>
-      </w:r>
-      <w:proofErr w:type="spellStart"/>
-      <w:r>
-        <w:t>from</w:t>
-      </w:r>
-      <w:proofErr w:type="spellEnd"/>
-      <w:r>
-        <w:t xml:space="preserve"> </w:t>
-      </w:r>
-      <w:proofErr w:type="spellStart"/>
-      <w:r>
-        <w:t>different</w:t>
-      </w:r>
-      <w:proofErr w:type="spellEnd"/>
-      <w:r>
-        <w:t xml:space="preserve"> roles and </w:t>
-      </w:r>
-      <w:proofErr w:type="spellStart"/>
-      <w:r>
-        <w:t>organisations</w:t>
-      </w:r>
-      <w:proofErr w:type="spellEnd"/>
-      <w:r>
-        <w:t xml:space="preserve">, and </w:t>
       </w:r>
       <w:proofErr w:type="spellStart"/>
       <w:r>
@@ -5992,7 +6188,10 @@
       </w:r>
       <w:proofErr w:type="spellEnd"/>
       <w:r>
-        <w:t xml:space="preserve"> eleven control </w:t>
+        <w:t xml:space="preserve"> eleven contr</w:t>
+      </w:r>
+      <w:r>
+        <w:t xml:space="preserve">ol </w:t>
       </w:r>
       <w:proofErr w:type="spellStart"/>
       <w:r>
@@ -6224,7 +6423,10 @@
       </w:r>
       <w:proofErr w:type="spellEnd"/>
       <w:r>
-        <w:t xml:space="preserve"> manual </w:t>
+        <w:t xml:space="preserve"> </w:t>
+      </w:r>
+      <w:r>
+        <w:t xml:space="preserve">manual </w:t>
       </w:r>
       <w:proofErr w:type="spellStart"/>
       <w:r>
@@ -6377,7 +6579,7 @@
         <w:pStyle w:val="Ttulo1"/>
         <w:spacing w:before="240" w:after="120"/>
       </w:pPr>
-      <w:bookmarkStart w:id="6" w:name="_Toc241342885"/>
+      <w:bookmarkStart w:id="6" w:name="_Toc241344379"/>
       <w:r>
         <w:t>2. Introducción y evolución del proyecto</w:t>
       </w:r>
@@ -6388,7 +6590,13 @@
         <w:jc w:val="both"/>
       </w:pPr>
       <w:r>
-        <w:t>La Entrega 1 presentó Cotejo como una idea: un catálogo de ocho controles, un ejecutor por construir y un almacén de papeles de trabajo previsto. Este documento presenta el programa construido, ejecutado contra un sistema real desplegado en la nube, y el informe de auditoría que produjo. La diferencia entre ambos documentos es la que separa una propuesta de un resultado.</w:t>
+        <w:t>La Entrega 1 presentó Cot</w:t>
+      </w:r>
+      <w:r>
+        <w:t>ejo como una idea: un catálogo de ocho controles, un ejecutor por construir y un almacén de papeles de trabajo previsto. Este documento presenta el programa construido, ejecutado contra un sistema real desplegado en la nube, y el informe de auditoría que p</w:t>
+      </w:r>
+      <w:r>
+        <w:t>rodujo. La diferencia entre ambos documentos es la que separa una propuesta de un resultado.</w:t>
       </w:r>
     </w:p>
     <w:p>
@@ -6396,7 +6604,16 @@
         <w:jc w:val="both"/>
       </w:pPr>
       <w:r>
-        <w:t>Tres cosas cambiaron durante la construcción, y las tres se corrigen en este documento en lugar de mantenerse por coherencia formal con lo prometido. La primera es el mecanismo de sellado. La Entrega 1 describía una firma asimétrica sobre el índice de papeles de trabajo y la publicación de una llave pública para que un tercero verificara sin acceder a la evidencia. El programa construido sella con función hash SHA-256, que permite a quien recibe los papeles confirmar que son los que el informe cita, pero no permite verificar sin tenerlos. Mantener la descripción original habría significado documentar funcionalidad inexistente, y la firma asimétrica pasa a trabajo futuro con el problema concreto que resolvería.</w:t>
+        <w:t>Tres cosas cambiaron durante la construcción, y las tres se corrigen en este documento en lugar de mantenerse por coherencia formal con lo prometido. La primera es</w:t>
+      </w:r>
+      <w:r>
+        <w:t xml:space="preserve"> el mecanismo de sellado. La Entrega 1 describía una firma asimétrica sobre el índice de papeles de trabajo y la publicación de una llave pública para que un tercero verificara sin acceder a la evidencia. El programa construido sella con función hash SHA-2</w:t>
+      </w:r>
+      <w:r>
+        <w:t>56, que permite a quien recibe los papeles confirmar que son los que el informe cita, pero no permite verificar sin tenerlos. Mantener la descripción original habría significado documentar funcionalidad inexistente, y la firma asimétrica pasa a trabajo fut</w:t>
+      </w:r>
+      <w:r>
+        <w:t>uro con el problema concreto que resolvería.</w:t>
       </w:r>
     </w:p>
     <w:p>
@@ -6408,7 +6625,10 @@
       </w:r>
       <w:r>
         <w:lastRenderedPageBreak/>
-        <w:t>proyecto. Ese incidente produjo un control nuevo, partido en tres comprobaciones por una razón metodológica que se explica en el apartado 6.2. El catálogo pasó de ocho controles a diez entradas que producen once resultados.</w:t>
+        <w:t>proyecto. Ese inc</w:t>
+      </w:r>
+      <w:r>
+        <w:t>idente produjo un control nuevo, partido en tres comprobaciones por una razón metodológica que se explica en el apartado 6.2. El catálogo pasó de ocho controles a diez entradas que producen once resultados.</w:t>
       </w:r>
     </w:p>
     <w:p>
@@ -6416,7 +6636,10 @@
         <w:jc w:val="both"/>
       </w:pPr>
       <w:r>
-        <w:t>La tercera es el alcance de la ejecución. La Entrega 1 preveía auditar un sistema que todavía no existía. La ejecución de referencia de este documento se realizó contra el sistema desplegado en la cuenta del laboratorio, no contra una pila local, lo que eleva el valor probatorio de cada papel de trabajo.</w:t>
+        <w:t>La tercera es el alcance de la ejecución. La Entr</w:t>
+      </w:r>
+      <w:r>
+        <w:t>ega 1 preveía auditar un sistema que todavía no existía. La ejecución de referencia de este documento se realizó contra el sistema desplegado en la cuenta del laboratorio, no contra una pila local, lo que eleva el valor probatorio de cada papel de trabajo.</w:t>
       </w:r>
     </w:p>
     <w:p>
@@ -6424,7 +6647,13 @@
         <w:jc w:val="both"/>
       </w:pPr>
       <w:r>
-        <w:t>Lo que no cambió es el planteamiento: un control declarado no es un control verificado, y la distancia entre ambos solo se cierra ejercitando el sistema y conservando la prueba de lo que se hizo. Los apartados 3 a 5 presentan el problema y los requisitos del programa, del 6 al 8 su arquitectura, su diseño y su implementación, el 9 la verificación del propio programa y la ejecución de la auditoría, del 10 al 13 la seguridad, la calidad, la gestión y los riesgos, y los apartados 14 y 15 los resultados y las conclusiones.</w:t>
+        <w:t xml:space="preserve">Lo que no cambió es el planteamiento: un control declarado no es un control verificado, y la distancia entre ambos solo se cierra ejercitando el sistema y conservando la prueba de lo que se hizo. Los apartados 3 a 5 presentan el problema y los requisitos </w:t>
+      </w:r>
+      <w:r>
+        <w:t xml:space="preserve">del programa, del 6 al 8 su arquitectura, su diseño y su implementación, el 9 la verificación del propio programa y la ejecución de la auditoría, del 10 al 13 la seguridad, la calidad, la gestión y los riesgos, y los apartados 14 y 15 los resultados y las </w:t>
+      </w:r>
+      <w:r>
+        <w:t>conclusiones.</w:t>
       </w:r>
     </w:p>
     <w:p>
@@ -6432,7 +6661,7 @@
         <w:pStyle w:val="Ttulo1"/>
         <w:spacing w:before="240" w:after="120"/>
       </w:pPr>
-      <w:bookmarkStart w:id="7" w:name="_Toc241342886"/>
+      <w:bookmarkStart w:id="7" w:name="_Toc241344380"/>
       <w:r>
         <w:t>3. Problema, pregunta, objetivos y alcance ajustados</w:t>
       </w:r>
@@ -6443,7 +6672,7 @@
         <w:pStyle w:val="Ttulo2"/>
         <w:spacing w:before="240" w:after="120"/>
       </w:pPr>
-      <w:bookmarkStart w:id="8" w:name="_Toc241342887"/>
+      <w:bookmarkStart w:id="8" w:name="_Toc241344381"/>
       <w:r>
         <w:t>3.1 Problema y pregunta validados</w:t>
       </w:r>
@@ -6454,7 +6683,13 @@
         <w:jc w:val="both"/>
       </w:pPr>
       <w:r>
-        <w:t>Un control declarado no es un control verificado. En un sistema desplegado en la nube, la afirmación de que los datos están cifrados, de que el registro de actividad está activo o de que una operación está restringida por rol suele apoyarse en un documento de diseño o en la memoria de quien configuró el servicio. La situación deseada es distinta: cada control con una prueba ejecutable asociada, una evidencia conservada y un resultado que un tercero pueda reproducir.</w:t>
+        <w:t>Un control declarado no es un control verificado. En un sistema desplegado en la nube, la afirmación de que los datos están cifrados, de que el registro de</w:t>
+      </w:r>
+      <w:r>
+        <w:t xml:space="preserve"> actividad está activo o de que una operación está restringida por rol suele apoyarse en un documento de diseño o en la memoria de quien configuró el servicio. La situación deseada es distinta: cada control con una prueba ejecutable asociada, una evidencia</w:t>
+      </w:r>
+      <w:r>
+        <w:t xml:space="preserve"> conservada y un resultado que un tercero pueda reproducir.</w:t>
       </w:r>
     </w:p>
     <w:p>
@@ -6466,7 +6701,13 @@
       </w:r>
       <w:r>
         <w:lastRenderedPageBreak/>
-        <w:t>política de recurso que autoriza de manera explícita a cualquier principal, y después comprobó su comportamiento real: toda invocación se rechaza. La configuración declarada y el comportamiento efectivo se contradicen. Un procedimiento de auditoría basado en leer configuraciones habría concluido que existía un punto de acceso abierto, que es un hallazgo falso; uno basado en ejercitar el sistema concluye lo contrario. La observación es recuperable: el comando y la petición pueden repetirse y producen el mismo resultado.</w:t>
+        <w:t>política de re</w:t>
+      </w:r>
+      <w:r>
+        <w:t>curso que autoriza de manera explícita a cualquier principal, y después comprobó su comportamiento real: toda invocación se rechaza. La configuración declarada y el comportamiento efectivo se contradicen. Un procedimiento de auditoría basado en leer config</w:t>
+      </w:r>
+      <w:r>
+        <w:t>uraciones habría concluido que existía un punto de acceso abierto, que es un hallazgo falso; uno basado en ejercitar el sistema concluye lo contrario. La observación es recuperable: el comando y la petición pueden repetirse y producen el mismo resultado.</w:t>
       </w:r>
     </w:p>
     <w:p>
@@ -6474,7 +6715,13 @@
         <w:jc w:val="both"/>
       </w:pPr>
       <w:r>
-        <w:t>La construcción del programa añadió una segunda validación del problema, esta vez no buscada. El propio equipo introdujo un defecto de seguridad real, un secreto de firma versionado en un repositorio público, y no lo advirtió en sus revisiones manuales del código y de la documentación. Lo detectó el control automatizado. Ese episodio es la mejor evidencia disponible de que el problema planteado existe: quien construye un sistema no es un buen verificador de sus propios controles.</w:t>
+        <w:t>L</w:t>
+      </w:r>
+      <w:r>
+        <w:t xml:space="preserve">a construcción del programa añadió una segunda validación del problema, esta vez no buscada. El propio equipo introdujo un defecto de seguridad real, un secreto de firma versionado en un repositorio público, y no lo advirtió en sus revisiones manuales del </w:t>
+      </w:r>
+      <w:r>
+        <w:t>código y de la documentación. Lo detectó el control automatizado. Ese episodio es la mejor evidencia disponible de que el problema planteado existe: quien construye un sistema no es un buen verificador de sus propios controles.</w:t>
       </w:r>
     </w:p>
     <w:p>
@@ -6482,7 +6729,13 @@
         <w:jc w:val="both"/>
       </w:pPr>
       <w:r>
-        <w:t>La pregunta de proyecto se mantiene: ¿cómo diseñar y ejecutar un programa de auditoría que verifique de forma automatizada y reproducible los controles de un sistema desplegado en la nube, cubriendo tanto la configuración de la infraestructura como el comportamiento efectivo de los controles de la aplicación, y que produzca papeles de trabajo cuya integridad y trazabilidad puedan comprobarse por un tercero? El apartado 14 discute la respuesta obtenida y sus límites.</w:t>
+        <w:t>La pregunta de proyecto se m</w:t>
+      </w:r>
+      <w:r>
+        <w:t>antiene: ¿cómo diseñar y ejecutar un programa de auditoría que verifique de forma automatizada y reproducible los controles de un sistema desplegado en la nube, cubriendo tanto la configuración de la infraestructura como el comportamiento efectivo de los c</w:t>
+      </w:r>
+      <w:r>
+        <w:t>ontroles de la aplicación, y que produzca papeles de trabajo cuya integridad y trazabilidad puedan comprobarse por un tercero? El apartado 14 discute la respuesta obtenida y sus límites.</w:t>
       </w:r>
     </w:p>
     <w:p>
@@ -6490,7 +6743,7 @@
         <w:pStyle w:val="Ttulo2"/>
         <w:spacing w:before="240" w:after="120"/>
       </w:pPr>
-      <w:bookmarkStart w:id="9" w:name="_Toc241342888"/>
+      <w:bookmarkStart w:id="9" w:name="_Toc241344382"/>
       <w:r>
         <w:t>3.2 Objetivos y trazabilidad</w:t>
       </w:r>
@@ -6508,7 +6761,10 @@
         <w:t>Objetivo general.</w:t>
       </w:r>
       <w:r>
-        <w:t xml:space="preserve"> Desarrollar un programa de auditoría de sistemas que verifique de forma automatizada y reproducible los controles de configuración, de acceso y de integridad de una aplicación desplegada en Amazon Web </w:t>
+        <w:t xml:space="preserve"> Desarrollar un program</w:t>
+      </w:r>
+      <w:r>
+        <w:t xml:space="preserve">a de auditoría de sistemas que verifique de forma automatizada y reproducible los controles de configuración, de acceso y de integridad de una aplicación desplegada en Amazon Web </w:t>
       </w:r>
       <w:proofErr w:type="spellStart"/>
       <w:r>
@@ -6516,7 +6772,10 @@
       </w:r>
       <w:proofErr w:type="spellEnd"/>
       <w:r>
-        <w:t>, generando papeles de trabajo con evidencia recuperable y trazable a un marco de referencia reconocido.</w:t>
+        <w:t>, generando papeles de trabajo con evidencia recuperable y trazable a</w:t>
+      </w:r>
+      <w:r>
+        <w:t xml:space="preserve"> un marco de referencia reconocido.</w:t>
       </w:r>
     </w:p>
     <w:p>
@@ -6578,6 +6837,12 @@
         <w:gridCol w:w="1360"/>
       </w:tblGrid>
       <w:tr>
+        <w:tblPrEx>
+          <w:tblCellMar>
+            <w:top w:w="0" w:type="dxa"/>
+            <w:bottom w:w="0" w:type="dxa"/>
+          </w:tblCellMar>
+        </w:tblPrEx>
         <w:trPr>
           <w:tblHeader/>
         </w:trPr>
@@ -6718,6 +6983,12 @@
         </w:tc>
       </w:tr>
       <w:tr>
+        <w:tblPrEx>
+          <w:tblCellMar>
+            <w:top w:w="0" w:type="dxa"/>
+            <w:bottom w:w="0" w:type="dxa"/>
+          </w:tblCellMar>
+        </w:tblPrEx>
         <w:tc>
           <w:tcPr>
             <w:tcW w:w="700" w:type="dxa"/>
@@ -6835,6 +7106,12 @@
         </w:tc>
       </w:tr>
       <w:tr>
+        <w:tblPrEx>
+          <w:tblCellMar>
+            <w:top w:w="0" w:type="dxa"/>
+            <w:bottom w:w="0" w:type="dxa"/>
+          </w:tblCellMar>
+        </w:tblPrEx>
         <w:tc>
           <w:tcPr>
             <w:tcW w:w="700" w:type="dxa"/>
@@ -6877,7 +7154,14 @@
                 <w:sz w:val="20"/>
                 <w:szCs w:val="20"/>
               </w:rPr>
-              <w:t>Diseñar el programa de pruebas de cumplimiento, sustantivas y de integridad con su criterio de aceptación.</w:t>
+              <w:t xml:space="preserve">Diseñar el programa de pruebas de cumplimiento, sustantivas y de </w:t>
+            </w:r>
+            <w:r>
+              <w:rPr>
+                <w:sz w:val="20"/>
+                <w:szCs w:val="20"/>
+              </w:rPr>
+              <w:t>integridad con su criterio de aceptación.</w:t>
             </w:r>
           </w:p>
         </w:tc>
@@ -6952,6 +7236,12 @@
         </w:tc>
       </w:tr>
       <w:tr>
+        <w:tblPrEx>
+          <w:tblCellMar>
+            <w:top w:w="0" w:type="dxa"/>
+            <w:bottom w:w="0" w:type="dxa"/>
+          </w:tblCellMar>
+        </w:tblPrEx>
         <w:tc>
           <w:tcPr>
             <w:tcW w:w="700" w:type="dxa"/>
@@ -6994,7 +7284,14 @@
                 <w:sz w:val="20"/>
                 <w:szCs w:val="20"/>
               </w:rPr>
-              <w:t>Construir el ejecutor automatizado y el almacén de papeles de trabajo con verificación de integridad.</w:t>
+              <w:t>Construir el ejecutor automatizado y el almacén de pape</w:t>
+            </w:r>
+            <w:r>
+              <w:rPr>
+                <w:sz w:val="20"/>
+                <w:szCs w:val="20"/>
+              </w:rPr>
+              <w:t>les de trabajo con verificación de integridad.</w:t>
             </w:r>
           </w:p>
         </w:tc>
@@ -7069,6 +7366,12 @@
         </w:tc>
       </w:tr>
       <w:tr>
+        <w:tblPrEx>
+          <w:tblCellMar>
+            <w:top w:w="0" w:type="dxa"/>
+            <w:bottom w:w="0" w:type="dxa"/>
+          </w:tblCellMar>
+        </w:tblPrEx>
         <w:tc>
           <w:tcPr>
             <w:tcW w:w="700" w:type="dxa"/>
@@ -7191,9 +7494,12 @@
         <w:pStyle w:val="Ttulo2"/>
         <w:spacing w:before="240" w:after="120"/>
       </w:pPr>
-      <w:bookmarkStart w:id="10" w:name="_Toc241342889"/>
-      <w:r>
-        <w:t>3.3 Alcance, exclusiones y restricciones</w:t>
+      <w:bookmarkStart w:id="10" w:name="_Toc241344383"/>
+      <w:r>
+        <w:t>3.3 Alcance, exclusione</w:t>
+      </w:r>
+      <w:r>
+        <w:t>s y restricciones</w:t>
       </w:r>
       <w:bookmarkEnd w:id="10"/>
     </w:p>
@@ -7253,6 +7559,12 @@
         <w:gridCol w:w="3960"/>
       </w:tblGrid>
       <w:tr>
+        <w:tblPrEx>
+          <w:tblCellMar>
+            <w:top w:w="0" w:type="dxa"/>
+            <w:bottom w:w="0" w:type="dxa"/>
+          </w:tblCellMar>
+        </w:tblPrEx>
         <w:trPr>
           <w:tblHeader/>
         </w:trPr>
@@ -7339,6 +7651,12 @@
         </w:tc>
       </w:tr>
       <w:tr>
+        <w:tblPrEx>
+          <w:tblCellMar>
+            <w:top w:w="0" w:type="dxa"/>
+            <w:bottom w:w="0" w:type="dxa"/>
+          </w:tblCellMar>
+        </w:tblPrEx>
         <w:tc>
           <w:tcPr>
             <w:tcW w:w="1500" w:type="dxa"/>
@@ -7410,6 +7728,12 @@
         </w:tc>
       </w:tr>
       <w:tr>
+        <w:tblPrEx>
+          <w:tblCellMar>
+            <w:top w:w="0" w:type="dxa"/>
+            <w:bottom w:w="0" w:type="dxa"/>
+          </w:tblCellMar>
+        </w:tblPrEx>
         <w:tc>
           <w:tcPr>
             <w:tcW w:w="1500" w:type="dxa"/>
@@ -7481,6 +7805,12 @@
         </w:tc>
       </w:tr>
       <w:tr>
+        <w:tblPrEx>
+          <w:tblCellMar>
+            <w:top w:w="0" w:type="dxa"/>
+            <w:bottom w:w="0" w:type="dxa"/>
+          </w:tblCellMar>
+        </w:tblPrEx>
         <w:tc>
           <w:tcPr>
             <w:tcW w:w="1500" w:type="dxa"/>
@@ -7546,12 +7876,25 @@
                 <w:sz w:val="20"/>
                 <w:szCs w:val="20"/>
               </w:rPr>
-              <w:t>Operativo. Controles C-05 a C-07. Es la cobertura que ninguna herramienta disponible ofrece.</w:t>
+              <w:t>Operativo. C</w:t>
+            </w:r>
+            <w:r>
+              <w:rPr>
+                <w:sz w:val="20"/>
+                <w:szCs w:val="20"/>
+              </w:rPr>
+              <w:t>ontroles C-05 a C-07. Es la cobertura que ninguna herramienta disponible ofrece.</w:t>
             </w:r>
           </w:p>
         </w:tc>
       </w:tr>
       <w:tr>
+        <w:tblPrEx>
+          <w:tblCellMar>
+            <w:top w:w="0" w:type="dxa"/>
+            <w:bottom w:w="0" w:type="dxa"/>
+          </w:tblCellMar>
+        </w:tblPrEx>
         <w:tc>
           <w:tcPr>
             <w:tcW w:w="1500" w:type="dxa"/>
@@ -7623,6 +7966,12 @@
         </w:tc>
       </w:tr>
       <w:tr>
+        <w:tblPrEx>
+          <w:tblCellMar>
+            <w:top w:w="0" w:type="dxa"/>
+            <w:bottom w:w="0" w:type="dxa"/>
+          </w:tblCellMar>
+        </w:tblPrEx>
         <w:tc>
           <w:tcPr>
             <w:tcW w:w="1500" w:type="dxa"/>
@@ -7666,7 +8015,14 @@
                 <w:sz w:val="20"/>
                 <w:szCs w:val="20"/>
               </w:rPr>
-              <w:t>Control de secretos en el repositorio, partido en árbol actual, historial y vigencia.</w:t>
+              <w:t xml:space="preserve">Control de secretos en el </w:t>
+            </w:r>
+            <w:r>
+              <w:rPr>
+                <w:sz w:val="20"/>
+                <w:szCs w:val="20"/>
+              </w:rPr>
+              <w:t>repositorio, partido en árbol actual, historial y vigencia.</w:t>
             </w:r>
           </w:p>
         </w:tc>
@@ -7695,6 +8051,12 @@
         </w:tc>
       </w:tr>
       <w:tr>
+        <w:tblPrEx>
+          <w:tblCellMar>
+            <w:top w:w="0" w:type="dxa"/>
+            <w:bottom w:w="0" w:type="dxa"/>
+          </w:tblCellMar>
+        </w:tblPrEx>
         <w:tc>
           <w:tcPr>
             <w:tcW w:w="1500" w:type="dxa"/>
@@ -7766,6 +8128,12 @@
         </w:tc>
       </w:tr>
       <w:tr>
+        <w:tblPrEx>
+          <w:tblCellMar>
+            <w:top w:w="0" w:type="dxa"/>
+            <w:bottom w:w="0" w:type="dxa"/>
+          </w:tblCellMar>
+        </w:tblPrEx>
         <w:tc>
           <w:tcPr>
             <w:tcW w:w="1500" w:type="dxa"/>
@@ -7831,12 +8199,25 @@
                 <w:sz w:val="20"/>
                 <w:szCs w:val="20"/>
               </w:rPr>
-              <w:t>Operativo.</w:t>
+              <w:t>Opera</w:t>
+            </w:r>
+            <w:r>
+              <w:rPr>
+                <w:sz w:val="20"/>
+                <w:szCs w:val="20"/>
+              </w:rPr>
+              <w:t>tivo.</w:t>
             </w:r>
           </w:p>
         </w:tc>
       </w:tr>
       <w:tr>
+        <w:tblPrEx>
+          <w:tblCellMar>
+            <w:top w:w="0" w:type="dxa"/>
+            <w:bottom w:w="0" w:type="dxa"/>
+          </w:tblCellMar>
+        </w:tblPrEx>
         <w:tc>
           <w:tcPr>
             <w:tcW w:w="1500" w:type="dxa"/>
@@ -7908,6 +8289,12 @@
         </w:tc>
       </w:tr>
       <w:tr>
+        <w:tblPrEx>
+          <w:tblCellMar>
+            <w:top w:w="0" w:type="dxa"/>
+            <w:bottom w:w="0" w:type="dxa"/>
+          </w:tblCellMar>
+        </w:tblPrEx>
         <w:tc>
           <w:tcPr>
             <w:tcW w:w="1500" w:type="dxa"/>
@@ -7973,12 +8360,25 @@
                 <w:sz w:val="20"/>
                 <w:szCs w:val="20"/>
               </w:rPr>
-              <w:t>Pertenecen a otros tipos de trabajo de aseguramiento.</w:t>
+              <w:t>Pertenecen a</w:t>
+            </w:r>
+            <w:r>
+              <w:rPr>
+                <w:sz w:val="20"/>
+                <w:szCs w:val="20"/>
+              </w:rPr>
+              <w:t xml:space="preserve"> otros tipos de trabajo de aseguramiento.</w:t>
             </w:r>
           </w:p>
         </w:tc>
       </w:tr>
       <w:tr>
+        <w:tblPrEx>
+          <w:tblCellMar>
+            <w:top w:w="0" w:type="dxa"/>
+            <w:bottom w:w="0" w:type="dxa"/>
+          </w:tblCellMar>
+        </w:tblPrEx>
         <w:tc>
           <w:tcPr>
             <w:tcW w:w="1500" w:type="dxa"/>
@@ -8050,6 +8450,12 @@
         </w:tc>
       </w:tr>
       <w:tr>
+        <w:tblPrEx>
+          <w:tblCellMar>
+            <w:top w:w="0" w:type="dxa"/>
+            <w:bottom w:w="0" w:type="dxa"/>
+          </w:tblCellMar>
+        </w:tblPrEx>
         <w:tc>
           <w:tcPr>
             <w:tcW w:w="1500" w:type="dxa"/>
@@ -8121,6 +8527,12 @@
         </w:tc>
       </w:tr>
       <w:tr>
+        <w:tblPrEx>
+          <w:tblCellMar>
+            <w:top w:w="0" w:type="dxa"/>
+            <w:bottom w:w="0" w:type="dxa"/>
+          </w:tblCellMar>
+        </w:tblPrEx>
         <w:tc>
           <w:tcPr>
             <w:tcW w:w="1500" w:type="dxa"/>
@@ -8186,12 +8598,25 @@
                 <w:sz w:val="20"/>
                 <w:szCs w:val="20"/>
               </w:rPr>
-              <w:t>El objeto se limita a un sistema para que la profundidad prime sobre la extensión.</w:t>
+              <w:t>El objeto se limita a un sistema para que la profundidad prime sobr</w:t>
+            </w:r>
+            <w:r>
+              <w:rPr>
+                <w:sz w:val="20"/>
+                <w:szCs w:val="20"/>
+              </w:rPr>
+              <w:t>e la extensión.</w:t>
             </w:r>
           </w:p>
         </w:tc>
       </w:tr>
       <w:tr>
+        <w:tblPrEx>
+          <w:tblCellMar>
+            <w:top w:w="0" w:type="dxa"/>
+            <w:bottom w:w="0" w:type="dxa"/>
+          </w:tblCellMar>
+        </w:tblPrEx>
         <w:tc>
           <w:tcPr>
             <w:tcW w:w="1500" w:type="dxa"/>
@@ -8263,6 +8688,12 @@
         </w:tc>
       </w:tr>
       <w:tr>
+        <w:tblPrEx>
+          <w:tblCellMar>
+            <w:top w:w="0" w:type="dxa"/>
+            <w:bottom w:w="0" w:type="dxa"/>
+          </w:tblCellMar>
+        </w:tblPrEx>
         <w:tc>
           <w:tcPr>
             <w:tcW w:w="1500" w:type="dxa"/>
@@ -8305,7 +8736,14 @@
                 <w:sz w:val="20"/>
                 <w:szCs w:val="20"/>
               </w:rPr>
-              <w:t>Firma asimétrica del índice y publicación de llave pública.</w:t>
+              <w:t>Firma asimétrica del índice y publi</w:t>
+            </w:r>
+            <w:r>
+              <w:rPr>
+                <w:sz w:val="20"/>
+                <w:szCs w:val="20"/>
+              </w:rPr>
+              <w:t>cación de llave pública.</w:t>
             </w:r>
           </w:p>
         </w:tc>
@@ -8339,7 +8777,13 @@
         <w:jc w:val="both"/>
       </w:pPr>
       <w:r>
-        <w:t>Las restricciones del entorno se mantienen: el equipo audita un sistema que él mismo construyó, no existen servicios gestionados de evaluación de configuración ni de gestión de evidencias, las credenciales caducan cada cuatro horas y el programa se ejecuta con el mismo rol compartido que dispone de permisos de escritura sobre lo que audita. Las dos últimas condiciones producen hallazgos permanentes que se declaran en cada informe.</w:t>
+        <w:t>Las restricciones del entorno se mantienen: el equipo audita un sistema que él mismo construyó, no existen servicios gestionados de</w:t>
+      </w:r>
+      <w:r>
+        <w:t xml:space="preserve"> evaluación de configuración ni de gestión de evidencias, las credenciales caducan cada cuatro horas y el programa se ejecuta con el mismo rol compartido que dispone de permisos de escritura sobre lo que audita. Las dos últimas condiciones producen hallazg</w:t>
+      </w:r>
+      <w:r>
+        <w:t>os permanentes que se declaran en cada informe.</w:t>
       </w:r>
     </w:p>
     <w:p>
@@ -8347,7 +8791,7 @@
         <w:pStyle w:val="Ttulo1"/>
         <w:spacing w:before="240" w:after="120"/>
       </w:pPr>
-      <w:bookmarkStart w:id="11" w:name="_Toc241342890"/>
+      <w:bookmarkStart w:id="11" w:name="_Toc241344384"/>
       <w:r>
         <w:t>4. Marco referencial actualizado</w:t>
       </w:r>
@@ -8358,7 +8802,7 @@
         <w:pStyle w:val="Ttulo2"/>
         <w:spacing w:before="240" w:after="120"/>
       </w:pPr>
-      <w:bookmarkStart w:id="12" w:name="_Toc241342891"/>
+      <w:bookmarkStart w:id="12" w:name="_Toc241344385"/>
       <w:r>
         <w:t>4.1 Estado del arte y antecedentes</w:t>
       </w:r>
@@ -8389,7 +8833,10 @@
       </w:r>
       <w:r>
         <w:lastRenderedPageBreak/>
-        <w:t xml:space="preserve">periódica hacia la comprobación permanente y automatizada, ejecutada sobre el propio sistema y no sobre reportes derivados de él. Chan y </w:t>
+        <w:t>periódica hacia la comprobación permanente y automatizada, ejecutada so</w:t>
+      </w:r>
+      <w:r>
+        <w:t xml:space="preserve">bre el propio sistema y no sobre reportes derivados de él. Chan y </w:t>
       </w:r>
       <w:proofErr w:type="spellStart"/>
       <w:r>
@@ -8397,7 +8844,13 @@
       </w:r>
       <w:proofErr w:type="spellEnd"/>
       <w:r>
-        <w:t xml:space="preserve"> (2011) revisaron dos décadas después su adopción práctica y señalaron que el obstáculo no era técnico sino organizativo: exige definir con precisión qué constituye una excepción y qué evidencia la sustenta, tarea que las auditorías tradicionales resolvían con criterio profesional caso por caso. Ese es exactamente el trabajo que el catálogo de controles de este proyecto formaliza, al obligar a declarar el criterio antes de ejecutar la prueba.</w:t>
+        <w:t xml:space="preserve"> (2011) revisaron dos décadas después su adopción práctica y señalaron que el obstáculo no era técnico sino organizativo: exige definir con precisión qué constituye una excepción y</w:t>
+      </w:r>
+      <w:r>
+        <w:t xml:space="preserve"> qué evidencia la sustenta, tarea que las auditorías tradicionales resolvían con criterio profesional caso por caso. Ese es exactamente el trabajo que el catálogo de controles de este proyecto formaliza, al obligar a declarar el criterio antes de ejecutar </w:t>
+      </w:r>
+      <w:r>
+        <w:t>la prueba.</w:t>
       </w:r>
     </w:p>
     <w:p>
@@ -8405,7 +8858,10 @@
         <w:jc w:val="both"/>
       </w:pPr>
       <w:r>
-        <w:t xml:space="preserve">Del lado normativo, COBIT 2019 establece objetivos de gestión sobre servicios de seguridad y sobre controles de procesos de negocio (ISACA, 2018); ITAF fija las normas de desempeño y de comunicación aplicables a un trabajo de aseguramiento, incluida la exigencia de evidencia suficiente y confiable (ISACA, 2020); ISO/IEC 27001 define los requisitos de un sistema de gestión de seguridad de la información (International </w:t>
+        <w:t>Del lado normativo, COBIT 2019 establece objetivos de gestión sobre servicios de seguridad y sobre controles de procesos de negocio (ISACA, 2018); ITAF fija las normas de desempeño y de comunicación aplicables a un trabajo de aseguramiento, incl</w:t>
+      </w:r>
+      <w:r>
+        <w:t xml:space="preserve">uida la exigencia de evidencia suficiente y confiable (ISACA, 2020); ISO/IEC 27001 define los requisitos de un sistema de gestión de seguridad de la información (International </w:t>
       </w:r>
       <w:proofErr w:type="spellStart"/>
       <w:r>
@@ -8429,7 +8885,10 @@
       </w:r>
       <w:proofErr w:type="spellEnd"/>
       <w:r>
-        <w:t xml:space="preserve">, 2022); y el conjunto de recomendaciones del Center </w:t>
+        <w:t>, 2022); y el conjunto de recomendaciones del Ce</w:t>
+      </w:r>
+      <w:r>
+        <w:t xml:space="preserve">nter </w:t>
       </w:r>
       <w:proofErr w:type="spellStart"/>
       <w:r>
@@ -8461,7 +8920,10 @@
       </w:r>
       <w:proofErr w:type="spellEnd"/>
       <w:r>
-        <w:t xml:space="preserve"> (1999) demostraron cómo encadenar registros para que una alteración posterior resulte detectable, técnica que el control C-08 verifica sobre el sistema auditado.</w:t>
+        <w:t xml:space="preserve"> (1999) demostraron c</w:t>
+      </w:r>
+      <w:r>
+        <w:t>ómo encadenar registros para que una alteración posterior resulte detectable, técnica que el control C-08 verifica sobre el sistema auditado.</w:t>
       </w:r>
     </w:p>
     <w:p>
@@ -8494,7 +8956,14 @@
           <w:i/>
           <w:iCs/>
         </w:rPr>
-        <w:t>Comparación de enfoques de verificación de controles</w:t>
+        <w:t>Comparac</w:t>
+      </w:r>
+      <w:r>
+        <w:rPr>
+          <w:i/>
+          <w:iCs/>
+        </w:rPr>
+        <w:t>ión de enfoques de verificación de controles</w:t>
       </w:r>
     </w:p>
     <w:tbl>
@@ -8522,6 +8991,12 @@
         <w:gridCol w:w="2060"/>
       </w:tblGrid>
       <w:tr>
+        <w:tblPrEx>
+          <w:tblCellMar>
+            <w:top w:w="0" w:type="dxa"/>
+            <w:bottom w:w="0" w:type="dxa"/>
+          </w:tblCellMar>
+        </w:tblPrEx>
         <w:trPr>
           <w:tblHeader/>
         </w:trPr>
@@ -8662,6 +9137,12 @@
         </w:tc>
       </w:tr>
       <w:tr>
+        <w:tblPrEx>
+          <w:tblCellMar>
+            <w:top w:w="0" w:type="dxa"/>
+            <w:bottom w:w="0" w:type="dxa"/>
+          </w:tblCellMar>
+        </w:tblPrEx>
         <w:tc>
           <w:tcPr>
             <w:tcW w:w="2000" w:type="dxa"/>
@@ -8797,6 +9278,12 @@
         </w:tc>
       </w:tr>
       <w:tr>
+        <w:tblPrEx>
+          <w:tblCellMar>
+            <w:top w:w="0" w:type="dxa"/>
+            <w:bottom w:w="0" w:type="dxa"/>
+          </w:tblCellMar>
+        </w:tblPrEx>
         <w:tc>
           <w:tcPr>
             <w:tcW w:w="2000" w:type="dxa"/>
@@ -8914,6 +9401,12 @@
         </w:tc>
       </w:tr>
       <w:tr>
+        <w:tblPrEx>
+          <w:tblCellMar>
+            <w:top w:w="0" w:type="dxa"/>
+            <w:bottom w:w="0" w:type="dxa"/>
+          </w:tblCellMar>
+        </w:tblPrEx>
         <w:tc>
           <w:tcPr>
             <w:tcW w:w="2000" w:type="dxa"/>
@@ -8979,7 +9472,14 @@
                 <w:sz w:val="20"/>
                 <w:szCs w:val="20"/>
               </w:rPr>
-              <w:t>Nula: no ejercitan la lógica de autorización de la aplicación.</w:t>
+              <w:t>Nula: no ejerc</w:t>
+            </w:r>
+            <w:r>
+              <w:rPr>
+                <w:sz w:val="20"/>
+                <w:szCs w:val="20"/>
+              </w:rPr>
+              <w:t>itan la lógica de autorización de la aplicación.</w:t>
             </w:r>
           </w:p>
         </w:tc>
@@ -9031,6 +9531,12 @@
         </w:tc>
       </w:tr>
       <w:tr>
+        <w:tblPrEx>
+          <w:tblCellMar>
+            <w:top w:w="0" w:type="dxa"/>
+            <w:bottom w:w="0" w:type="dxa"/>
+          </w:tblCellMar>
+        </w:tblPrEx>
         <w:tc>
           <w:tcPr>
             <w:tcW w:w="2000" w:type="dxa"/>
@@ -9096,7 +9602,14 @@
                 <w:sz w:val="20"/>
                 <w:szCs w:val="20"/>
               </w:rPr>
-              <w:t>Alta: invoca la aplicación con usuarios de prueba por rol y organización.</w:t>
+              <w:t xml:space="preserve">Alta: invoca la aplicación con </w:t>
+            </w:r>
+            <w:r>
+              <w:rPr>
+                <w:sz w:val="20"/>
+                <w:szCs w:val="20"/>
+              </w:rPr>
+              <w:t>usuarios de prueba por rol y organización.</w:t>
             </w:r>
           </w:p>
         </w:tc>
@@ -9175,7 +9688,13 @@
         <w:jc w:val="both"/>
       </w:pPr>
       <w:r>
-        <w:t>El vacío se lee en las dos columnas centrales y la construcción lo confirmó. Los servicios gestionados evalúan la configuración con solvencia, pero no pueden saber si un usuario del rol conductor logra crear un envío ni si un usuario de una organización alcanza los datos de otra, porque esas reglas viven en el código. Las revisiones manuales sí llegan allí, pero producen evidencia que nadie puede repetir. De los once resultados de la ejecución de referencia, cuatro corresponden a comportamiento de la aplicación y no habrían sido verificables por ninguna herramienta de configuración.</w:t>
+        <w:t>El vacío se lee en las dos columnas centrales y la construcción lo confirmó. Los servic</w:t>
+      </w:r>
+      <w:r>
+        <w:t>ios gestionados evalúan la configuración con solvencia, pero no pueden saber si un usuario del rol conductor logra crear un envío ni si un usuario de una organización alcanza los datos de otra, porque esas reglas viven en el código. Las revisiones manuales</w:t>
+      </w:r>
+      <w:r>
+        <w:t xml:space="preserve"> sí llegan allí, pero producen evidencia que nadie puede repetir. De los once resultados de la ejecución de referencia, cuatro corresponden a comportamiento de la aplicación y no habrían sido verificables por ninguna herramienta de configuración.</w:t>
       </w:r>
     </w:p>
     <w:p>
@@ -9183,9 +9702,12 @@
         <w:pStyle w:val="Ttulo2"/>
         <w:spacing w:before="240" w:after="120"/>
       </w:pPr>
-      <w:bookmarkStart w:id="13" w:name="_Toc241342892"/>
-      <w:r>
-        <w:t>4.2 Marco teórico y conceptual</w:t>
+      <w:bookmarkStart w:id="13" w:name="_Toc241344386"/>
+      <w:r>
+        <w:t>4.2 Marco</w:t>
+      </w:r>
+      <w:r>
+        <w:t xml:space="preserve"> teórico y conceptual</w:t>
       </w:r>
       <w:bookmarkEnd w:id="13"/>
     </w:p>
@@ -9204,7 +9726,10 @@
         <w:t>prueba de cumplimiento y prueba sustantiva</w:t>
       </w:r>
       <w:r>
-        <w:t xml:space="preserve">. La primera comprueba que un control existe y está configurado; la segunda comprueba que produce el efecto esperado cuando el sistema se usa. Un </w:t>
+        <w:t>. La primera comprueba que un control existe y está configurado; la segunda comprueba que produce el efecto</w:t>
+      </w:r>
+      <w:r>
+        <w:t xml:space="preserve"> esperado cuando el sistema se usa. Un </w:t>
       </w:r>
       <w:r>
         <w:lastRenderedPageBreak/>
@@ -9226,7 +9751,10 @@
         <w:t>papel de trabajo</w:t>
       </w:r>
       <w:r>
-        <w:t xml:space="preserve"> como unidad de evidencia. Un papel de trabajo no es una captura: conserva el procedimiento ejecutado, la salida literal sin editar, el momento, la identidad bajo la que se ejecutó y una huella que hace detectable su modificación posterior. Sin esas cinco piezas, un resultado de auditoría es una afirmación.</w:t>
+        <w:t xml:space="preserve"> como unidad de evidencia. Un papel de trabajo no es una captura: conse</w:t>
+      </w:r>
+      <w:r>
+        <w:t>rva el procedimiento ejecutado, la salida literal sin editar, el momento, la identidad bajo la que se ejecutó y una huella que hace detectable su modificación posterior. Sin esas cinco piezas, un resultado de auditoría es una afirmación.</w:t>
       </w:r>
     </w:p>
     <w:p>
@@ -9241,10 +9769,20 @@
           <w:b/>
           <w:bCs/>
         </w:rPr>
-        <w:t>tercera conclusión posible</w:t>
-      </w:r>
-      <w:r>
-        <w:t>. Además de conforme y desviado, el programa admite el estado no ejecutado, para los controles que no pudieron probarse. Mezclar ese estado con cualquiera de los otros dos informa más cobertura de la que hubo: lo que no se pudo revisar no está aprobado, está pendiente. El informe los cuenta por separado.</w:t>
+        <w:t>t</w:t>
+      </w:r>
+      <w:r>
+        <w:rPr>
+          <w:b/>
+          <w:bCs/>
+        </w:rPr>
+        <w:t>ercera conclusión posible</w:t>
+      </w:r>
+      <w:r>
+        <w:t>. Además de conforme y desviado, el programa admite el estado no ejecutado, para los controles que no pudieron probarse. Mezclar ese estado con cualquiera de los otros dos informa más cobertura de la que hubo: lo que no se pudo rev</w:t>
+      </w:r>
+      <w:r>
+        <w:t>isar no está aprobado, está pendiente. El informe los cuenta por separado.</w:t>
       </w:r>
     </w:p>
     <w:p>
@@ -9262,7 +9800,10 @@
         <w:t>validación en doble sentido</w:t>
       </w:r>
       <w:r>
-        <w:t>. Comprobar que una prueba informa conformidad cuando el control está bien no demuestra que la prueba sirva: una prueba mal escrita que siempre devuelva conforme pasaría ese examen. Demostrarlo exige verificar que informa desviación cuando el control se rompe a propósito. El control C-08 se valida así, y el apartado 9.1 explica por qué no todos pueden serlo.</w:t>
+        <w:t>. Comprobar que una prueba informa conformidad cuando el control está bien no demuestra que la prueba sirva: una prueba mal escrita que si</w:t>
+      </w:r>
+      <w:r>
+        <w:t>empre devuelva conforme pasaría ese examen. Demostrarlo exige verificar que informa desviación cuando el control se rompe a propósito. El control C-08 se valida así, y el apartado 9.1 explica por qué no todos pueden serlo.</w:t>
       </w:r>
     </w:p>
     <w:p>
@@ -9270,7 +9811,7 @@
         <w:pStyle w:val="Ttulo2"/>
         <w:spacing w:before="240" w:after="120"/>
       </w:pPr>
-      <w:bookmarkStart w:id="14" w:name="_Toc241342893"/>
+      <w:bookmarkStart w:id="14" w:name="_Toc241344387"/>
       <w:r>
         <w:t>4.3 Marco contextual</w:t>
       </w:r>
@@ -9281,7 +9822,10 @@
         <w:jc w:val="both"/>
       </w:pPr>
       <w:r>
-        <w:t xml:space="preserve">El objeto de auditoría es Rastro, un sistema de trazabilidad de envíos desplegado en AWS </w:t>
+        <w:t>El objeto de</w:t>
+      </w:r>
+      <w:r>
+        <w:t xml:space="preserve"> auditoría es Rastro, un sistema de trazabilidad de envíos desplegado en AWS </w:t>
       </w:r>
       <w:proofErr w:type="spellStart"/>
       <w:r>
@@ -9305,7 +9849,10 @@
       </w:r>
       <w:proofErr w:type="spellEnd"/>
       <w:r>
-        <w:t xml:space="preserve"> y construido por los mismos integrantes en el marco de otra asignatura. Esa condición tiene una ventaja y un costo. La ventaja es el acceso completo a la configuración, al código y a los registros, que permite construir pruebas que un auditor externo no alcanzaría. El costo es una amenaza a la independencia que se declara y se atiende en el apartado 10.</w:t>
+        <w:t xml:space="preserve"> y construido por los mismos integrantes en el marco de otra asignatura. Esa condición tiene una ventaja y un costo. La ventaja es el acceso completo a la confi</w:t>
+      </w:r>
+      <w:r>
+        <w:t>guración, al código y a los registros, que permite construir pruebas que un auditor externo no alcanzaría. El costo es una amenaza a la independencia que se declara y se atiende en el apartado 10.</w:t>
       </w:r>
     </w:p>
     <w:p>
@@ -9313,11 +9860,17 @@
         <w:jc w:val="both"/>
       </w:pPr>
       <w:r>
-        <w:t xml:space="preserve">El entorno impone tres condiciones relevantes: las credenciales caducan cada cuatro horas, el presupuesto es limitado y no están disponibles los servicios gestionados de evaluación continua de </w:t>
+        <w:t>El entorno impone tres condiciones relevantes: las credenci</w:t>
+      </w:r>
+      <w:r>
+        <w:t xml:space="preserve">ales caducan cada cuatro horas, el presupuesto es limitado y no están disponibles los servicios gestionados de evaluación continua de </w:t>
       </w:r>
       <w:r>
         <w:lastRenderedPageBreak/>
-        <w:t>configuración que un auditor usaría en producción. Esa última ausencia es la que obliga a construir el programa y la que convierte el proyecto en un ejercicio de ingeniería y no en la operación de una herramienta comercial.</w:t>
+        <w:t>configuración que un auditor usaría en producción. Esa última ausencia es la que obliga a construir el programa y la que c</w:t>
+      </w:r>
+      <w:r>
+        <w:t>onvierte el proyecto en un ejercicio de ingeniería y no en la operación de una herramienta comercial.</w:t>
       </w:r>
     </w:p>
     <w:p>
@@ -9325,7 +9878,7 @@
         <w:pStyle w:val="Ttulo2"/>
         <w:spacing w:before="240" w:after="120"/>
       </w:pPr>
-      <w:bookmarkStart w:id="15" w:name="_Toc241342894"/>
+      <w:bookmarkStart w:id="15" w:name="_Toc241344388"/>
       <w:r>
         <w:t>4.4 Marco normativo, ético y de estándares</w:t>
       </w:r>
@@ -9344,7 +9897,10 @@
       </w:r>
       <w:proofErr w:type="spellEnd"/>
       <w:r>
-        <w:t xml:space="preserve"> y aplica tres medidas, descritas en el apartado 10, sin afirmar que alcancen el grado de independencia de una revisión externa.</w:t>
+        <w:t xml:space="preserve"> y</w:t>
+      </w:r>
+      <w:r>
+        <w:t xml:space="preserve"> aplica tres medidas, descritas en el apartado 10, sin afirmar que alcancen el grado de independencia de una revisión externa.</w:t>
       </w:r>
     </w:p>
     <w:p>
@@ -9377,7 +9933,14 @@
           <w:i/>
           <w:iCs/>
         </w:rPr>
-        <w:t>Marcos de referencia aplicados y su materialización en el catálogo</w:t>
+        <w:t>Marcos de referencia aplicados y su materiali</w:t>
+      </w:r>
+      <w:r>
+        <w:rPr>
+          <w:i/>
+          <w:iCs/>
+        </w:rPr>
+        <w:t>zación en el catálogo</w:t>
       </w:r>
     </w:p>
     <w:tbl>
@@ -9403,6 +9966,12 @@
         <w:gridCol w:w="3460"/>
       </w:tblGrid>
       <w:tr>
+        <w:tblPrEx>
+          <w:tblCellMar>
+            <w:top w:w="0" w:type="dxa"/>
+            <w:bottom w:w="0" w:type="dxa"/>
+          </w:tblCellMar>
+        </w:tblPrEx>
         <w:trPr>
           <w:tblHeader/>
         </w:trPr>
@@ -9489,6 +10058,12 @@
         </w:tc>
       </w:tr>
       <w:tr>
+        <w:tblPrEx>
+          <w:tblCellMar>
+            <w:top w:w="0" w:type="dxa"/>
+            <w:bottom w:w="0" w:type="dxa"/>
+          </w:tblCellMar>
+        </w:tblPrEx>
         <w:tc>
           <w:tcPr>
             <w:tcW w:w="2700" w:type="dxa"/>
@@ -9560,6 +10135,12 @@
         </w:tc>
       </w:tr>
       <w:tr>
+        <w:tblPrEx>
+          <w:tblCellMar>
+            <w:top w:w="0" w:type="dxa"/>
+            <w:bottom w:w="0" w:type="dxa"/>
+          </w:tblCellMar>
+        </w:tblPrEx>
         <w:tc>
           <w:tcPr>
             <w:tcW w:w="2700" w:type="dxa"/>
@@ -9631,6 +10212,12 @@
         </w:tc>
       </w:tr>
       <w:tr>
+        <w:tblPrEx>
+          <w:tblCellMar>
+            <w:top w:w="0" w:type="dxa"/>
+            <w:bottom w:w="0" w:type="dxa"/>
+          </w:tblCellMar>
+        </w:tblPrEx>
         <w:tc>
           <w:tcPr>
             <w:tcW w:w="2700" w:type="dxa"/>
@@ -9690,7 +10277,14 @@
                 <w:sz w:val="20"/>
                 <w:szCs w:val="20"/>
               </w:rPr>
-              <w:t>Standardization</w:t>
+              <w:t>Sta</w:t>
+            </w:r>
+            <w:r>
+              <w:rPr>
+                <w:sz w:val="20"/>
+                <w:szCs w:val="20"/>
+              </w:rPr>
+              <w:t>ndardization</w:t>
             </w:r>
             <w:proofErr w:type="spellEnd"/>
             <w:r>
@@ -9750,6 +10344,12 @@
         </w:tc>
       </w:tr>
       <w:tr>
+        <w:tblPrEx>
+          <w:tblCellMar>
+            <w:top w:w="0" w:type="dxa"/>
+            <w:bottom w:w="0" w:type="dxa"/>
+          </w:tblCellMar>
+        </w:tblPrEx>
         <w:tc>
           <w:tcPr>
             <w:tcW w:w="2700" w:type="dxa"/>
@@ -9815,12 +10415,25 @@
                 <w:sz w:val="20"/>
                 <w:szCs w:val="20"/>
               </w:rPr>
-              <w:t>C-09a, C-09b y C-09c sobre secretos en el repositorio.</w:t>
+              <w:t>C-09a, C-09b y C-09c sobre secr</w:t>
+            </w:r>
+            <w:r>
+              <w:rPr>
+                <w:sz w:val="20"/>
+                <w:szCs w:val="20"/>
+              </w:rPr>
+              <w:t>etos en el repositorio.</w:t>
             </w:r>
           </w:p>
         </w:tc>
       </w:tr>
       <w:tr>
+        <w:tblPrEx>
+          <w:tblCellMar>
+            <w:top w:w="0" w:type="dxa"/>
+            <w:bottom w:w="0" w:type="dxa"/>
+          </w:tblCellMar>
+        </w:tblPrEx>
         <w:tc>
           <w:tcPr>
             <w:tcW w:w="2700" w:type="dxa"/>
@@ -9940,6 +10553,12 @@
         </w:tc>
       </w:tr>
       <w:tr>
+        <w:tblPrEx>
+          <w:tblCellMar>
+            <w:top w:w="0" w:type="dxa"/>
+            <w:bottom w:w="0" w:type="dxa"/>
+          </w:tblCellMar>
+        </w:tblPrEx>
         <w:tc>
           <w:tcPr>
             <w:tcW w:w="2700" w:type="dxa"/>
@@ -10027,6 +10646,12 @@
         </w:tc>
       </w:tr>
       <w:tr>
+        <w:tblPrEx>
+          <w:tblCellMar>
+            <w:top w:w="0" w:type="dxa"/>
+            <w:bottom w:w="0" w:type="dxa"/>
+          </w:tblCellMar>
+        </w:tblPrEx>
         <w:tc>
           <w:tcPr>
             <w:tcW w:w="2700" w:type="dxa"/>
@@ -10092,12 +10717,25 @@
                 <w:sz w:val="20"/>
                 <w:szCs w:val="20"/>
               </w:rPr>
-              <w:t>C-09c, que comprueba que un secreto hallado ya no es aceptado por el sistema.</w:t>
+              <w:t>C-09c, que comprueba qu</w:t>
+            </w:r>
+            <w:r>
+              <w:rPr>
+                <w:sz w:val="20"/>
+                <w:szCs w:val="20"/>
+              </w:rPr>
+              <w:t>e un secreto hallado ya no es aceptado por el sistema.</w:t>
             </w:r>
           </w:p>
         </w:tc>
       </w:tr>
       <w:tr>
+        <w:tblPrEx>
+          <w:tblCellMar>
+            <w:top w:w="0" w:type="dxa"/>
+            <w:bottom w:w="0" w:type="dxa"/>
+          </w:tblCellMar>
+        </w:tblPrEx>
         <w:tc>
           <w:tcPr>
             <w:tcW w:w="2700" w:type="dxa"/>
@@ -10211,6 +10849,12 @@
         </w:tc>
       </w:tr>
       <w:tr>
+        <w:tblPrEx>
+          <w:tblCellMar>
+            <w:top w:w="0" w:type="dxa"/>
+            <w:bottom w:w="0" w:type="dxa"/>
+          </w:tblCellMar>
+        </w:tblPrEx>
         <w:tc>
           <w:tcPr>
             <w:tcW w:w="2700" w:type="dxa"/>
@@ -10253,7 +10897,14 @@
                 <w:sz w:val="20"/>
                 <w:szCs w:val="20"/>
               </w:rPr>
-              <w:t>Independencia y objetividad del auditor.</w:t>
+              <w:t>Independencia y ob</w:t>
+            </w:r>
+            <w:r>
+              <w:rPr>
+                <w:sz w:val="20"/>
+                <w:szCs w:val="20"/>
+              </w:rPr>
+              <w:t>jetividad del auditor.</w:t>
             </w:r>
           </w:p>
         </w:tc>
@@ -10298,6 +10949,12 @@
         </w:tc>
       </w:tr>
       <w:tr>
+        <w:tblPrEx>
+          <w:tblCellMar>
+            <w:top w:w="0" w:type="dxa"/>
+            <w:bottom w:w="0" w:type="dxa"/>
+          </w:tblCellMar>
+        </w:tblPrEx>
         <w:tc>
           <w:tcPr>
             <w:tcW w:w="2700" w:type="dxa"/>
@@ -10390,7 +11047,13 @@
         <w:jc w:val="both"/>
       </w:pPr>
       <w:r>
-        <w:t>En lo legal, los papeles de trabajo pueden contener fragmentos de los datos del sistema auditado. Como este opera exclusivamente con datos sintéticos, la evidencia no incorpora información personal y el proyecto no genera obligaciones bajo la Ley 1581 de 2012. Si el programa se aplicara a un sistema en producción, la evidencia sí quedaría cubierta por esa norma y exigiría minimización y acceso restringido; el diseño ya contempla lo segundo.</w:t>
+        <w:t>En lo legal, los papeles de trabajo pueden contener fragmentos de los datos del sistema auditado. Como este opera exclusivamente con datos sintéticos, la evidencia n</w:t>
+      </w:r>
+      <w:r>
+        <w:t>o incorpora información personal y el proyecto no genera obligaciones bajo la Ley 1581 de 2012. Si el programa se aplicara a un sistema en producción, la evidencia sí quedaría cubierta por esa norma y exigiría minimización y acceso restringido; el diseño y</w:t>
+      </w:r>
+      <w:r>
+        <w:t>a contempla lo segundo.</w:t>
       </w:r>
     </w:p>
     <w:p>
@@ -10398,7 +11061,7 @@
         <w:pStyle w:val="Ttulo1"/>
         <w:spacing w:before="240" w:after="120"/>
       </w:pPr>
-      <w:bookmarkStart w:id="16" w:name="_Toc241342895"/>
+      <w:bookmarkStart w:id="16" w:name="_Toc241344389"/>
       <w:r>
         <w:t>5. Partes interesadas, necesidades y requisitos consolidados</w:t>
       </w:r>
@@ -10409,7 +11072,7 @@
         <w:pStyle w:val="Ttulo2"/>
         <w:spacing w:before="240" w:after="120"/>
       </w:pPr>
-      <w:bookmarkStart w:id="17" w:name="_Toc241342896"/>
+      <w:bookmarkStart w:id="17" w:name="_Toc241344390"/>
       <w:r>
         <w:t>5.1 Actores y partes interesadas</w:t>
       </w:r>
@@ -10472,6 +11135,12 @@
         <w:gridCol w:w="2460"/>
       </w:tblGrid>
       <w:tr>
+        <w:tblPrEx>
+          <w:tblCellMar>
+            <w:top w:w="0" w:type="dxa"/>
+            <w:bottom w:w="0" w:type="dxa"/>
+          </w:tblCellMar>
+        </w:tblPrEx>
         <w:trPr>
           <w:tblHeader/>
         </w:trPr>
@@ -10585,6 +11254,12 @@
         </w:tc>
       </w:tr>
       <w:tr>
+        <w:tblPrEx>
+          <w:tblCellMar>
+            <w:top w:w="0" w:type="dxa"/>
+            <w:bottom w:w="0" w:type="dxa"/>
+          </w:tblCellMar>
+        </w:tblPrEx>
         <w:tc>
           <w:tcPr>
             <w:tcW w:w="1800" w:type="dxa"/>
@@ -10679,6 +11354,12 @@
         </w:tc>
       </w:tr>
       <w:tr>
+        <w:tblPrEx>
+          <w:tblCellMar>
+            <w:top w:w="0" w:type="dxa"/>
+            <w:bottom w:w="0" w:type="dxa"/>
+          </w:tblCellMar>
+        </w:tblPrEx>
         <w:tc>
           <w:tcPr>
             <w:tcW w:w="1800" w:type="dxa"/>
@@ -10773,6 +11454,12 @@
         </w:tc>
       </w:tr>
       <w:tr>
+        <w:tblPrEx>
+          <w:tblCellMar>
+            <w:top w:w="0" w:type="dxa"/>
+            <w:bottom w:w="0" w:type="dxa"/>
+          </w:tblCellMar>
+        </w:tblPrEx>
         <w:tc>
           <w:tcPr>
             <w:tcW w:w="1800" w:type="dxa"/>
@@ -10815,7 +11502,14 @@
                 <w:sz w:val="20"/>
                 <w:szCs w:val="20"/>
               </w:rPr>
-              <w:t>Decide sobre la aceptación o corrección de cada hallazgo según su severidad.</w:t>
+              <w:t>Dec</w:t>
+            </w:r>
+            <w:r>
+              <w:rPr>
+                <w:sz w:val="20"/>
+                <w:szCs w:val="20"/>
+              </w:rPr>
+              <w:t>ide sobre la aceptación o corrección de cada hallazgo según su severidad.</w:t>
             </w:r>
           </w:p>
         </w:tc>
@@ -10867,6 +11561,12 @@
         </w:tc>
       </w:tr>
       <w:tr>
+        <w:tblPrEx>
+          <w:tblCellMar>
+            <w:top w:w="0" w:type="dxa"/>
+            <w:bottom w:w="0" w:type="dxa"/>
+          </w:tblCellMar>
+        </w:tblPrEx>
         <w:tc>
           <w:tcPr>
             <w:tcW w:w="1800" w:type="dxa"/>
@@ -10911,7 +11611,14 @@
                 <w:sz w:val="20"/>
                 <w:szCs w:val="20"/>
               </w:rPr>
-              <w:t>Reejecuta</w:t>
+              <w:t>Re</w:t>
+            </w:r>
+            <w:r>
+              <w:rPr>
+                <w:sz w:val="20"/>
+                <w:szCs w:val="20"/>
+              </w:rPr>
+              <w:t>ejecuta</w:t>
             </w:r>
             <w:proofErr w:type="spellEnd"/>
             <w:r>
@@ -10998,7 +11705,7 @@
         <w:pStyle w:val="Ttulo2"/>
         <w:spacing w:before="240" w:after="120"/>
       </w:pPr>
-      <w:bookmarkStart w:id="18" w:name="_Toc241342897"/>
+      <w:bookmarkStart w:id="18" w:name="_Toc241344391"/>
       <w:r>
         <w:t>5.2 Requisitos funcionales, no funcionales y criterios de aceptación</w:t>
       </w:r>
@@ -11009,7 +11716,10 @@
         <w:jc w:val="both"/>
       </w:pPr>
       <w:r>
-        <w:t>Los nueve requisitos comprometidos en la Entrega 1 se mantienen. Se añade la columna de verificación con el conjunto de pruebas del propio programa que comprueba cada uno, y se ajusta el criterio de REQ-03 conforme a la corrección AC-01, porque distingue dos huellas con propósitos distintos.</w:t>
+        <w:t>Los nueve requisitos comprometidos e</w:t>
+      </w:r>
+      <w:r>
+        <w:t>n la Entrega 1 se mantienen. Se añade la columna de verificación con el conjunto de pruebas del propio programa que comprueba cada uno, y se ajusta el criterio de REQ-03 conforme a la corrección AC-01, porque distingue dos huellas con propósitos distintos.</w:t>
       </w:r>
     </w:p>
     <w:p>
@@ -11070,6 +11780,12 @@
         <w:gridCol w:w="3419"/>
       </w:tblGrid>
       <w:tr>
+        <w:tblPrEx>
+          <w:tblCellMar>
+            <w:top w:w="0" w:type="dxa"/>
+            <w:bottom w:w="0" w:type="dxa"/>
+          </w:tblCellMar>
+        </w:tblPrEx>
         <w:trPr>
           <w:tblHeader/>
         </w:trPr>
@@ -11210,6 +11926,12 @@
         </w:tc>
       </w:tr>
       <w:tr>
+        <w:tblPrEx>
+          <w:tblCellMar>
+            <w:top w:w="0" w:type="dxa"/>
+            <w:bottom w:w="0" w:type="dxa"/>
+          </w:tblCellMar>
+        </w:tblPrEx>
         <w:tc>
           <w:tcPr>
             <w:tcW w:w="800" w:type="dxa"/>
@@ -11337,12 +12059,25 @@
                 <w:sz w:val="20"/>
                 <w:szCs w:val="20"/>
               </w:rPr>
-              <w:t>/test_cotejo.py; ejecución de referencia con once resultados.</w:t>
+              <w:t>/test_cotejo.</w:t>
+            </w:r>
+            <w:r>
+              <w:rPr>
+                <w:sz w:val="20"/>
+                <w:szCs w:val="20"/>
+              </w:rPr>
+              <w:t>py; ejecución de referencia con once resultados.</w:t>
             </w:r>
           </w:p>
         </w:tc>
       </w:tr>
       <w:tr>
+        <w:tblPrEx>
+          <w:tblCellMar>
+            <w:top w:w="0" w:type="dxa"/>
+            <w:bottom w:w="0" w:type="dxa"/>
+          </w:tblCellMar>
+        </w:tblPrEx>
         <w:tc>
           <w:tcPr>
             <w:tcW w:w="800" w:type="dxa"/>
@@ -11476,6 +12211,12 @@
         </w:tc>
       </w:tr>
       <w:tr>
+        <w:tblPrEx>
+          <w:tblCellMar>
+            <w:top w:w="0" w:type="dxa"/>
+            <w:bottom w:w="0" w:type="dxa"/>
+          </w:tblCellMar>
+        </w:tblPrEx>
         <w:tc>
           <w:tcPr>
             <w:tcW w:w="800" w:type="dxa"/>
@@ -11541,7 +12282,14 @@
                 <w:sz w:val="20"/>
                 <w:szCs w:val="20"/>
               </w:rPr>
-              <w:t>Calcular y almacenar la huella criptográfica del archivo de evidencia de cada prueba.</w:t>
+              <w:t xml:space="preserve">Calcular y almacenar la huella </w:t>
+            </w:r>
+            <w:r>
+              <w:rPr>
+                <w:sz w:val="20"/>
+                <w:szCs w:val="20"/>
+              </w:rPr>
+              <w:t>criptográfica del archivo de evidencia de cada prueba.</w:t>
             </w:r>
           </w:p>
         </w:tc>
@@ -11603,12 +12351,25 @@
                 <w:sz w:val="20"/>
                 <w:szCs w:val="20"/>
               </w:rPr>
-              <w:t>/test_cotejo.py; huellas publicadas en el informe.</w:t>
+              <w:t>/test_cotejo.py; huel</w:t>
+            </w:r>
+            <w:r>
+              <w:rPr>
+                <w:sz w:val="20"/>
+                <w:szCs w:val="20"/>
+              </w:rPr>
+              <w:t>las publicadas en el informe.</w:t>
             </w:r>
           </w:p>
         </w:tc>
       </w:tr>
       <w:tr>
+        <w:tblPrEx>
+          <w:tblCellMar>
+            <w:top w:w="0" w:type="dxa"/>
+            <w:bottom w:w="0" w:type="dxa"/>
+          </w:tblCellMar>
+        </w:tblPrEx>
         <w:tc>
           <w:tcPr>
             <w:tcW w:w="800" w:type="dxa"/>
@@ -11714,7 +12475,14 @@
                 <w:szCs w:val="20"/>
               </w:rPr>
               <w:lastRenderedPageBreak/>
-              <w:t>la clasificación no depende de interpretación posterior.</w:t>
+              <w:t>la clasificación no depende de i</w:t>
+            </w:r>
+            <w:r>
+              <w:rPr>
+                <w:sz w:val="20"/>
+                <w:szCs w:val="20"/>
+              </w:rPr>
+              <w:t>nterpretación posterior.</w:t>
             </w:r>
           </w:p>
         </w:tc>
@@ -11760,6 +12528,12 @@
         </w:tc>
       </w:tr>
       <w:tr>
+        <w:tblPrEx>
+          <w:tblCellMar>
+            <w:top w:w="0" w:type="dxa"/>
+            <w:bottom w:w="0" w:type="dxa"/>
+          </w:tblCellMar>
+        </w:tblPrEx>
         <w:tc>
           <w:tcPr>
             <w:tcW w:w="800" w:type="dxa"/>
@@ -11848,7 +12622,14 @@
                 <w:sz w:val="20"/>
                 <w:szCs w:val="20"/>
               </w:rPr>
-              <w:t>Dado un usuario del rol conductor, cuando el programa invoca una operación de administración, entonces registra el código de respuesta y el registro producido en la bitácora del sistema auditado.</w:t>
+              <w:t>Dado un usuario del rol conductor, cuan</w:t>
+            </w:r>
+            <w:r>
+              <w:rPr>
+                <w:sz w:val="20"/>
+                <w:szCs w:val="20"/>
+              </w:rPr>
+              <w:t>do el programa invoca una operación de administración, entonces registra el código de respuesta y el registro producido en la bitácora del sistema auditado.</w:t>
             </w:r>
           </w:p>
         </w:tc>
@@ -11893,6 +12674,12 @@
         </w:tc>
       </w:tr>
       <w:tr>
+        <w:tblPrEx>
+          <w:tblCellMar>
+            <w:top w:w="0" w:type="dxa"/>
+            <w:bottom w:w="0" w:type="dxa"/>
+          </w:tblCellMar>
+        </w:tblPrEx>
         <w:tc>
           <w:tcPr>
             <w:tcW w:w="800" w:type="dxa"/>
@@ -11958,7 +12745,14 @@
                 <w:sz w:val="20"/>
                 <w:szCs w:val="20"/>
               </w:rPr>
-              <w:t>Verificar la integridad de la bitácora recalculando su cadena de funciones hash.</w:t>
+              <w:t xml:space="preserve">Verificar la integridad </w:t>
+            </w:r>
+            <w:r>
+              <w:rPr>
+                <w:sz w:val="20"/>
+                <w:szCs w:val="20"/>
+              </w:rPr>
+              <w:t>de la bitácora recalculando su cadena de funciones hash.</w:t>
             </w:r>
           </w:p>
         </w:tc>
@@ -12004,12 +12798,25 @@
                 <w:sz w:val="20"/>
                 <w:szCs w:val="20"/>
               </w:rPr>
-              <w:t>cotejo/cotejo/pruebas/integridad.py; control C-08.</w:t>
+              <w:t>cotejo/cotejo/pruebas/integridad.p</w:t>
+            </w:r>
+            <w:r>
+              <w:rPr>
+                <w:sz w:val="20"/>
+                <w:szCs w:val="20"/>
+              </w:rPr>
+              <w:t>y; control C-08.</w:t>
             </w:r>
           </w:p>
         </w:tc>
       </w:tr>
       <w:tr>
+        <w:tblPrEx>
+          <w:tblCellMar>
+            <w:top w:w="0" w:type="dxa"/>
+            <w:bottom w:w="0" w:type="dxa"/>
+          </w:tblCellMar>
+        </w:tblPrEx>
         <w:tc>
           <w:tcPr>
             <w:tcW w:w="800" w:type="dxa"/>
@@ -12143,6 +12950,12 @@
         </w:tc>
       </w:tr>
       <w:tr>
+        <w:tblPrEx>
+          <w:tblCellMar>
+            <w:top w:w="0" w:type="dxa"/>
+            <w:bottom w:w="0" w:type="dxa"/>
+          </w:tblCellMar>
+        </w:tblPrEx>
         <w:tc>
           <w:tcPr>
             <w:tcW w:w="800" w:type="dxa"/>
@@ -12224,7 +13037,14 @@
                 <w:sz w:val="20"/>
                 <w:szCs w:val="20"/>
               </w:rPr>
-              <w:t xml:space="preserve"> el programa y obtener el mismo resultado para cada control.</w:t>
+              <w:t xml:space="preserve"> el programa y obtener el mismo resultado para </w:t>
+            </w:r>
+            <w:r>
+              <w:rPr>
+                <w:sz w:val="20"/>
+                <w:szCs w:val="20"/>
+              </w:rPr>
+              <w:t>cada control.</w:t>
             </w:r>
           </w:p>
         </w:tc>
@@ -12276,6 +13096,12 @@
         </w:tc>
       </w:tr>
       <w:tr>
+        <w:tblPrEx>
+          <w:tblCellMar>
+            <w:top w:w="0" w:type="dxa"/>
+            <w:bottom w:w="0" w:type="dxa"/>
+          </w:tblCellMar>
+        </w:tblPrEx>
         <w:tc>
           <w:tcPr>
             <w:tcW w:w="800" w:type="dxa"/>
@@ -12387,7 +13213,14 @@
                 <w:sz w:val="20"/>
                 <w:szCs w:val="20"/>
               </w:rPr>
-              <w:t>Informe de la ejecución de referencia; tres hallazgos con su papel y su huella.</w:t>
+              <w:t>Informe de la ejecución de referencia; tre</w:t>
+            </w:r>
+            <w:r>
+              <w:rPr>
+                <w:sz w:val="20"/>
+                <w:szCs w:val="20"/>
+              </w:rPr>
+              <w:t>s hallazgos con su papel y su huella.</w:t>
             </w:r>
           </w:p>
         </w:tc>
@@ -12412,7 +13245,14 @@
           <w:sz w:val="20"/>
           <w:szCs w:val="20"/>
         </w:rPr>
-        <w:t>F corresponde a requisito funcional y NF a no funcional. El criterio de REQ-03 se ajustó conforme a la corrección AC-01: la huella se calcula sobre el archivo y detecta su modificación, sin pretender la coincidencia entre ejecuciones distintas, que sería imposible porque cada salida contiene marcas de tiempo.</w:t>
+        <w:t>F corresponde a requisito funcional y NF a no funcional. El criterio de REQ-03 se ajustó conforme a la corrección AC-01: la huella se calcula sobre el archivo y detecta su modificación, sin pretender la coincide</w:t>
+      </w:r>
+      <w:r>
+        <w:rPr>
+          <w:sz w:val="20"/>
+          <w:szCs w:val="20"/>
+        </w:rPr>
+        <w:t>ncia entre ejecuciones distintas, que sería imposible porque cada salida contiene marcas de tiempo.</w:t>
       </w:r>
     </w:p>
     <w:p>
@@ -12420,7 +13260,7 @@
         <w:pStyle w:val="Ttulo2"/>
         <w:spacing w:before="240" w:after="120"/>
       </w:pPr>
-      <w:bookmarkStart w:id="19" w:name="_Toc241342898"/>
+      <w:bookmarkStart w:id="19" w:name="_Toc241344392"/>
       <w:r>
         <w:t>5.3 Historias de usuario, casos de uso o procesos</w:t>
       </w:r>
@@ -12431,11 +13271,20 @@
         <w:jc w:val="both"/>
       </w:pPr>
       <w:r>
-        <w:t xml:space="preserve">El proceso de auditoría se ejecuta en cuatro pasos. El auditor invoca el programa indicando el entorno contra el que trabajar. El ejecutor recorre el catálogo control por control, consultando la interfaz de configuración del proveedor para las pruebas de cumplimiento y autenticándose con usuarios de prueba para las sustantivas. Cada resultado se guarda como papel de trabajo con su huella y se compara contra el criterio declarado. Al terminar, el programa genera el informe, </w:t>
+        <w:t>El proceso de auditoría se ejecuta en cuatro pasos. El auditor invoca el programa indicando el entorno con</w:t>
+      </w:r>
+      <w:r>
+        <w:t>tra el que trabajar. El ejecutor recorre el catálogo control por control, consultando la interfaz de configuración del proveedor para las pruebas de cumplimiento y autenticándose con usuarios de prueba para las sustantivas. Cada resultado se guarda como pa</w:t>
+      </w:r>
+      <w:r>
+        <w:t xml:space="preserve">pel de trabajo con su huella y se compara contra el criterio declarado. Al terminar, el programa genera el informe, </w:t>
       </w:r>
       <w:r>
         <w:lastRenderedPageBreak/>
-        <w:t>clasifica las desviaciones como hallazgos y devuelve un código de salida distinto según haya conformidad total, desviaciones o controles sin ejecutar.</w:t>
+        <w:t>clasifica las desviaciones como hallazgos y devuelve un código de salida distinto según haya conformidad total, desviaciones o controles sin</w:t>
+      </w:r>
+      <w:r>
+        <w:t xml:space="preserve"> ejecutar.</w:t>
       </w:r>
     </w:p>
     <w:p>
@@ -12443,7 +13292,10 @@
         <w:jc w:val="both"/>
       </w:pPr>
       <w:r>
-        <w:t>Un detalle del diseño merece mención porque define la naturaleza del programa: las pruebas sustantivas crean envíos de prueba en el sistema auditado. No es un efecto colateral indeseado sino el método: se prueba el sistema usándolo. Un auditor que solo lee no puede afirmar que un control funcione.</w:t>
+        <w:t>Un detalle del diseño merece mención porque define la naturaleza del programa: las pruebas sustantivas crean envíos de prueba en el sistema auditado. No es un efecto colateral indeseado sino el método: se prueba el sistema usándolo. Un auditor q</w:t>
+      </w:r>
+      <w:r>
+        <w:t>ue solo lee no puede afirmar que un control funcione.</w:t>
       </w:r>
     </w:p>
     <w:p>
@@ -12451,7 +13303,7 @@
         <w:pStyle w:val="Ttulo1"/>
         <w:spacing w:before="240" w:after="120"/>
       </w:pPr>
-      <w:bookmarkStart w:id="20" w:name="_Toc241342899"/>
+      <w:bookmarkStart w:id="20" w:name="_Toc241344393"/>
       <w:r>
         <w:t>6. Arquitectura de la solución</w:t>
       </w:r>
@@ -12462,7 +13314,7 @@
         <w:pStyle w:val="Ttulo2"/>
         <w:spacing w:before="240" w:after="120"/>
       </w:pPr>
-      <w:bookmarkStart w:id="21" w:name="_Toc241342900"/>
+      <w:bookmarkStart w:id="21" w:name="_Toc241344394"/>
       <w:r>
         <w:t>6.1 Diagrama de contexto y límites</w:t>
       </w:r>
@@ -12511,7 +13363,7 @@
           <w:noProof/>
         </w:rPr>
         <w:drawing>
-          <wp:inline distT="0" distB="0" distL="0" distR="0" wp14:anchorId="0DE94AAF" wp14:editId="49E2DB90">
+          <wp:inline distT="0" distB="0" distL="0" distR="0" wp14:anchorId="0C0F1036" wp14:editId="38EDAC54">
             <wp:extent cx="5943600" cy="3009900"/>
             <wp:effectExtent l="0" t="0" r="0" b="0"/>
             <wp:docPr id="3" name="Imagen 3"/>
@@ -12569,7 +13421,14 @@
           <w:sz w:val="20"/>
           <w:szCs w:val="20"/>
         </w:rPr>
-        <w:t>Las tres fuentes de evidencia corresponden a las tres familias de prueba del catálogo. El ejecutor es el único componente que escribe en el almacén de papeles de trabajo; ningún actor lo modifica directamente. La línea inferior representa la comunicación de hallazgos al responsable técnico, que es el auditado y no un usuario del programa.</w:t>
+        <w:t>Las tres fuentes de evidencia corresponden a las tres familias de prueba del catálogo. El ejecutor es el único componente que escribe en el almacén de papeles de trabajo; ningún acto</w:t>
+      </w:r>
+      <w:r>
+        <w:rPr>
+          <w:sz w:val="20"/>
+          <w:szCs w:val="20"/>
+        </w:rPr>
+        <w:t>r lo modifica directamente. La línea inferior representa la comunicación de hallazgos al responsable técnico, que es el auditado y no un usuario del programa.</w:t>
       </w:r>
     </w:p>
     <w:p>
@@ -12578,7 +13437,13 @@
       </w:pPr>
       <w:r>
         <w:lastRenderedPageBreak/>
-        <w:t>El límite de responsabilidad es explícito. El programa responde por la ejecución de las pruebas declaradas, la conservación íntegra de la evidencia y la clasificación conforme al criterio previo. No responde por la corrección de los hallazgos, que corresponde al responsable técnico, ni por los controles ausentes del catálogo, cuya exclusión se declara en cada informe.</w:t>
+        <w:t>El límite de responsabilidad es explícito. El programa responde por la ejecución de las pruebas d</w:t>
+      </w:r>
+      <w:r>
+        <w:t>eclaradas, la conservación íntegra de la evidencia y la clasificación conforme al criterio previo. No responde por la corrección de los hallazgos, que corresponde al responsable técnico, ni por los controles ausentes del catálogo, cuya exclusión se declara</w:t>
+      </w:r>
+      <w:r>
+        <w:t xml:space="preserve"> en cada informe.</w:t>
       </w:r>
     </w:p>
     <w:p>
@@ -12586,7 +13451,7 @@
         <w:pStyle w:val="Ttulo2"/>
         <w:spacing w:before="240" w:after="120"/>
       </w:pPr>
-      <w:bookmarkStart w:id="22" w:name="_Toc241342901"/>
+      <w:bookmarkStart w:id="22" w:name="_Toc241344395"/>
       <w:r>
         <w:t>6.2 Componentes y catálogo de controles</w:t>
       </w:r>
@@ -12617,7 +13482,10 @@
         <w:t>contexto</w:t>
       </w:r>
       <w:r>
-        <w:t xml:space="preserve"> resuelve la conexión al entorno, local o de nube. El </w:t>
+        <w:t xml:space="preserve"> res</w:t>
+      </w:r>
+      <w:r>
+        <w:t xml:space="preserve">uelve la conexión al entorno, local o de nube. El </w:t>
       </w:r>
       <w:r>
         <w:rPr>
@@ -12657,7 +13525,10 @@
         <w:t>generador de informe</w:t>
       </w:r>
       <w:r>
-        <w:t xml:space="preserve"> produce la salida en lenguaje técnico y en lenguaje llano. Sobre ellos hay una interfaz de línea de comandos y una interfaz web de consulta restringida al rol auditor.</w:t>
+        <w:t xml:space="preserve"> produce</w:t>
+      </w:r>
+      <w:r>
+        <w:t xml:space="preserve"> la salida en lenguaje técnico y en lenguaje llano. Sobre ellos hay una interfaz de línea de comandos y una interfaz web de consulta restringida al rol auditor.</w:t>
       </w:r>
     </w:p>
     <w:p>
@@ -12665,7 +13536,13 @@
         <w:jc w:val="both"/>
       </w:pPr>
       <w:r>
-        <w:t>El catálogo declara cuatro cosas de cada control antes de ejecutarlo: contra qué marco se juzga, qué tipo de prueba lo comprueba, cuál es el criterio de aceptación y qué evidencia debe quedar. Declararlas antes es lo que impide que el criterio se acomode al resultado. Declara además una versión en lenguaje llano de cada control, que no es decoración: un control que no puede explicarse sin vocabulario técnico no puede discutirse con quien decide, y un hallazgo que nadie entiende no se corrige.</w:t>
+        <w:t>El catálogo declara cuatro cosas de cada control antes de ejecutarlo: contra qué marco se juzga</w:t>
+      </w:r>
+      <w:r>
+        <w:t>, qué tipo de prueba lo comprueba, cuál es el criterio de aceptación y qué evidencia debe quedar. Declararlas antes es lo que impide que el criterio se acomode al resultado. Declara además una versión en lenguaje llano de cada control, que no es decoración</w:t>
+      </w:r>
+      <w:r>
+        <w:t>: un control que no puede explicarse sin vocabulario técnico no puede discutirse con quien decide, y un hallazgo que nadie entiende no se corrige.</w:t>
       </w:r>
     </w:p>
     <w:p>
@@ -12726,6 +13603,12 @@
         <w:gridCol w:w="1760"/>
       </w:tblGrid>
       <w:tr>
+        <w:tblPrEx>
+          <w:tblCellMar>
+            <w:top w:w="0" w:type="dxa"/>
+            <w:bottom w:w="0" w:type="dxa"/>
+          </w:tblCellMar>
+        </w:tblPrEx>
         <w:trPr>
           <w:tblHeader/>
         </w:trPr>
@@ -12867,6 +13750,12 @@
         </w:tc>
       </w:tr>
       <w:tr>
+        <w:tblPrEx>
+          <w:tblCellMar>
+            <w:top w:w="0" w:type="dxa"/>
+            <w:bottom w:w="0" w:type="dxa"/>
+          </w:tblCellMar>
+        </w:tblPrEx>
         <w:tc>
           <w:tcPr>
             <w:tcW w:w="800" w:type="dxa"/>
@@ -13016,6 +13905,12 @@
         </w:tc>
       </w:tr>
       <w:tr>
+        <w:tblPrEx>
+          <w:tblCellMar>
+            <w:top w:w="0" w:type="dxa"/>
+            <w:bottom w:w="0" w:type="dxa"/>
+          </w:tblCellMar>
+        </w:tblPrEx>
         <w:tc>
           <w:tcPr>
             <w:tcW w:w="800" w:type="dxa"/>
@@ -13133,6 +14028,12 @@
         </w:tc>
       </w:tr>
       <w:tr>
+        <w:tblPrEx>
+          <w:tblCellMar>
+            <w:top w:w="0" w:type="dxa"/>
+            <w:bottom w:w="0" w:type="dxa"/>
+          </w:tblCellMar>
+        </w:tblPrEx>
         <w:tc>
           <w:tcPr>
             <w:tcW w:w="800" w:type="dxa"/>
@@ -13175,7 +14076,14 @@
                 <w:sz w:val="20"/>
                 <w:szCs w:val="20"/>
               </w:rPr>
-              <w:t>El almacén de evidencias no admite acceso público.</w:t>
+              <w:t>El almacén de evidencias</w:t>
+            </w:r>
+            <w:r>
+              <w:rPr>
+                <w:sz w:val="20"/>
+                <w:szCs w:val="20"/>
+              </w:rPr>
+              <w:t xml:space="preserve"> no admite acceso público.</w:t>
             </w:r>
           </w:p>
         </w:tc>
@@ -13275,6 +14183,12 @@
         </w:tc>
       </w:tr>
       <w:tr>
+        <w:tblPrEx>
+          <w:tblCellMar>
+            <w:top w:w="0" w:type="dxa"/>
+            <w:bottom w:w="0" w:type="dxa"/>
+          </w:tblCellMar>
+        </w:tblPrEx>
         <w:tc>
           <w:tcPr>
             <w:tcW w:w="800" w:type="dxa"/>
@@ -13392,6 +14306,12 @@
         </w:tc>
       </w:tr>
       <w:tr>
+        <w:tblPrEx>
+          <w:tblCellMar>
+            <w:top w:w="0" w:type="dxa"/>
+            <w:bottom w:w="0" w:type="dxa"/>
+          </w:tblCellMar>
+        </w:tblPrEx>
         <w:tc>
           <w:tcPr>
             <w:tcW w:w="800" w:type="dxa"/>
@@ -13509,6 +14429,12 @@
         </w:tc>
       </w:tr>
       <w:tr>
+        <w:tblPrEx>
+          <w:tblCellMar>
+            <w:top w:w="0" w:type="dxa"/>
+            <w:bottom w:w="0" w:type="dxa"/>
+          </w:tblCellMar>
+        </w:tblPrEx>
         <w:tc>
           <w:tcPr>
             <w:tcW w:w="800" w:type="dxa"/>
@@ -13620,12 +14546,25 @@
                 <w:sz w:val="20"/>
                 <w:szCs w:val="20"/>
               </w:rPr>
-              <w:t>Respuesta 404 y no 403 en toda ruta, más el registro del intento.</w:t>
+              <w:t>Respuesta 404 y no 403 en toda ruta, más el registro del intent</w:t>
+            </w:r>
+            <w:r>
+              <w:rPr>
+                <w:sz w:val="20"/>
+                <w:szCs w:val="20"/>
+              </w:rPr>
+              <w:t>o.</w:t>
             </w:r>
           </w:p>
         </w:tc>
       </w:tr>
       <w:tr>
+        <w:tblPrEx>
+          <w:tblCellMar>
+            <w:top w:w="0" w:type="dxa"/>
+            <w:bottom w:w="0" w:type="dxa"/>
+          </w:tblCellMar>
+        </w:tblPrEx>
         <w:tc>
           <w:tcPr>
             <w:tcW w:w="800" w:type="dxa"/>
@@ -13743,6 +14682,12 @@
         </w:tc>
       </w:tr>
       <w:tr>
+        <w:tblPrEx>
+          <w:tblCellMar>
+            <w:top w:w="0" w:type="dxa"/>
+            <w:bottom w:w="0" w:type="dxa"/>
+          </w:tblCellMar>
+        </w:tblPrEx>
         <w:tc>
           <w:tcPr>
             <w:tcW w:w="800" w:type="dxa"/>
@@ -13901,6 +14846,12 @@
         </w:tc>
       </w:tr>
       <w:tr>
+        <w:tblPrEx>
+          <w:tblCellMar>
+            <w:top w:w="0" w:type="dxa"/>
+            <w:bottom w:w="0" w:type="dxa"/>
+          </w:tblCellMar>
+        </w:tblPrEx>
         <w:tc>
           <w:tcPr>
             <w:tcW w:w="800" w:type="dxa"/>
@@ -13943,7 +14894,14 @@
                 <w:sz w:val="20"/>
                 <w:szCs w:val="20"/>
               </w:rPr>
-              <w:t>Ningún secreto está versionado en el árbol actual del repositorio.</w:t>
+              <w:t>Ningú</w:t>
+            </w:r>
+            <w:r>
+              <w:rPr>
+                <w:sz w:val="20"/>
+                <w:szCs w:val="20"/>
+              </w:rPr>
+              <w:t>n secreto está versionado en el árbol actual del repositorio.</w:t>
             </w:r>
           </w:p>
         </w:tc>
@@ -14018,6 +14976,12 @@
         </w:tc>
       </w:tr>
       <w:tr>
+        <w:tblPrEx>
+          <w:tblCellMar>
+            <w:top w:w="0" w:type="dxa"/>
+            <w:bottom w:w="0" w:type="dxa"/>
+          </w:tblCellMar>
+        </w:tblPrEx>
         <w:tc>
           <w:tcPr>
             <w:tcW w:w="800" w:type="dxa"/>
@@ -14183,6 +15147,12 @@
         </w:tc>
       </w:tr>
       <w:tr>
+        <w:tblPrEx>
+          <w:tblCellMar>
+            <w:top w:w="0" w:type="dxa"/>
+            <w:bottom w:w="0" w:type="dxa"/>
+          </w:tblCellMar>
+        </w:tblPrEx>
         <w:tc>
           <w:tcPr>
             <w:tcW w:w="800" w:type="dxa"/>
@@ -14225,7 +15195,14 @@
                 <w:sz w:val="20"/>
                 <w:szCs w:val="20"/>
               </w:rPr>
-              <w:t>Ningún secreto hallado es aceptado por el sistema auditado.</w:t>
+              <w:t>Ningún secreto hallad</w:t>
+            </w:r>
+            <w:r>
+              <w:rPr>
+                <w:sz w:val="20"/>
+                <w:szCs w:val="20"/>
+              </w:rPr>
+              <w:t>o es aceptado por el sistema auditado.</w:t>
             </w:r>
           </w:p>
         </w:tc>
@@ -14336,7 +15313,14 @@
           <w:sz w:val="20"/>
           <w:szCs w:val="20"/>
         </w:rPr>
-        <w:t>, nunca el valor encontrado: un papel de trabajo que citara el secreto volvería a exponerlo.</w:t>
+        <w:t>, nunca el valor encontrado: un p</w:t>
+      </w:r>
+      <w:r>
+        <w:rPr>
+          <w:sz w:val="20"/>
+          <w:szCs w:val="20"/>
+        </w:rPr>
+        <w:t>apel de trabajo que citara el secreto volvería a exponerlo.</w:t>
       </w:r>
     </w:p>
     <w:p>
@@ -14344,7 +15328,13 @@
         <w:jc w:val="both"/>
       </w:pPr>
       <w:r>
-        <w:t>La partición de C-09 en tres comprobaciones responde a una razón metodológica y no a comodidad. Un control único que preguntara si hay secretos en el repositorio produciría un resultado que mezcla dos condiciones de riesgo muy distinto: un secreto vivo publicado y un secreto invalidado que solo persiste en el historial. Separarlas permite que el informe diga la verdad completa: el árbol actual está limpio, el historial conserva un secreto, y ese secreto ya no abre nada. La severidad de cada comprobación se declara por separado.</w:t>
+        <w:t>La partición de C-09 en tres comprobaciones responde a una razón metodológica y no a comodidad. Un control único que preguntara si hay secretos en el repositorio produciría un resultado que mezcla</w:t>
+      </w:r>
+      <w:r>
+        <w:t xml:space="preserve"> dos condiciones de riesgo muy distinto: un secreto vivo publicado y un secreto invalidado que solo persiste en el historial. Separarlas permite que el informe diga la verdad completa: el árbol actual está limpio, el historial conserva un secreto, y ese se</w:t>
+      </w:r>
+      <w:r>
+        <w:t>creto ya no abre nada. La severidad de cada comprobación se declara por separado.</w:t>
       </w:r>
     </w:p>
     <w:p>
@@ -14352,7 +15342,7 @@
         <w:pStyle w:val="Ttulo2"/>
         <w:spacing w:before="240" w:after="120"/>
       </w:pPr>
-      <w:bookmarkStart w:id="23" w:name="_Toc241342902"/>
+      <w:bookmarkStart w:id="23" w:name="_Toc241344396"/>
       <w:r>
         <w:t>6.3 Decisiones de arquitectura</w:t>
       </w:r>
@@ -14415,6 +15405,12 @@
         <w:gridCol w:w="2360"/>
       </w:tblGrid>
       <w:tr>
+        <w:tblPrEx>
+          <w:tblCellMar>
+            <w:top w:w="0" w:type="dxa"/>
+            <w:bottom w:w="0" w:type="dxa"/>
+          </w:tblCellMar>
+        </w:tblPrEx>
         <w:trPr>
           <w:tblHeader/>
         </w:trPr>
@@ -14528,6 +15524,12 @@
         </w:tc>
       </w:tr>
       <w:tr>
+        <w:tblPrEx>
+          <w:tblCellMar>
+            <w:top w:w="0" w:type="dxa"/>
+            <w:bottom w:w="0" w:type="dxa"/>
+          </w:tblCellMar>
+        </w:tblPrEx>
         <w:tc>
           <w:tcPr>
             <w:tcW w:w="2400" w:type="dxa"/>
@@ -14622,6 +15624,12 @@
         </w:tc>
       </w:tr>
       <w:tr>
+        <w:tblPrEx>
+          <w:tblCellMar>
+            <w:top w:w="0" w:type="dxa"/>
+            <w:bottom w:w="0" w:type="dxa"/>
+          </w:tblCellMar>
+        </w:tblPrEx>
         <w:tc>
           <w:tcPr>
             <w:tcW w:w="2400" w:type="dxa"/>
@@ -14710,12 +15718,25 @@
                 <w:sz w:val="20"/>
                 <w:szCs w:val="20"/>
               </w:rPr>
-              <w:t>El programa crea datos de prueba en el sistema auditado. Es el método, no un efecto indeseado.</w:t>
+              <w:t xml:space="preserve">El programa crea datos de prueba en el sistema </w:t>
+            </w:r>
+            <w:r>
+              <w:rPr>
+                <w:sz w:val="20"/>
+                <w:szCs w:val="20"/>
+              </w:rPr>
+              <w:t>auditado. Es el método, no un efecto indeseado.</w:t>
             </w:r>
           </w:p>
         </w:tc>
       </w:tr>
       <w:tr>
+        <w:tblPrEx>
+          <w:tblCellMar>
+            <w:top w:w="0" w:type="dxa"/>
+            <w:bottom w:w="0" w:type="dxa"/>
+          </w:tblCellMar>
+        </w:tblPrEx>
         <w:tc>
           <w:tcPr>
             <w:tcW w:w="2400" w:type="dxa"/>
@@ -14804,12 +15825,25 @@
                 <w:sz w:val="20"/>
                 <w:szCs w:val="20"/>
               </w:rPr>
-              <w:t>El informe debe explicar la tercera conclusión, que no es intuitiva para quien lee.</w:t>
+              <w:t>El informe</w:t>
+            </w:r>
+            <w:r>
+              <w:rPr>
+                <w:sz w:val="20"/>
+                <w:szCs w:val="20"/>
+              </w:rPr>
+              <w:t xml:space="preserve"> debe explicar la tercera conclusión, que no es intuitiva para quien lee.</w:t>
             </w:r>
           </w:p>
         </w:tc>
       </w:tr>
       <w:tr>
+        <w:tblPrEx>
+          <w:tblCellMar>
+            <w:top w:w="0" w:type="dxa"/>
+            <w:bottom w:w="0" w:type="dxa"/>
+          </w:tblCellMar>
+        </w:tblPrEx>
         <w:tc>
           <w:tcPr>
             <w:tcW w:w="2400" w:type="dxa"/>
@@ -14898,12 +15932,25 @@
                 <w:sz w:val="20"/>
                 <w:szCs w:val="20"/>
               </w:rPr>
-              <w:t>Dos artefactos que deben mantenerse coherentes; la huella es lo que los ata.</w:t>
+              <w:t>Dos artefactos que d</w:t>
+            </w:r>
+            <w:r>
+              <w:rPr>
+                <w:sz w:val="20"/>
+                <w:szCs w:val="20"/>
+              </w:rPr>
+              <w:t>eben mantenerse coherentes; la huella es lo que los ata.</w:t>
             </w:r>
           </w:p>
         </w:tc>
       </w:tr>
       <w:tr>
+        <w:tblPrEx>
+          <w:tblCellMar>
+            <w:top w:w="0" w:type="dxa"/>
+            <w:bottom w:w="0" w:type="dxa"/>
+          </w:tblCellMar>
+        </w:tblPrEx>
         <w:tc>
           <w:tcPr>
             <w:tcW w:w="2400" w:type="dxa"/>
@@ -14999,6 +16046,12 @@
         </w:tc>
       </w:tr>
       <w:tr>
+        <w:tblPrEx>
+          <w:tblCellMar>
+            <w:top w:w="0" w:type="dxa"/>
+            <w:bottom w:w="0" w:type="dxa"/>
+          </w:tblCellMar>
+        </w:tblPrEx>
         <w:tc>
           <w:tcPr>
             <w:tcW w:w="2400" w:type="dxa"/>
@@ -15018,7 +16071,14 @@
                 <w:sz w:val="20"/>
                 <w:szCs w:val="20"/>
               </w:rPr>
-              <w:t>Informe en lenguaje técnico y en lenguaje llano.</w:t>
+              <w:t>Informe en lengu</w:t>
+            </w:r>
+            <w:r>
+              <w:rPr>
+                <w:sz w:val="20"/>
+                <w:szCs w:val="20"/>
+              </w:rPr>
+              <w:t>aje técnico y en lenguaje llano.</w:t>
             </w:r>
           </w:p>
         </w:tc>
@@ -15098,7 +16158,7 @@
         <w:pStyle w:val="Ttulo1"/>
         <w:spacing w:before="240" w:after="120"/>
       </w:pPr>
-      <w:bookmarkStart w:id="24" w:name="_Toc241342903"/>
+      <w:bookmarkStart w:id="24" w:name="_Toc241344397"/>
       <w:r>
         <w:t>7. Diseño detallado</w:t>
       </w:r>
@@ -15109,9 +16169,12 @@
         <w:pStyle w:val="Ttulo2"/>
         <w:spacing w:before="240" w:after="120"/>
       </w:pPr>
-      <w:bookmarkStart w:id="25" w:name="_Toc241342904"/>
-      <w:r>
-        <w:t>7.1 Modelo de datos e información</w:t>
+      <w:bookmarkStart w:id="25" w:name="_Toc241344398"/>
+      <w:r>
+        <w:t>7.1 Modelo de datos e inform</w:t>
+      </w:r>
+      <w:r>
+        <w:t>ación</w:t>
       </w:r>
       <w:bookmarkEnd w:id="25"/>
     </w:p>
@@ -15120,7 +16183,13 @@
         <w:jc w:val="both"/>
       </w:pPr>
       <w:r>
-        <w:t>El almacén de papeles de trabajo se organiza en dos partes. Un índice conserva, por cada ejecución y control, el identificador del control, el tipo de prueba, el criterio, el resultado obtenido, la conclusión, la identidad de sesión bajo la que se ejecutó, la marca de tiempo y la huella criptográfica del archivo de evidencia. El archivo de evidencia, con la salida literal y sin edición, se guarda aparte. La separación permite consultar y comparar ejecuciones sin abrir los archivos y conservar la salida cruda sin transformarla.</w:t>
+        <w:t>El almacén de papeles de trabajo se organiza en dos partes. Un índice conserva, por cada ejecución y control, el identificador del control, el tipo de prueba, el criterio, el resultado obtenido, la conclusión, la identidad de sesión bajo la que se ej</w:t>
+      </w:r>
+      <w:r>
+        <w:t>ecutó, la marca de tiempo y la huella criptográfica del archivo de evidencia. El archivo de evidencia, con la salida literal y sin edición, se guarda aparte. La separación permite consultar y comparar ejecuciones sin abrir los archivos y conservar la salid</w:t>
+      </w:r>
+      <w:r>
+        <w:t>a cruda sin transformarla.</w:t>
       </w:r>
     </w:p>
     <w:p>
@@ -15128,7 +16197,10 @@
         <w:jc w:val="both"/>
       </w:pPr>
       <w:r>
-        <w:t xml:space="preserve">La huella se calcula con SHA-256 sobre el archivo de evidencia, que es la misma función que encadena la bitácora del sistema auditado. Es lo que hace detectable una modificación posterior: si alguien edita el archivo, deja de coincidir con la almacenada en el índice. Conviene precisar su alcance, y esta precisión corrige lo descrito en la Entrega 1. La huella permite a quien recibe los papeles confirmar que son los que el informe cita; </w:t>
+        <w:t>La huella se calcula con SHA-256 sobre el archivo de evidencia, que es la misma función que encadena la bitácora del sistema auditado. Es lo que hace detectable una modificación posterior: si alguien edita el archivo, deja de coincidir con la almacenada en</w:t>
+      </w:r>
+      <w:r>
+        <w:t xml:space="preserve"> el índice. Conviene precisar su alcance, y esta precisión corrige lo descrito en la Entrega 1. La huella permite a quien recibe los papeles confirmar que son los que el informe cita; </w:t>
       </w:r>
       <w:r>
         <w:rPr>
@@ -15138,7 +16210,10 @@
         <w:t>no</w:t>
       </w:r>
       <w:r>
-        <w:t xml:space="preserve"> permite a un tercero verificar sin tenerlos, ni protege frente a quien pueda alterar simultáneamente el archivo y el índice. Esa segunda garantía exigiría firma asimétrica y anclaje externo, que figuran como trabajo futuro.</w:t>
+        <w:t xml:space="preserve"> permite a un tercero verificar sin tenerlos, ni protege frente a quie</w:t>
+      </w:r>
+      <w:r>
+        <w:t>n pueda alterar simultáneamente el archivo y el índice. Esa segunda garantía exigiría firma asimétrica y anclaje externo, que figuran como trabajo futuro.</w:t>
       </w:r>
     </w:p>
     <w:p>
@@ -15185,7 +16260,7 @@
           <w:noProof/>
         </w:rPr>
         <w:drawing>
-          <wp:inline distT="0" distB="0" distL="0" distR="0" wp14:anchorId="1F0E01CD" wp14:editId="7767CAD2">
+          <wp:inline distT="0" distB="0" distL="0" distR="0" wp14:anchorId="10F8DBA6" wp14:editId="360F2D92">
             <wp:extent cx="5943600" cy="2286000"/>
             <wp:effectExtent l="0" t="0" r="0" b="0"/>
             <wp:docPr id="4" name="Imagen 4"/>
@@ -15243,7 +16318,14 @@
           <w:sz w:val="20"/>
           <w:szCs w:val="20"/>
         </w:rPr>
-        <w:t>Cada paso conserva la referencia del anterior, de modo que un hallazgo del informe puede rastrearse hasta el procedimiento que lo produjo y a la inversa. La reproducibilidad se verifica comparando la clasificación de los controles entre dos ejecuciones y recalculando la huella de cada archivo conservado.</w:t>
+        <w:t>Cada paso conserva la referencia del anterior, de modo que un hallazgo del informe puede rastrearse hasta el procedimiento que lo produjo y a la inversa. La reproducibili</w:t>
+      </w:r>
+      <w:r>
+        <w:rPr>
+          <w:sz w:val="20"/>
+          <w:szCs w:val="20"/>
+        </w:rPr>
+        <w:t>dad se verifica comparando la clasificación de los controles entre dos ejecuciones y recalculando la huella de cada archivo conservado.</w:t>
       </w:r>
     </w:p>
     <w:p>
@@ -15251,7 +16333,13 @@
         <w:jc w:val="both"/>
       </w:pPr>
       <w:r>
-        <w:t>Cada control produce una estructura con la misma forma: identificador, tipo de prueba, criterio declarado, observaciones recogidas durante la ejecución, conclusión y, cuando la conclusión es desviada, el hallazgo con su condición, criterio, causa, efecto, severidad y recomendación. Esa uniformidad es la que permite que el informe se genere sin intervención y que dos ejecuciones sean comparables.</w:t>
+        <w:t>Cada control produce una estructura con la misma forma: identificador, tipo de prueba, criterio declarado, observaciones</w:t>
+      </w:r>
+      <w:r>
+        <w:t xml:space="preserve"> recogidas durante la ejecución, conclusión y, cuando la conclusión es desviada, el hallazgo con su condición, criterio, causa, efecto, severidad y recomendación. Esa uniformidad es la que permite que el informe se genere sin intervención y que dos ejecuci</w:t>
+      </w:r>
+      <w:r>
+        <w:t>ones sean comparables.</w:t>
       </w:r>
     </w:p>
     <w:p>
@@ -15259,7 +16347,7 @@
         <w:pStyle w:val="Ttulo2"/>
         <w:spacing w:before="240" w:after="120"/>
       </w:pPr>
-      <w:bookmarkStart w:id="26" w:name="_Toc241342905"/>
+      <w:bookmarkStart w:id="26" w:name="_Toc241344399"/>
       <w:r>
         <w:t>7.2 Diseño de interfaces e interacción</w:t>
       </w:r>
@@ -15270,7 +16358,10 @@
         <w:jc w:val="both"/>
       </w:pPr>
       <w:r>
-        <w:t>El programa se opera de dos formas. La línea de comandos es la vía principal del auditor: recibe el entorno objetivo, ejecuta el catálogo y devuelve un código de salida que distingue tres situaciones, conformidad total, presencia de desviaciones y presencia de controles sin ejecutar. Esa distinción en el código de salida permite integrar el programa en una cadena automatizada sin leer el informe.</w:t>
+        <w:t>El programa se opera de dos formas. La línea de comandos es la vía principal del auditor: recibe el entorno objetivo, ejecuta el catálogo y devuelve un código de salida que distingue tres situac</w:t>
+      </w:r>
+      <w:r>
+        <w:t>iones, conformidad total, presencia de desviaciones y presencia de controles sin ejecutar. Esa distinción en el código de salida permite integrar el programa en una cadena automatizada sin leer el informe.</w:t>
       </w:r>
     </w:p>
     <w:p>
@@ -15279,7 +16370,10 @@
       </w:pPr>
       <w:r>
         <w:lastRenderedPageBreak/>
-        <w:t>La interfaz web presenta la última ejecución, el resultado por control con su versión en lenguaje llano y los hallazgos. Está restringida al rol auditor: cualquier otro rol recibe rechazo, y esa restricción no es cosmética, porque el informe enumera las debilidades del sistema auditado.</w:t>
+        <w:t>La interfaz web presenta la última ejecución, el r</w:t>
+      </w:r>
+      <w:r>
+        <w:t>esultado por control con su versión en lenguaje llano y los hallazgos. Está restringida al rol auditor: cualquier otro rol recibe rechazo, y esa restricción no es cosmética, porque el informe enumera las debilidades del sistema auditado.</w:t>
       </w:r>
     </w:p>
     <w:p>
@@ -15287,7 +16381,13 @@
         <w:jc w:val="both"/>
       </w:pPr>
       <w:r>
-        <w:t>El informe se emite en dos registros dentro del mismo documento. Abre con una sección en lenguaje llano que explica qué se revisó, qué salió y cómo se leen las tres conclusiones, y continúa con el detalle técnico por control, sus hallazgos y las limitaciones declaradas. La decisión de que ambas versiones vivan en el catálogo, y no en la interfaz, garantiza que la consola, el informe y la web digan exactamente lo mismo.</w:t>
+        <w:t>El informe se emit</w:t>
+      </w:r>
+      <w:r>
+        <w:t xml:space="preserve">e en dos registros dentro del mismo documento. Abre con una sección en lenguaje llano que explica qué se revisó, qué salió y cómo se leen las tres conclusiones, y continúa con el detalle técnico por control, sus hallazgos y las limitaciones declaradas. La </w:t>
+      </w:r>
+      <w:r>
+        <w:t>decisión de que ambas versiones vivan en el catálogo, y no en la interfaz, garantiza que la consola, el informe y la web digan exactamente lo mismo.</w:t>
       </w:r>
     </w:p>
     <w:p>
@@ -15295,7 +16395,7 @@
         <w:pStyle w:val="Ttulo2"/>
         <w:spacing w:before="240" w:after="120"/>
       </w:pPr>
-      <w:bookmarkStart w:id="27" w:name="_Toc241342906"/>
+      <w:bookmarkStart w:id="27" w:name="_Toc241344400"/>
       <w:r>
         <w:t>7.3 Integraciones, API, protocolos y configuración</w:t>
       </w:r>
@@ -15306,7 +16406,13 @@
         <w:jc w:val="both"/>
       </w:pPr>
       <w:r>
-        <w:t>El programa se integra con dos sistemas por vías distintas. Con la infraestructura del proveedor, mediante su interfaz de programación en modo lectura, para las pruebas de cumplimiento: estado del registro de actividad, configuración de cifrado y rotación de la llave, bloqueo de acceso público y estado de versionado. Con el sistema auditado, mediante su interfaz HTTP pública, autenticándose como cualquier usuario haría.</w:t>
+        <w:t>El programa se integra con dos sistemas por vías distint</w:t>
+      </w:r>
+      <w:r>
+        <w:t>as. Con la infraestructura del proveedor, mediante su interfaz de programación en modo lectura, para las pruebas de cumplimiento: estado del registro de actividad, configuración de cifrado y rotación de la llave, bloqueo de acceso público y estado de versi</w:t>
+      </w:r>
+      <w:r>
+        <w:t>onado. Con el sistema auditado, mediante su interfaz HTTP pública, autenticándose como cualquier usuario haría.</w:t>
       </w:r>
     </w:p>
     <w:p>
@@ -15365,6 +16471,12 @@
         <w:gridCol w:w="4760"/>
       </w:tblGrid>
       <w:tr>
+        <w:tblPrEx>
+          <w:tblCellMar>
+            <w:top w:w="0" w:type="dxa"/>
+            <w:bottom w:w="0" w:type="dxa"/>
+          </w:tblCellMar>
+        </w:tblPrEx>
         <w:trPr>
           <w:tblHeader/>
         </w:trPr>
@@ -15418,7 +16530,16 @@
                 <w:sz w:val="20"/>
                 <w:szCs w:val="20"/>
               </w:rPr>
-              <w:t>Protocolo y modo</w:t>
+              <w:t>P</w:t>
+            </w:r>
+            <w:r>
+              <w:rPr>
+                <w:b/>
+                <w:bCs/>
+                <w:sz w:val="20"/>
+                <w:szCs w:val="20"/>
+              </w:rPr>
+              <w:t>rotocolo y modo</w:t>
             </w:r>
           </w:p>
         </w:tc>
@@ -15451,6 +16572,12 @@
         </w:tc>
       </w:tr>
       <w:tr>
+        <w:tblPrEx>
+          <w:tblCellMar>
+            <w:top w:w="0" w:type="dxa"/>
+            <w:bottom w:w="0" w:type="dxa"/>
+          </w:tblCellMar>
+        </w:tblPrEx>
         <w:tc>
           <w:tcPr>
             <w:tcW w:w="2300" w:type="dxa"/>
@@ -15522,6 +16649,12 @@
         </w:tc>
       </w:tr>
       <w:tr>
+        <w:tblPrEx>
+          <w:tblCellMar>
+            <w:top w:w="0" w:type="dxa"/>
+            <w:bottom w:w="0" w:type="dxa"/>
+          </w:tblCellMar>
+        </w:tblPrEx>
         <w:tc>
           <w:tcPr>
             <w:tcW w:w="2300" w:type="dxa"/>
@@ -15593,6 +16726,12 @@
         </w:tc>
       </w:tr>
       <w:tr>
+        <w:tblPrEx>
+          <w:tblCellMar>
+            <w:top w:w="0" w:type="dxa"/>
+            <w:bottom w:w="0" w:type="dxa"/>
+          </w:tblCellMar>
+        </w:tblPrEx>
         <w:tc>
           <w:tcPr>
             <w:tcW w:w="2300" w:type="dxa"/>
@@ -15613,7 +16752,14 @@
                 <w:szCs w:val="20"/>
               </w:rPr>
               <w:lastRenderedPageBreak/>
-              <w:t>Servicio de identidad del sistema auditado</w:t>
+              <w:t>Servicio de i</w:t>
+            </w:r>
+            <w:r>
+              <w:rPr>
+                <w:sz w:val="20"/>
+                <w:szCs w:val="20"/>
+              </w:rPr>
+              <w:t>dentidad del sistema auditado</w:t>
             </w:r>
           </w:p>
         </w:tc>
@@ -15665,6 +16811,12 @@
         </w:tc>
       </w:tr>
       <w:tr>
+        <w:tblPrEx>
+          <w:tblCellMar>
+            <w:top w:w="0" w:type="dxa"/>
+            <w:bottom w:w="0" w:type="dxa"/>
+          </w:tblCellMar>
+        </w:tblPrEx>
         <w:tc>
           <w:tcPr>
             <w:tcW w:w="2300" w:type="dxa"/>
@@ -15707,7 +16859,14 @@
                 <w:sz w:val="20"/>
                 <w:szCs w:val="20"/>
               </w:rPr>
-              <w:t xml:space="preserve">Lectura del árbol de trabajo y del historial de </w:t>
+              <w:t>Le</w:t>
+            </w:r>
+            <w:r>
+              <w:rPr>
+                <w:sz w:val="20"/>
+                <w:szCs w:val="20"/>
+              </w:rPr>
+              <w:t xml:space="preserve">ctura del árbol de trabajo y del historial de </w:t>
             </w:r>
             <w:proofErr w:type="spellStart"/>
             <w:r>
@@ -15787,7 +16946,14 @@
           <w:sz w:val="20"/>
           <w:szCs w:val="20"/>
         </w:rPr>
-        <w:t>Las credenciales de los usuarios de prueba se suministran al programa por variable de entorno y no se escriben en el código ni se versionan. La prueba de contrato con el servicio de identidad existe porque el programa depende de un formato de token que no controla.</w:t>
+        <w:t>Las credenciales de los usuarios de prueba se suministran al programa por variable de ento</w:t>
+      </w:r>
+      <w:r>
+        <w:rPr>
+          <w:sz w:val="20"/>
+          <w:szCs w:val="20"/>
+        </w:rPr>
+        <w:t>rno y no se escriben en el código ni se versionan. La prueba de contrato con el servicio de identidad existe porque el programa depende de un formato de token que no controla.</w:t>
       </w:r>
     </w:p>
     <w:p>
@@ -15795,7 +16961,10 @@
         <w:jc w:val="both"/>
       </w:pPr>
       <w:r>
-        <w:t>La configuración del programa no contiene secretos. El entorno objetivo se indica por parámetro, la dirección del sistema auditado se lee de la configuración del despliegue y las credenciales de prueba llegan por variable de entorno. Esa decisión es consecuencia directa del incidente descrito en el apartado 10.</w:t>
+        <w:t>La configuración del programa no contiene secretos. El entorno objetivo se indic</w:t>
+      </w:r>
+      <w:r>
+        <w:t>a por parámetro, la dirección del sistema auditado se lee de la configuración del despliegue y las credenciales de prueba llegan por variable de entorno. Esa decisión es consecuencia directa del incidente descrito en el apartado 10.</w:t>
       </w:r>
     </w:p>
     <w:p>
@@ -15803,9 +16972,12 @@
         <w:pStyle w:val="Ttulo1"/>
         <w:spacing w:before="240" w:after="120"/>
       </w:pPr>
-      <w:bookmarkStart w:id="28" w:name="_Toc241342907"/>
-      <w:r>
-        <w:t>8. Implementación, configuración y prototipo</w:t>
+      <w:bookmarkStart w:id="28" w:name="_Toc241344401"/>
+      <w:r>
+        <w:t>8. Implementación, conf</w:t>
+      </w:r>
+      <w:r>
+        <w:t>iguración y prototipo</w:t>
       </w:r>
       <w:bookmarkEnd w:id="28"/>
     </w:p>
@@ -15814,7 +16986,10 @@
         <w:jc w:val="both"/>
       </w:pPr>
       <w:r>
-        <w:t>El programa está construido y ejecutado contra un sistema real. Reside en el repositorio público del proyecto, en una carpeta propia que reúne el catálogo, el ejecutor, las tres familias de pruebas, el almacén de papeles, el generador de informe, la interfaz de consulta y las pruebas del propio programa.</w:t>
+        <w:t>El programa está construido y ejecutado contra un sistema real. Reside en el repositorio público del proyecto, en una carpeta propia que reúne el catálogo, el ejecutor, las tres familias de pruebas, el almacén de papeles, el generador</w:t>
+      </w:r>
+      <w:r>
+        <w:t xml:space="preserve"> de informe, la interfaz de consulta y las pruebas del propio programa.</w:t>
       </w:r>
     </w:p>
     <w:p>
@@ -15822,7 +16997,7 @@
         <w:pStyle w:val="Ttulo2"/>
         <w:spacing w:before="240" w:after="120"/>
       </w:pPr>
-      <w:bookmarkStart w:id="29" w:name="_Toc241342908"/>
+      <w:bookmarkStart w:id="29" w:name="_Toc241344402"/>
       <w:r>
         <w:t>8.1 Evidencia de la implementación</w:t>
       </w:r>
@@ -15884,6 +17059,12 @@
         <w:gridCol w:w="5660"/>
       </w:tblGrid>
       <w:tr>
+        <w:tblPrEx>
+          <w:tblCellMar>
+            <w:top w:w="0" w:type="dxa"/>
+            <w:bottom w:w="0" w:type="dxa"/>
+          </w:tblCellMar>
+        </w:tblPrEx>
         <w:trPr>
           <w:tblHeader/>
         </w:trPr>
@@ -15970,6 +17151,12 @@
         </w:tc>
       </w:tr>
       <w:tr>
+        <w:tblPrEx>
+          <w:tblCellMar>
+            <w:top w:w="0" w:type="dxa"/>
+            <w:bottom w:w="0" w:type="dxa"/>
+          </w:tblCellMar>
+        </w:tblPrEx>
         <w:tc>
           <w:tcPr>
             <w:tcW w:w="2400" w:type="dxa"/>
@@ -16041,6 +17228,12 @@
         </w:tc>
       </w:tr>
       <w:tr>
+        <w:tblPrEx>
+          <w:tblCellMar>
+            <w:top w:w="0" w:type="dxa"/>
+            <w:bottom w:w="0" w:type="dxa"/>
+          </w:tblCellMar>
+        </w:tblPrEx>
         <w:tc>
           <w:tcPr>
             <w:tcW w:w="2400" w:type="dxa"/>
@@ -16112,6 +17305,12 @@
         </w:tc>
       </w:tr>
       <w:tr>
+        <w:tblPrEx>
+          <w:tblCellMar>
+            <w:top w:w="0" w:type="dxa"/>
+            <w:bottom w:w="0" w:type="dxa"/>
+          </w:tblCellMar>
+        </w:tblPrEx>
         <w:tc>
           <w:tcPr>
             <w:tcW w:w="2400" w:type="dxa"/>
@@ -16184,6 +17383,12 @@
         </w:tc>
       </w:tr>
       <w:tr>
+        <w:tblPrEx>
+          <w:tblCellMar>
+            <w:top w:w="0" w:type="dxa"/>
+            <w:bottom w:w="0" w:type="dxa"/>
+          </w:tblCellMar>
+        </w:tblPrEx>
         <w:tc>
           <w:tcPr>
             <w:tcW w:w="2400" w:type="dxa"/>
@@ -16255,6 +17460,12 @@
         </w:tc>
       </w:tr>
       <w:tr>
+        <w:tblPrEx>
+          <w:tblCellMar>
+            <w:top w:w="0" w:type="dxa"/>
+            <w:bottom w:w="0" w:type="dxa"/>
+          </w:tblCellMar>
+        </w:tblPrEx>
         <w:tc>
           <w:tcPr>
             <w:tcW w:w="2400" w:type="dxa"/>
@@ -16320,12 +17531,25 @@
                 <w:sz w:val="20"/>
                 <w:szCs w:val="20"/>
               </w:rPr>
-              <w:t>Recalculan la cadena de la bitácora y validan el verificador en doble sentido.</w:t>
+              <w:t>Recalculan la cadena de la bitácora y validan el verificador e</w:t>
+            </w:r>
+            <w:r>
+              <w:rPr>
+                <w:sz w:val="20"/>
+                <w:szCs w:val="20"/>
+              </w:rPr>
+              <w:t>n doble sentido.</w:t>
             </w:r>
           </w:p>
         </w:tc>
       </w:tr>
       <w:tr>
+        <w:tblPrEx>
+          <w:tblCellMar>
+            <w:top w:w="0" w:type="dxa"/>
+            <w:bottom w:w="0" w:type="dxa"/>
+          </w:tblCellMar>
+        </w:tblPrEx>
         <w:tc>
           <w:tcPr>
             <w:tcW w:w="2400" w:type="dxa"/>
@@ -16397,6 +17621,12 @@
         </w:tc>
       </w:tr>
       <w:tr>
+        <w:tblPrEx>
+          <w:tblCellMar>
+            <w:top w:w="0" w:type="dxa"/>
+            <w:bottom w:w="0" w:type="dxa"/>
+          </w:tblCellMar>
+        </w:tblPrEx>
         <w:tc>
           <w:tcPr>
             <w:tcW w:w="2400" w:type="dxa"/>
@@ -16468,6 +17698,12 @@
         </w:tc>
       </w:tr>
       <w:tr>
+        <w:tblPrEx>
+          <w:tblCellMar>
+            <w:top w:w="0" w:type="dxa"/>
+            <w:bottom w:w="0" w:type="dxa"/>
+          </w:tblCellMar>
+        </w:tblPrEx>
         <w:tc>
           <w:tcPr>
             <w:tcW w:w="2400" w:type="dxa"/>
@@ -16539,6 +17775,12 @@
         </w:tc>
       </w:tr>
       <w:tr>
+        <w:tblPrEx>
+          <w:tblCellMar>
+            <w:top w:w="0" w:type="dxa"/>
+            <w:bottom w:w="0" w:type="dxa"/>
+          </w:tblCellMar>
+        </w:tblPrEx>
         <w:tc>
           <w:tcPr>
             <w:tcW w:w="2400" w:type="dxa"/>
@@ -16581,7 +17823,14 @@
                 <w:sz w:val="20"/>
                 <w:szCs w:val="20"/>
               </w:rPr>
-              <w:t>Aplicación web y servicio propio de 398 líneas</w:t>
+              <w:t>Aplicación web y servicio prop</w:t>
+            </w:r>
+            <w:r>
+              <w:rPr>
+                <w:sz w:val="20"/>
+                <w:szCs w:val="20"/>
+              </w:rPr>
+              <w:t>io de 398 líneas</w:t>
             </w:r>
           </w:p>
         </w:tc>
@@ -16610,6 +17859,12 @@
         </w:tc>
       </w:tr>
       <w:tr>
+        <w:tblPrEx>
+          <w:tblCellMar>
+            <w:top w:w="0" w:type="dxa"/>
+            <w:bottom w:w="0" w:type="dxa"/>
+          </w:tblCellMar>
+        </w:tblPrEx>
         <w:tc>
           <w:tcPr>
             <w:tcW w:w="2400" w:type="dxa"/>
@@ -16700,7 +17955,14 @@
           <w:sz w:val="20"/>
           <w:szCs w:val="20"/>
         </w:rPr>
-        <w:t>El recuento de líneas corresponde a los archivos del programa sin contar la interfaz web ni las pruebas. El total del módulo asciende a unas 3.400 líneas.</w:t>
+        <w:t>El recuento de líneas corresponde a los archivos del programa sin contar la interfaz web ni las pruebas. El total del módulo asciende a unas 3.400 línea</w:t>
+      </w:r>
+      <w:r>
+        <w:rPr>
+          <w:sz w:val="20"/>
+          <w:szCs w:val="20"/>
+        </w:rPr>
+        <w:t>s.</w:t>
       </w:r>
     </w:p>
     <w:p>
@@ -16708,7 +17970,10 @@
         <w:jc w:val="both"/>
       </w:pPr>
       <w:r>
-        <w:t>La ejecución de referencia se realizó el 26 de septiembre de 2026 contra el sistema desplegado en la cuenta 484948252891, región us-east-1, bajo la identidad de sesión del laboratorio. Produjo once papeles de trabajo, cada uno con su archivo de evidencia y su huella, y un informe. El código de salida fue distinto de cero por la presencia de una desviación, que es el comportamiento esperado.</w:t>
+        <w:t>La ejecución de referencia se realizó el 26 de septiembre de 2026 contra el sistema desplegado en la cuenta 484948252891, región us-east-1, bajo la identidad de sesión del laboratorio. Produjo once papeles de trabajo, cada uno con su archivo de evidenci</w:t>
+      </w:r>
+      <w:r>
+        <w:t>a y su huella, y un informe. El código de salida fue distinto de cero por la presencia de una desviación, que es el comportamiento esperado.</w:t>
       </w:r>
     </w:p>
     <w:p>
@@ -16716,7 +17981,10 @@
         <w:jc w:val="both"/>
       </w:pPr>
       <w:r>
-        <w:t>El programa puede ejecutarse además contra la pila local del sistema auditado, sin credenciales del proveedor. Esa capacidad no es un atajo: permite a un tercero ejercitar el programa y comprobar su funcionamiento sin acceso a la cuenta, y fue la vía por la que se desarrollaron las pruebas antes de que el sistema estuviera desplegado.</w:t>
+        <w:t xml:space="preserve">El programa puede ejecutarse además contra la pila local del sistema auditado, sin credenciales del proveedor. Esa </w:t>
+      </w:r>
+      <w:r>
+        <w:t>capacidad no es un atajo: permite a un tercero ejercitar el programa y comprobar su funcionamiento sin acceso a la cuenta, y fue la vía por la que se desarrollaron las pruebas antes de que el sistema estuviera desplegado.</w:t>
       </w:r>
     </w:p>
     <w:p>
@@ -16724,9 +17992,12 @@
         <w:pStyle w:val="Ttulo1"/>
         <w:spacing w:before="240" w:after="120"/>
       </w:pPr>
-      <w:bookmarkStart w:id="30" w:name="_Toc241342909"/>
-      <w:r>
-        <w:t>9. Verificación, validación y pruebas</w:t>
+      <w:bookmarkStart w:id="30" w:name="_Toc241344403"/>
+      <w:r>
+        <w:t>9. Verificación, validación y prue</w:t>
+      </w:r>
+      <w:r>
+        <w:t>bas</w:t>
       </w:r>
       <w:bookmarkEnd w:id="30"/>
     </w:p>
@@ -16735,7 +18006,7 @@
         <w:pStyle w:val="Ttulo2"/>
         <w:spacing w:before="240" w:after="120"/>
       </w:pPr>
-      <w:bookmarkStart w:id="31" w:name="_Toc241342910"/>
+      <w:bookmarkStart w:id="31" w:name="_Toc241344404"/>
       <w:r>
         <w:t>9.1 Estrategia de pruebas</w:t>
       </w:r>
@@ -16747,7 +18018,10 @@
       </w:pPr>
       <w:r>
         <w:lastRenderedPageBreak/>
-        <w:t>Un programa de auditoría plantea un problema particular: quién verifica al verificador. La estrategia lo aborda en dos planos. El primero son las pruebas automatizadas del propio programa, que comprueban que el catálogo se carga correctamente, que los papeles conservan lo que deben, que la huella detecta una modificación, que el informe se genera con la estructura esperada y que el contrato con el servicio de identidad del sistema auditado sigue siendo válido.</w:t>
+        <w:t>Un programa de auditoría plantea un problema particular: quién verifica al verificador. La estrategia lo aborda en dos planos. El primero son las pruebas automatizadas del propio programa, que comprueban que el catálogo se car</w:t>
+      </w:r>
+      <w:r>
+        <w:t>ga correctamente, que los papeles conservan lo que deben, que la huella detecta una modificación, que el informe se genera con la estructura esperada y que el contrato con el servicio de identidad del sistema auditado sigue siendo válido.</w:t>
       </w:r>
     </w:p>
     <w:p>
@@ -16755,7 +18029,10 @@
         <w:jc w:val="both"/>
       </w:pPr>
       <w:r>
-        <w:t xml:space="preserve">El segundo plano es la </w:t>
+        <w:t xml:space="preserve">El segundo plano </w:t>
+      </w:r>
+      <w:r>
+        <w:t xml:space="preserve">es la </w:t>
       </w:r>
       <w:r>
         <w:rPr>
@@ -16765,7 +18042,10 @@
         <w:t>validación en doble sentido</w:t>
       </w:r>
       <w:r>
-        <w:t>, que es el control más importante de la estrategia. Comprobar que una prueba informa conformidad no demuestra que sirva: una prueba mal escrita que siempre devolviera conforme pasaría ese examen y produciría papeles de trabajo perfectamente íntegros y completamente inútiles. Demostrarlo exige verificar que informa desviación cuando el control se rompe a propósito.</w:t>
+        <w:t>, que es el control más importante de la estrategia. Comprobar que una prueba informa conformidad no demuestra que sirva: una prueba mal escrita que siempre devolviera conforme pasaría ese examen y produciría papeles de tra</w:t>
+      </w:r>
+      <w:r>
+        <w:t>bajo perfectamente íntegros y completamente inútiles. Demostrarlo exige verificar que informa desviación cuando el control se rompe a propósito.</w:t>
       </w:r>
     </w:p>
     <w:p>
@@ -16773,7 +18053,13 @@
         <w:jc w:val="both"/>
       </w:pPr>
       <w:r>
-        <w:t>El control C-08 se valida así de forma integrada: el programa recalcula la cadena sobre la bitácora íntegra y, además, altera deliberadamente una copia para confirmar que el verificador señala el punto exacto de la ruptura. Para los controles de cumplimiento la validación en doble sentido no está automatizada, y conviene decirlo con precisión: romper a propósito el cifrado o el bloqueo de acceso público del sistema desplegado tiene un coste y un riesgo que el equipo no asumió durante el periodo de la entrega. Queda como trabajo futuro con su justificación.</w:t>
+        <w:t xml:space="preserve">El control C-08 se valida así de forma integrada: el programa recalcula la cadena sobre la bitácora íntegra y, </w:t>
+      </w:r>
+      <w:r>
+        <w:t>además, altera deliberadamente una copia para confirmar que el verificador señala el punto exacto de la ruptura. Para los controles de cumplimiento la validación en doble sentido no está automatizada, y conviene decirlo con precisión: romper a propósito el</w:t>
+      </w:r>
+      <w:r>
+        <w:t xml:space="preserve"> cifrado o el bloqueo de acceso público del sistema desplegado tiene un coste y un riesgo que el equipo no asumió durante el periodo de la entrega. Queda como trabajo futuro con su justificación.</w:t>
       </w:r>
     </w:p>
     <w:p>
@@ -16781,7 +18067,10 @@
         <w:jc w:val="both"/>
       </w:pPr>
       <w:r>
-        <w:t>Hay un caso en el que la validación en doble sentido ocurrió sin buscarla, y es el más concluyente. El control de secretos detectó un secreto real introducido por el propio equipo en el repositorio público. No fue una alteración simulada: fue un defecto genuino que la revisión manual no había advertido y que el control encontró.</w:t>
+        <w:t>Hay un caso en el que la validación en doble sentido ocurrió sin buscarla, y es el más concluyente. El control de secretos detectó un secreto real introducido por el propio equipo en el repositorio público. No fue una alteración simulada: fue un defecto ge</w:t>
+      </w:r>
+      <w:r>
+        <w:t>nuino que la revisión manual no había advertido y que el control encontró.</w:t>
       </w:r>
     </w:p>
     <w:p>
@@ -16789,7 +18078,7 @@
         <w:pStyle w:val="Ttulo2"/>
         <w:spacing w:before="240" w:after="120"/>
       </w:pPr>
-      <w:bookmarkStart w:id="32" w:name="_Toc241342911"/>
+      <w:bookmarkStart w:id="32" w:name="_Toc241344405"/>
       <w:r>
         <w:t>9.2 Casos, resultados y defectos</w:t>
       </w:r>
@@ -16801,7 +18090,10 @@
       </w:pPr>
       <w:r>
         <w:lastRenderedPageBreak/>
-        <w:t>Las 34 pruebas del programa se ejecutan junto con las del sistema auditado en una suite única que termina en unos catorce segundos y no requiere credenciales del proveedor. En la última ejecución, la suite completa registró 234 pruebas superadas y 4 omitidas sobre 238 recogidas, sin fallos.</w:t>
+        <w:t>Las 34 pruebas del programa se ejecutan junto con las del sistema auditado en una suite única que termina en unos catorce segundos y no requiere credenciales del proveedor. En la última ejecución, la suite completa registró 234 pruebas superadas y 4 omitid</w:t>
+      </w:r>
+      <w:r>
+        <w:t>as sobre 238 recogidas, sin fallos.</w:t>
       </w:r>
     </w:p>
     <w:p>
@@ -16862,6 +18154,12 @@
         <w:gridCol w:w="2660"/>
       </w:tblGrid>
       <w:tr>
+        <w:tblPrEx>
+          <w:tblCellMar>
+            <w:top w:w="0" w:type="dxa"/>
+            <w:bottom w:w="0" w:type="dxa"/>
+          </w:tblCellMar>
+        </w:tblPrEx>
         <w:trPr>
           <w:tblHeader/>
         </w:trPr>
@@ -17002,6 +18300,12 @@
         </w:tc>
       </w:tr>
       <w:tr>
+        <w:tblPrEx>
+          <w:tblCellMar>
+            <w:top w:w="0" w:type="dxa"/>
+            <w:bottom w:w="0" w:type="dxa"/>
+          </w:tblCellMar>
+        </w:tblPrEx>
         <w:tc>
           <w:tcPr>
             <w:tcW w:w="900" w:type="dxa"/>
@@ -17119,6 +18423,12 @@
         </w:tc>
       </w:tr>
       <w:tr>
+        <w:tblPrEx>
+          <w:tblCellMar>
+            <w:top w:w="0" w:type="dxa"/>
+            <w:bottom w:w="0" w:type="dxa"/>
+          </w:tblCellMar>
+        </w:tblPrEx>
         <w:tc>
           <w:tcPr>
             <w:tcW w:w="900" w:type="dxa"/>
@@ -17236,6 +18546,12 @@
         </w:tc>
       </w:tr>
       <w:tr>
+        <w:tblPrEx>
+          <w:tblCellMar>
+            <w:top w:w="0" w:type="dxa"/>
+            <w:bottom w:w="0" w:type="dxa"/>
+          </w:tblCellMar>
+        </w:tblPrEx>
         <w:tc>
           <w:tcPr>
             <w:tcW w:w="900" w:type="dxa"/>
@@ -17347,12 +18663,25 @@
                 <w:sz w:val="20"/>
                 <w:szCs w:val="20"/>
               </w:rPr>
-              <w:t>Los cuatro indicadores de bloqueo están activos.</w:t>
+              <w:t>Los cuatro indicadores de bl</w:t>
+            </w:r>
+            <w:r>
+              <w:rPr>
+                <w:sz w:val="20"/>
+                <w:szCs w:val="20"/>
+              </w:rPr>
+              <w:t>oqueo están activos.</w:t>
             </w:r>
           </w:p>
         </w:tc>
       </w:tr>
       <w:tr>
+        <w:tblPrEx>
+          <w:tblCellMar>
+            <w:top w:w="0" w:type="dxa"/>
+            <w:bottom w:w="0" w:type="dxa"/>
+          </w:tblCellMar>
+        </w:tblPrEx>
         <w:tc>
           <w:tcPr>
             <w:tcW w:w="900" w:type="dxa"/>
@@ -17470,6 +18799,12 @@
         </w:tc>
       </w:tr>
       <w:tr>
+        <w:tblPrEx>
+          <w:tblCellMar>
+            <w:top w:w="0" w:type="dxa"/>
+            <w:bottom w:w="0" w:type="dxa"/>
+          </w:tblCellMar>
+        </w:tblPrEx>
         <w:tc>
           <w:tcPr>
             <w:tcW w:w="900" w:type="dxa"/>
@@ -17587,6 +18922,12 @@
         </w:tc>
       </w:tr>
       <w:tr>
+        <w:tblPrEx>
+          <w:tblCellMar>
+            <w:top w:w="0" w:type="dxa"/>
+            <w:bottom w:w="0" w:type="dxa"/>
+          </w:tblCellMar>
+        </w:tblPrEx>
         <w:tc>
           <w:tcPr>
             <w:tcW w:w="900" w:type="dxa"/>
@@ -17704,6 +19045,12 @@
         </w:tc>
       </w:tr>
       <w:tr>
+        <w:tblPrEx>
+          <w:tblCellMar>
+            <w:top w:w="0" w:type="dxa"/>
+            <w:bottom w:w="0" w:type="dxa"/>
+          </w:tblCellMar>
+        </w:tblPrEx>
         <w:tc>
           <w:tcPr>
             <w:tcW w:w="900" w:type="dxa"/>
@@ -17821,6 +19168,12 @@
         </w:tc>
       </w:tr>
       <w:tr>
+        <w:tblPrEx>
+          <w:tblCellMar>
+            <w:top w:w="0" w:type="dxa"/>
+            <w:bottom w:w="0" w:type="dxa"/>
+          </w:tblCellMar>
+        </w:tblPrEx>
         <w:tc>
           <w:tcPr>
             <w:tcW w:w="900" w:type="dxa"/>
@@ -17932,12 +19285,25 @@
                 <w:sz w:val="20"/>
                 <w:szCs w:val="20"/>
               </w:rPr>
-              <w:t>La cadena verifica sobre la bitácora íntegra y las tres alteraciones se detectan.</w:t>
+              <w:t>La cadena verifica sobre la bitácora íntegra y las tres alte</w:t>
+            </w:r>
+            <w:r>
+              <w:rPr>
+                <w:sz w:val="20"/>
+                <w:szCs w:val="20"/>
+              </w:rPr>
+              <w:t>raciones se detectan.</w:t>
             </w:r>
           </w:p>
         </w:tc>
       </w:tr>
       <w:tr>
+        <w:tblPrEx>
+          <w:tblCellMar>
+            <w:top w:w="0" w:type="dxa"/>
+            <w:bottom w:w="0" w:type="dxa"/>
+          </w:tblCellMar>
+        </w:tblPrEx>
         <w:tc>
           <w:tcPr>
             <w:tcW w:w="900" w:type="dxa"/>
@@ -18055,6 +19421,12 @@
         </w:tc>
       </w:tr>
       <w:tr>
+        <w:tblPrEx>
+          <w:tblCellMar>
+            <w:top w:w="0" w:type="dxa"/>
+            <w:bottom w:w="0" w:type="dxa"/>
+          </w:tblCellMar>
+        </w:tblPrEx>
         <w:tc>
           <w:tcPr>
             <w:tcW w:w="900" w:type="dxa"/>
@@ -18206,6 +19578,12 @@
         </w:tc>
       </w:tr>
       <w:tr>
+        <w:tblPrEx>
+          <w:tblCellMar>
+            <w:top w:w="0" w:type="dxa"/>
+            <w:bottom w:w="0" w:type="dxa"/>
+          </w:tblCellMar>
+        </w:tblPrEx>
         <w:tc>
           <w:tcPr>
             <w:tcW w:w="900" w:type="dxa"/>
@@ -18352,7 +19730,10 @@
         <w:jc w:val="both"/>
       </w:pPr>
       <w:r>
-        <w:t>La Tabla 14 recoge los hallazgos emitidos por la ejecución de referencia.</w:t>
+        <w:t>La Tabla 1</w:t>
+      </w:r>
+      <w:r>
+        <w:t>4 recoge los hallazgos emitidos por la ejecución de referencia.</w:t>
       </w:r>
     </w:p>
     <w:p>
@@ -18403,6 +19784,12 @@
         <w:gridCol w:w="3754"/>
       </w:tblGrid>
       <w:tr>
+        <w:tblPrEx>
+          <w:tblCellMar>
+            <w:top w:w="0" w:type="dxa"/>
+            <w:bottom w:w="0" w:type="dxa"/>
+          </w:tblCellMar>
+        </w:tblPrEx>
         <w:trPr>
           <w:tblHeader/>
         </w:trPr>
@@ -18516,6 +19903,12 @@
         </w:tc>
       </w:tr>
       <w:tr>
+        <w:tblPrEx>
+          <w:tblCellMar>
+            <w:top w:w="0" w:type="dxa"/>
+            <w:bottom w:w="0" w:type="dxa"/>
+          </w:tblCellMar>
+        </w:tblPrEx>
         <w:tc>
           <w:tcPr>
             <w:tcW w:w="1400" w:type="dxa"/>
@@ -18636,12 +20029,25 @@
                 <w:sz w:val="20"/>
                 <w:szCs w:val="20"/>
               </w:rPr>
-              <w:t>Reescribir el historial y forzar la actualización de las ramas públicas. No sustituye a la rotación, que ya se ejecutó. Aceptado con plan: el secreto fue invalidado y su vigencia se comprueba en C-09c.</w:t>
+              <w:t>Reescribir el historial y forzar la actualización de las ramas públ</w:t>
+            </w:r>
+            <w:r>
+              <w:rPr>
+                <w:sz w:val="20"/>
+                <w:szCs w:val="20"/>
+              </w:rPr>
+              <w:t>icas. No sustituye a la rotación, que ya se ejecutó. Aceptado con plan: el secreto fue invalidado y su vigencia se comprueba en C-09c.</w:t>
             </w:r>
           </w:p>
         </w:tc>
       </w:tr>
       <w:tr>
+        <w:tblPrEx>
+          <w:tblCellMar>
+            <w:top w:w="0" w:type="dxa"/>
+            <w:bottom w:w="0" w:type="dxa"/>
+          </w:tblCellMar>
+        </w:tblPrEx>
         <w:tc>
           <w:tcPr>
             <w:tcW w:w="1400" w:type="dxa"/>
@@ -18730,12 +20136,25 @@
                 <w:sz w:val="20"/>
                 <w:szCs w:val="20"/>
               </w:rPr>
-              <w:t>Un rol por función con políticas acotadas en un despliegue productivo. Fuera del alcance automatizado: el entorno impide corregirlo y una prueba que siempre da el mismo resultado no aporta información.</w:t>
+              <w:t>Un rol por función con políticas acotadas en un despliegue productivo. Fuera del alcance automatizado: el entor</w:t>
+            </w:r>
+            <w:r>
+              <w:rPr>
+                <w:sz w:val="20"/>
+                <w:szCs w:val="20"/>
+              </w:rPr>
+              <w:t>no impide corregirlo y una prueba que siempre da el mismo resultado no aporta información.</w:t>
             </w:r>
           </w:p>
         </w:tc>
       </w:tr>
       <w:tr>
+        <w:tblPrEx>
+          <w:tblCellMar>
+            <w:top w:w="0" w:type="dxa"/>
+            <w:bottom w:w="0" w:type="dxa"/>
+          </w:tblCellMar>
+        </w:tblPrEx>
         <w:tc>
           <w:tcPr>
             <w:tcW w:w="1400" w:type="dxa"/>
@@ -18824,7 +20243,14 @@
                 <w:sz w:val="20"/>
                 <w:szCs w:val="20"/>
               </w:rPr>
-              <w:t>Ejecutar con credenciales de solo lectura y almacenar los papeles en una cuenta distinta de la auditada. Debilita el valor probatorio y se declara en cada informe.</w:t>
+              <w:t>Eje</w:t>
+            </w:r>
+            <w:r>
+              <w:rPr>
+                <w:sz w:val="20"/>
+                <w:szCs w:val="20"/>
+              </w:rPr>
+              <w:t>cutar con credenciales de solo lectura y almacenar los papeles en una cuenta distinta de la auditada. Debilita el valor probatorio y se declara en cada informe.</w:t>
             </w:r>
           </w:p>
         </w:tc>
@@ -18849,7 +20275,14 @@
           <w:sz w:val="20"/>
           <w:szCs w:val="20"/>
         </w:rPr>
-        <w:t>Los dos hallazgos permanentes se declaran en todo informe en lugar de omitirse. Omitirlos transmitiría una cobertura mayor que la real, que es precisamente el riesgo que el catálogo busca evitar.</w:t>
+        <w:t>Los dos hallazgos permanentes se declaran en todo informe en lugar de omitirse. Omitirlo</w:t>
+      </w:r>
+      <w:r>
+        <w:rPr>
+          <w:sz w:val="20"/>
+          <w:szCs w:val="20"/>
+        </w:rPr>
+        <w:t>s transmitiría una cobertura mayor que la real, que es precisamente el riesgo que el catálogo busca evitar.</w:t>
       </w:r>
     </w:p>
     <w:p>
@@ -18857,7 +20290,7 @@
         <w:pStyle w:val="Ttulo2"/>
         <w:spacing w:before="240" w:after="120"/>
       </w:pPr>
-      <w:bookmarkStart w:id="33" w:name="_Toc241342912"/>
+      <w:bookmarkStart w:id="33" w:name="_Toc241344406"/>
       <w:r>
         <w:t>9.3 Validación con usuarios o expertos</w:t>
       </w:r>
@@ -18875,7 +20308,10 @@
         <w:t>Validación con usuarios externos: no aplica en esta entrega.</w:t>
       </w:r>
       <w:r>
-        <w:t xml:space="preserve"> El programa no fue operado por auditores ajenos al equipo, de modo que no puede reportarse evidencia sobre su utilidad percibida ni sobre la comprensibilidad del informe para un tercero. El equipo se abstiene de afirmar resultados que no ha medido.</w:t>
+        <w:t xml:space="preserve"> El programa no fue operado por auditores ajenos </w:t>
+      </w:r>
+      <w:r>
+        <w:t>al equipo, de modo que no puede reportarse evidencia sobre su utilidad percibida ni sobre la comprensibilidad del informe para un tercero. El equipo se abstiene de afirmar resultados que no ha medido.</w:t>
       </w:r>
     </w:p>
     <w:p>
@@ -18893,11 +20329,17 @@
         <w:t>reproducibilidad entre ejecuciones</w:t>
       </w:r>
       <w:r>
-        <w:t xml:space="preserve">: el programa se ejecutó dos veces el mismo día contra el mismo sistema, con una sola diferencia introducida deliberadamente entre ambas, que fue cargar una evidencia de entrega en el sistema auditado. La primera ejecución reportó el control C-02 como desviado por </w:t>
+        <w:t>: el programa se ejecutó dos veces el mismo día contra el mismo sistema, con una sola diferencia introducida deliberadamente entre ambas, qu</w:t>
+      </w:r>
+      <w:r>
+        <w:t xml:space="preserve">e fue cargar una evidencia de entrega en el sistema auditado. La primera ejecución reportó el control C-02 como desviado por </w:t>
       </w:r>
       <w:r>
         <w:lastRenderedPageBreak/>
-        <w:t>ausencia de objeto sobre el que comprobar el cifrado; la segunda, con el objeto presente, lo reportó conforme. Los diez controles restantes mantuvieron su clasificación. La comparación demuestra que el resultado depende del estado del sistema y no del momento ni de quien ejecuta, que es la condición de REQ-08.</w:t>
+        <w:t>ausencia de objeto sobre el que comprobar el cifrado; la segunda, con el objeto presente, lo reportó conforme. Los diez controles r</w:t>
+      </w:r>
+      <w:r>
+        <w:t>estantes mantuvieron su clasificación. La comparación demuestra que el resultado depende del estado del sistema y no del momento ni de quien ejecuta, que es la condición de REQ-08.</w:t>
       </w:r>
     </w:p>
     <w:p>
@@ -18923,7 +20365,16 @@
         <w:jc w:val="both"/>
       </w:pPr>
       <w:r>
-        <w:t>De esa comparación entre ejecuciones surgió además una observación metodológica que el equipo registra como mejora pendiente. Clasificar C-02 como desviado cuando no existía objeto sobre el que comprobar el cifrado fue impreciso: el propio informe define la tercera conclusión para los controles que no pudieron probarse, y ese era el caso. El criterio de C-02 tiene tres partes, y dos de ellas, la configuración del almacén y la rotación de la llave, son comprobables sin ningún objeto. Partir C-02 como se partió C-09 evitaría que un almacén vacío produjera un hallazgo de severidad alta. La corrección figura en el trabajo futuro.</w:t>
+        <w:t>De esa comparación entre e</w:t>
+      </w:r>
+      <w:r>
+        <w:t xml:space="preserve">jecuciones surgió además una observación metodológica que el equipo registra como mejora pendiente. Clasificar C-02 como desviado cuando no existía objeto sobre el que comprobar el cifrado fue impreciso: el propio informe define la tercera conclusión para </w:t>
+      </w:r>
+      <w:r>
+        <w:t>los controles que no pudieron probarse, y ese era el caso. El criterio de C-02 tiene tres partes, y dos de ellas, la configuración del almacén y la rotación de la llave, son comprobables sin ningún objeto. Partir C-02 como se partió C-09 evitaría que un al</w:t>
+      </w:r>
+      <w:r>
+        <w:t>macén vacío produjera un hallazgo de severidad alta. La corrección figura en el trabajo futuro.</w:t>
       </w:r>
     </w:p>
     <w:p>
@@ -18931,7 +20382,7 @@
         <w:pStyle w:val="Ttulo1"/>
         <w:spacing w:before="240" w:after="120"/>
       </w:pPr>
-      <w:bookmarkStart w:id="34" w:name="_Toc241342913"/>
+      <w:bookmarkStart w:id="34" w:name="_Toc241344407"/>
       <w:r>
         <w:t>10. Seguridad, privacidad, ética y cumplimiento</w:t>
       </w:r>
@@ -18953,11 +20404,17 @@
       </w:r>
       <w:proofErr w:type="spellStart"/>
       <w:r>
-        <w:t>autorrevisión</w:t>
-      </w:r>
-      <w:proofErr w:type="spellEnd"/>
-      <w:r>
-        <w:t xml:space="preserve">: quien evalúa un control tiende a confirmar la decisión que tomó al diseñarlo. Se aplican tres medidas. La rotación interna, de modo que ningún integrante ejecuta ni evalúa las pruebas del componente que construyó. El determinismo del programa, de modo que su resultado no depende del criterio de quien lo ejecuta. Y la posibilidad de </w:t>
+        <w:t>autorrevisió</w:t>
+      </w:r>
+      <w:r>
+        <w:t>n</w:t>
+      </w:r>
+      <w:proofErr w:type="spellEnd"/>
+      <w:r>
+        <w:t>: quien evalúa un control tiende a confirmar la decisión que tomó al diseñarlo. Se aplican tres medidas. La rotación interna, de modo que ningún integrante ejecuta ni evalúa las pruebas del componente que construyó. El determinismo del programa, de modo q</w:t>
+      </w:r>
+      <w:r>
+        <w:t xml:space="preserve">ue su resultado no depende del criterio de quien lo ejecuta. Y la posibilidad de </w:t>
       </w:r>
       <w:proofErr w:type="spellStart"/>
       <w:r>
@@ -18965,7 +20422,10 @@
       </w:r>
       <w:proofErr w:type="spellEnd"/>
       <w:r>
-        <w:t xml:space="preserve"> por un tercero, que puede contrastar clasificaciones y huellas. Aun con esas medidas, este trabajo no alcanza el grado de independencia de una revisión externa, y el informe lo hace constar.</w:t>
+        <w:t xml:space="preserve"> por un tercero, que puede contrastar clasificaciones y huellas. Aun con esas medidas, este trabajo no alcanza el grado de independencia de una revisión externa, y </w:t>
+      </w:r>
+      <w:r>
+        <w:t>el informe lo hace constar.</w:t>
       </w:r>
     </w:p>
     <w:p>
@@ -18974,7 +20434,10 @@
       </w:pPr>
       <w:r>
         <w:lastRenderedPageBreak/>
-        <w:t>Existe un dato que respalda la eficacia de esas medidas mejor que la argumentación. El programa detectó un defecto de seguridad real introducido por el propio equipo, que las revisiones manuales del código y de la documentación no habían advertido. Un programa determinista con criterio declarado de antemano encontró lo que sus autores no vieron.</w:t>
+        <w:t xml:space="preserve">Existe un dato que respalda la eficacia de esas medidas mejor que la argumentación. El programa detectó un defecto de seguridad real introducido por el propio equipo, que las revisiones manuales del código y de la documentación </w:t>
+      </w:r>
+      <w:r>
+        <w:t>no habían advertido. Un programa determinista con criterio declarado de antemano encontró lo que sus autores no vieron.</w:t>
       </w:r>
     </w:p>
     <w:p>
@@ -18989,7 +20452,16 @@
         <w:t>Incidente de seguridad gestionado durante la construcción.</w:t>
       </w:r>
       <w:r>
-        <w:t xml:space="preserve"> El archivo de configuración con el secreto de firma de sesiones del sistema auditado quedó versionado en el repositorio público durante aproximadamente veintisiete minutos. La causa raíz no fue un descuido aislado: la exclusión del archivo existía y se retiró junto con todas las exclusiones de archivos generados, al versionar las evidencias de despliegue. La respuesta fue rotar el secreto y redesplegar las funciones, comprobar que ninguna conserva el anterior y que un token firmado con él es rechazado, excluir de nuevo el archivo y repetir la verificación del despliegue. El análisis de la ventana de exposición no encontró indicios de explotación. El riesgo residual, la permanencia del secreto en el historial, se acepta de forma temporal porque el secreto fue invalidado y queda registrado como hallazgo H-01.</w:t>
+        <w:t xml:space="preserve"> El archivo de configuración con el secreto de firma de sesiones del sistema a</w:t>
+      </w:r>
+      <w:r>
+        <w:t>uditado quedó versionado en el repositorio público durante aproximadamente veintisiete minutos. La causa raíz no fue un descuido aislado: la exclusión del archivo existía y se retiró junto con todas las exclusiones de archivos generados, al versionar las e</w:t>
+      </w:r>
+      <w:r>
+        <w:t>videncias de despliegue. La respuesta fue rotar el secreto y redesplegar las funciones, comprobar que ninguna conserva el anterior y que un token firmado con él es rechazado, excluir de nuevo el archivo y repetir la verificación del despliegue. El análisis</w:t>
+      </w:r>
+      <w:r>
+        <w:t xml:space="preserve"> de la ventana de exposición no encontró indicios de explotación. El riesgo residual, la permanencia del secreto en el historial, se acepta de forma temporal porque el secreto fue invalidado y queda registrado como hallazgo H-01.</w:t>
       </w:r>
     </w:p>
     <w:p>
@@ -18997,7 +20469,10 @@
         <w:jc w:val="both"/>
       </w:pPr>
       <w:r>
-        <w:t xml:space="preserve">Este episodio produjo el control C-09, y con él una consecuencia de diseño: el detector registra la ruta y el </w:t>
+        <w:t>Este episodio produjo el c</w:t>
+      </w:r>
+      <w:r>
+        <w:t xml:space="preserve">ontrol C-09, y con él una consecuencia de diseño: el detector registra la ruta y el </w:t>
       </w:r>
       <w:proofErr w:type="spellStart"/>
       <w:r>
@@ -19017,10 +20492,23 @@
           <w:b/>
           <w:bCs/>
         </w:rPr>
-        <w:t>Limitación de privilegios del propio programa.</w:t>
-      </w:r>
-      <w:r>
-        <w:t xml:space="preserve"> El ejecutor corre con el mismo rol compartido del laboratorio, que dispone de permisos de escritura sobre los recursos que audita. Un auditor con permisos de escritura no es un auditor: técnicamente podría modificar la evidencia que evalúa. La condición se declara como hallazgo permanente H-PERM-02 y no como una característica aceptable del diseño. La recomendación es ejecutar con credenciales de solo lectura y almacenar los papeles en una cuenta distinta de la auditada, algo que el entorno no permite.</w:t>
+        <w:t>Limitación de privilegios del pro</w:t>
+      </w:r>
+      <w:r>
+        <w:rPr>
+          <w:b/>
+          <w:bCs/>
+        </w:rPr>
+        <w:t>pio programa.</w:t>
+      </w:r>
+      <w:r>
+        <w:t xml:space="preserve"> El ejecutor corre con el mismo rol compartido del laboratorio, que dispone de permisos de escritura sobre los recursos que audita. Un auditor con permisos de escritura no es un auditor: técnicamente podría modificar la evidencia que evalúa. L</w:t>
+      </w:r>
+      <w:r>
+        <w:t>a condición se declara como hallazgo permanente H-PERM-02 y no como una característica aceptable del diseño. La recomendación es ejecutar con credenciales de solo lectura y almacenar los papeles en una cuenta distinta de la auditada, algo que el entorno no</w:t>
+      </w:r>
+      <w:r>
+        <w:t xml:space="preserve"> permite.</w:t>
       </w:r>
     </w:p>
     <w:p>
@@ -19036,7 +20524,10 @@
         <w:t>Confidencialidad de los papeles de trabajo.</w:t>
       </w:r>
       <w:r>
-        <w:t xml:space="preserve"> El almacén concentra información sobre las debilidades del sistema auditado, y su divulgación facilitaría un ataque. Por eso los papeles no se versionan en el repositorio público y se entregan de forma directa al evaluador. Es la misma lección del incidente anterior, aplicada antes de que ocurra.</w:t>
+        <w:t xml:space="preserve"> El almacén concentra información sobre las debilidades del sistema auditado, y su divulgación facilitaría un ataque. Por eso los papeles no se versionan en el repositorio público y se entregan de forma </w:t>
+      </w:r>
+      <w:r>
+        <w:t>directa al evaluador. Es la misma lección del incidente anterior, aplicada antes de que ocurra.</w:t>
       </w:r>
     </w:p>
     <w:p>
@@ -19051,7 +20542,10 @@
         <w:t>Integridad del ejercicio.</w:t>
       </w:r>
       <w:r>
-        <w:t xml:space="preserve"> Un principio gobierna toda la ejecución: ninguna prueba se reporta como realizada si no se ejecutó, y ningún resultado se ajusta para que un control aparezca como conforme. La tercera conclusión existe precisamente para no tener que elegir entre aprobar y reprobar lo que no se pudo revisar.</w:t>
+        <w:t xml:space="preserve"> Un principio gobierna toda la ejecución: ninguna prueba se reporta como realizada si no se ejecutó, y ningún resultado se ajusta para </w:t>
+      </w:r>
+      <w:r>
+        <w:t>que un control aparezca como conforme. La tercera conclusión existe precisamente para no tener que elegir entre aprobar y reprobar lo que no se pudo revisar.</w:t>
       </w:r>
     </w:p>
     <w:p>
@@ -19059,7 +20553,7 @@
         <w:pStyle w:val="Ttulo1"/>
         <w:spacing w:before="240" w:after="120"/>
       </w:pPr>
-      <w:bookmarkStart w:id="35" w:name="_Toc241342914"/>
+      <w:bookmarkStart w:id="35" w:name="_Toc241344408"/>
       <w:r>
         <w:t>11. Calidad, mantenibilidad y operación</w:t>
       </w:r>
@@ -19080,7 +20574,13 @@
         <w:t>extensibilidad</w:t>
       </w:r>
       <w:r>
-        <w:t xml:space="preserve"> fue el atributo de calidad que más condicionó el diseño: el catálogo vive en un archivo de datos, de modo que añadir un control no exige tocar el ejecutor. Esa propiedad se puso a prueba durante la construcción, cuando hubo que incorporar el control de secretos con urgencia tras el incidente, y funcionó.</w:t>
+        <w:t xml:space="preserve"> fue el atributo de calidad que más condi</w:t>
+      </w:r>
+      <w:r>
+        <w:t xml:space="preserve">cionó el diseño: el catálogo vive en un archivo de datos, de modo que añadir un control no exige tocar el ejecutor. Esa propiedad se puso a prueba durante la construcción, cuando hubo que incorporar el control de secretos con urgencia tras el incidente, y </w:t>
+      </w:r>
+      <w:r>
+        <w:t>funcionó.</w:t>
       </w:r>
     </w:p>
     <w:p>
@@ -19108,7 +20608,10 @@
         <w:t>comprensibilidad</w:t>
       </w:r>
       <w:r>
-        <w:t xml:space="preserve"> se trató como atributo de calidad y no como presentación: cada control declara su versión en lenguaje llano en el catálogo, no en la interfaz, de modo que la consola, el informe y la web digan lo mismo. Un hallazgo que el responsable no entiende no se corrige.</w:t>
+        <w:t xml:space="preserve"> se trató como atributo de calidad y no como presentación: cada control de</w:t>
+      </w:r>
+      <w:r>
+        <w:t>clara su versión en lenguaje llano en el catálogo, no en la interfaz, de modo que la consola, el informe y la web digan lo mismo. Un hallazgo que el responsable no entiende no se corrige.</w:t>
       </w:r>
     </w:p>
     <w:p>
@@ -19126,7 +20629,10 @@
         <w:t>operabilidad</w:t>
       </w:r>
       <w:r>
-        <w:t xml:space="preserve"> descansa en el código de salida diferenciado, que distingue conformidad, desviación y controles sin ejecutar, y permite integrar el programa en una cadena automatizada. La ejecución es por demanda y no continua, porque el entorno cierra la sesión cada cuatro horas.</w:t>
+        <w:t xml:space="preserve"> descansa en el código de salida diferenciado, que di</w:t>
+      </w:r>
+      <w:r>
+        <w:t>stingue conformidad, desviación y controles sin ejecutar, y permite integrar el programa en una cadena automatizada. La ejecución es por demanda y no continua, porque el entorno cierra la sesión cada cuatro horas.</w:t>
       </w:r>
     </w:p>
     <w:p>
@@ -19134,11 +20640,17 @@
         <w:jc w:val="both"/>
       </w:pPr>
       <w:r>
-        <w:t xml:space="preserve">Sobre la deuda técnica reconocida, el equipo señala tres elementos. La validación en doble sentido no está automatizada para los controles de cumplimiento. El control C-02 debería partirse como </w:t>
+        <w:t>Sobre la deuda técnica reconocida, el equi</w:t>
+      </w:r>
+      <w:r>
+        <w:t xml:space="preserve">po señala tres elementos. La validación en doble sentido no está automatizada para los controles de cumplimiento. El control C-02 debería partirse como </w:t>
       </w:r>
       <w:r>
         <w:lastRenderedPageBreak/>
-        <w:t>se partió C-09. Y el sellado por función hash no permite verificar sin acceder a los papeles. Los tres figuran en el trabajo futuro con su justificación.</w:t>
+        <w:t>se partió C-09. Y el sellado por función hash no permite verificar sin acceder a los papeles. Los tres f</w:t>
+      </w:r>
+      <w:r>
+        <w:t>iguran en el trabajo futuro con su justificación.</w:t>
       </w:r>
     </w:p>
     <w:p>
@@ -19146,7 +20658,7 @@
         <w:pStyle w:val="Ttulo1"/>
         <w:spacing w:before="240" w:after="120"/>
       </w:pPr>
-      <w:bookmarkStart w:id="36" w:name="_Toc241342915"/>
+      <w:bookmarkStart w:id="36" w:name="_Toc241344409"/>
       <w:r>
         <w:t>12. Gestión del proyecto</w:t>
       </w:r>
@@ -19157,7 +20669,7 @@
         <w:pStyle w:val="Ttulo2"/>
         <w:spacing w:before="240" w:after="120"/>
       </w:pPr>
-      <w:bookmarkStart w:id="37" w:name="_Toc241342916"/>
+      <w:bookmarkStart w:id="37" w:name="_Toc241344410"/>
       <w:r>
         <w:t>12.1 Metodología, fases y roles</w:t>
       </w:r>
@@ -19168,7 +20680,13 @@
         <w:jc w:val="both"/>
       </w:pPr>
       <w:r>
-        <w:t>El proyecto siguió la secuencia de un trabajo de aseguramiento conforme al marco de prácticas profesionales de auditoría de sistemas (ISACA, 2020): planeación y definición del universo auditable, diseño del programa de pruebas, ejecución y obtención de evidencia, y evaluación y comunicación de resultados. Sobre esa secuencia se superpuso un ciclo incremental de construcción, porque el ejecutor se desarrolló en paralelo con el sistema que iba a auditar y solo podía probar controles ya implementados.</w:t>
+        <w:t>El proyecto siguió la secuencia de un trabajo de aseguramiento conforme al marco de prácticas profesionales de auditoría de sistemas (ISACA, 2020): p</w:t>
+      </w:r>
+      <w:r>
+        <w:t>laneación y definición del universo auditable, diseño del programa de pruebas, ejecución y obtención de evidencia, y evaluación y comunicación de resultados. Sobre esa secuencia se superpuso un ciclo incremental de construcción, porque el ejecutor se desar</w:t>
+      </w:r>
+      <w:r>
+        <w:t>rolló en paralelo con el sistema que iba a auditar y solo podía probar controles ya implementados.</w:t>
       </w:r>
     </w:p>
     <w:p>
@@ -19176,7 +20694,10 @@
         <w:jc w:val="both"/>
       </w:pPr>
       <w:r>
-        <w:t>Una regla metodológica gobernó todo el trabajo: el criterio de cada prueba se declara antes de ejecutarla. El catálogo lleva fecha anterior a la primera ejecución precisamente para que el criterio no pueda acomodarse al resultado.</w:t>
+        <w:t>Una regla metodológica gobernó todo el trabajo: el criterio de cada prueba se declara antes de ejecutarla. El catálogo lleva fecha anterior a la primera ejec</w:t>
+      </w:r>
+      <w:r>
+        <w:t>ución precisamente para que el criterio no pueda acomodarse al resultado.</w:t>
       </w:r>
     </w:p>
     <w:p>
@@ -19236,6 +20757,12 @@
         <w:gridCol w:w="2460"/>
       </w:tblGrid>
       <w:tr>
+        <w:tblPrEx>
+          <w:tblCellMar>
+            <w:top w:w="0" w:type="dxa"/>
+            <w:bottom w:w="0" w:type="dxa"/>
+          </w:tblCellMar>
+        </w:tblPrEx>
         <w:trPr>
           <w:tblHeader/>
         </w:trPr>
@@ -19349,6 +20876,12 @@
         </w:tc>
       </w:tr>
       <w:tr>
+        <w:tblPrEx>
+          <w:tblCellMar>
+            <w:top w:w="0" w:type="dxa"/>
+            <w:bottom w:w="0" w:type="dxa"/>
+          </w:tblCellMar>
+        </w:tblPrEx>
         <w:tc>
           <w:tcPr>
             <w:tcW w:w="1700" w:type="dxa"/>
@@ -19443,6 +20976,12 @@
         </w:tc>
       </w:tr>
       <w:tr>
+        <w:tblPrEx>
+          <w:tblCellMar>
+            <w:top w:w="0" w:type="dxa"/>
+            <w:bottom w:w="0" w:type="dxa"/>
+          </w:tblCellMar>
+        </w:tblPrEx>
         <w:tc>
           <w:tcPr>
             <w:tcW w:w="1700" w:type="dxa"/>
@@ -19537,6 +21076,12 @@
         </w:tc>
       </w:tr>
       <w:tr>
+        <w:tblPrEx>
+          <w:tblCellMar>
+            <w:top w:w="0" w:type="dxa"/>
+            <w:bottom w:w="0" w:type="dxa"/>
+          </w:tblCellMar>
+        </w:tblPrEx>
         <w:tc>
           <w:tcPr>
             <w:tcW w:w="1700" w:type="dxa"/>
@@ -19602,7 +21147,14 @@
                 <w:sz w:val="20"/>
                 <w:szCs w:val="20"/>
               </w:rPr>
-              <w:t>Nicolás Torres</w:t>
+              <w:t>Nicolás Tor</w:t>
+            </w:r>
+            <w:r>
+              <w:rPr>
+                <w:sz w:val="20"/>
+                <w:szCs w:val="20"/>
+              </w:rPr>
+              <w:t>res</w:t>
             </w:r>
           </w:p>
         </w:tc>
@@ -19631,6 +21183,12 @@
         </w:tc>
       </w:tr>
       <w:tr>
+        <w:tblPrEx>
+          <w:tblCellMar>
+            <w:top w:w="0" w:type="dxa"/>
+            <w:bottom w:w="0" w:type="dxa"/>
+          </w:tblCellMar>
+        </w:tblPrEx>
         <w:tc>
           <w:tcPr>
             <w:tcW w:w="1700" w:type="dxa"/>
@@ -19761,7 +21319,14 @@
           <w:sz w:val="20"/>
           <w:szCs w:val="20"/>
         </w:rPr>
-        <w:t xml:space="preserve"> de la fase 4 la realiza un integrante distinto de quien desarrolló el ejecutor.</w:t>
+        <w:t xml:space="preserve"> de la fase 4 la realiza un integrante distinto de quien desarrolló el </w:t>
+      </w:r>
+      <w:r>
+        <w:rPr>
+          <w:sz w:val="20"/>
+          <w:szCs w:val="20"/>
+        </w:rPr>
+        <w:t>ejecutor.</w:t>
       </w:r>
     </w:p>
     <w:p>
@@ -19769,7 +21334,7 @@
         <w:pStyle w:val="Ttulo2"/>
         <w:spacing w:before="240" w:after="120"/>
       </w:pPr>
-      <w:bookmarkStart w:id="38" w:name="_Toc241342917"/>
+      <w:bookmarkStart w:id="38" w:name="_Toc241344411"/>
       <w:r>
         <w:t>12.2 Cronograma e hitos</w:t>
       </w:r>
@@ -19780,7 +21345,10 @@
         <w:jc w:val="both"/>
       </w:pPr>
       <w:r>
-        <w:t>Los cuatro hitos comprometidos se cumplieron. El catálogo quedó aprobado antes de construir el ejecutor, el programa de pruebas se documentó antes de implementarlo, el programa quedó operativo y la ejecución contra el sistema desplegado se realizó el 26 de septiembre de 2026.</w:t>
+        <w:t>Los cuatro hitos comprometidos se cumplieron. El catálogo quedó aprobado antes de construir el ejecutor, el programa de pruebas se documentó antes de implementarlo, el programa quedó operativo y la ejecución contra el sist</w:t>
+      </w:r>
+      <w:r>
+        <w:t>ema desplegado se realizó el 26 de septiembre de 2026.</w:t>
       </w:r>
     </w:p>
     <w:p>
@@ -19788,7 +21356,13 @@
         <w:jc w:val="both"/>
       </w:pPr>
       <w:r>
-        <w:t>La desviación principal fue la ampliación del catálogo durante la fase 4, provocada por el incidente de seguridad. No estaba planificada y consumió tiempo previsto para la validación en doble sentido de los controles de cumplimiento, que por eso queda como trabajo futuro. El equipo considera que el intercambio fue favorable: un control derivado de un riesgo materializado vale más que la automatización de una validación sobre controles que ya resultaron conformes.</w:t>
+        <w:t>La desviación principal fue la ampliación del catálogo durante la fase 4, provocada por el incidente de seguridad. No estaba planificada y consumió tiempo previsto para la validación en doble sentido d</w:t>
+      </w:r>
+      <w:r>
+        <w:t xml:space="preserve">e los controles de cumplimiento, que por eso queda como trabajo futuro. El equipo considera que el intercambio fue favorable: un control derivado de un riesgo materializado vale más que la automatización de una validación sobre controles que ya resultaron </w:t>
+      </w:r>
+      <w:r>
+        <w:t>conformes.</w:t>
       </w:r>
     </w:p>
     <w:p>
@@ -19796,7 +21370,7 @@
         <w:pStyle w:val="Ttulo2"/>
         <w:spacing w:before="240" w:after="120"/>
       </w:pPr>
-      <w:bookmarkStart w:id="39" w:name="_Toc241342918"/>
+      <w:bookmarkStart w:id="39" w:name="_Toc241344412"/>
       <w:r>
         <w:t>12.3 Repositorio, versiones y gestión de cambios</w:t>
       </w:r>
@@ -19807,7 +21381,10 @@
         <w:jc w:val="both"/>
       </w:pPr>
       <w:r>
-        <w:t>El repositorio público del proyecto es https://github.com/Serann10255/Rastro. El programa de auditoría reside en una carpeta propia y comparte repositorio con el sistema auditado, porque comparten objeto: no tendría sentido versionar por separado un programa cuyo propósito es verificar al otro.</w:t>
+        <w:t>El repositorio público del proyecto es https://github.com/Serann10255/Rastro. El programa de auditoría reside en una carpeta propia y comparte repositorio con el sistema auditado, porque comparten</w:t>
+      </w:r>
+      <w:r>
+        <w:t xml:space="preserve"> objeto: no tendría sentido versionar por separado un programa cuyo propósito es verificar al otro.</w:t>
       </w:r>
     </w:p>
     <w:p>
@@ -19815,7 +21392,10 @@
         <w:jc w:val="both"/>
       </w:pPr>
       <w:r>
-        <w:t xml:space="preserve">Se versionan el catálogo de controles, el código del ejecutor y de las tres familias de pruebas, el almacén, el generador de informe, la interfaz y las pruebas del propio programa. </w:t>
+        <w:t>Se versionan el catálogo de controles, el código del ejecutor y de las tres familias de pruebas, el almacén, el generador de informe, la interfaz y las prue</w:t>
+      </w:r>
+      <w:r>
+        <w:t xml:space="preserve">bas del propio programa. </w:t>
       </w:r>
       <w:r>
         <w:rPr>
@@ -19852,7 +21432,13 @@
       </w:r>
       <w:proofErr w:type="spellEnd"/>
       <w:r>
-        <w:t>, 2026), como apoyo en la redacción y la estructuración de este documento y en la elaboración de las figuras. La definición del universo auditable, la derivación del catálogo, el desarrollo del programa, la ejecución de la auditoría y la evaluación de los hallazgos corresponden a los integrantes del equipo, que asumen la responsabilidad sobre la exactitud del contenido y sobre la verificación de las fuentes citadas.</w:t>
+        <w:t>, 2026), como apoyo en la redacción y la estructuración de este documento y en la e</w:t>
+      </w:r>
+      <w:r>
+        <w:t xml:space="preserve">laboración de las figuras. La definición del universo auditable, la derivación del catálogo, el desarrollo del programa, la ejecución de la auditoría y la evaluación de los hallazgos corresponden a los integrantes del equipo, que asumen la responsabilidad </w:t>
+      </w:r>
+      <w:r>
+        <w:t>sobre la exactitud del contenido y sobre la verificación de las fuentes citadas.</w:t>
       </w:r>
     </w:p>
     <w:p>
@@ -19860,7 +21446,7 @@
         <w:pStyle w:val="Ttulo2"/>
         <w:spacing w:before="240" w:after="120"/>
       </w:pPr>
-      <w:bookmarkStart w:id="40" w:name="_Toc241342919"/>
+      <w:bookmarkStart w:id="40" w:name="_Toc241344413"/>
       <w:r>
         <w:t>12.4 Presupuesto y recursos</w:t>
       </w:r>
@@ -19871,7 +21457,10 @@
         <w:jc w:val="both"/>
       </w:pPr>
       <w:r>
-        <w:t>El programa se ejecuta por demanda y su consumo es marginal frente al del sistema auditado: consultas de configuración en modo lectura, unas pocas peticiones a la interfaz del sistema y almacenamiento local de los papeles de trabajo. No incorpora ningún componente con cargo adicional, porque reutiliza los recursos ya existentes en la cuenta.</w:t>
+        <w:t>El programa se ejecuta por demanda y su consumo es marginal frente al del sistema auditado: consultas de configuración en modo lectura, unas pocas peticiones a la interfaz del sistema y almacenamiento local de los papeles de trabajo. No incorpora ningún co</w:t>
+      </w:r>
+      <w:r>
+        <w:t>mponente con cargo adicional, porque reutiliza los recursos ya existentes en la cuenta.</w:t>
       </w:r>
     </w:p>
     <w:p>
@@ -19887,9 +21476,12 @@
         <w:pStyle w:val="Ttulo1"/>
         <w:spacing w:before="240" w:after="120"/>
       </w:pPr>
-      <w:bookmarkStart w:id="41" w:name="_Toc241342920"/>
-      <w:r>
-        <w:t>13. Viabilidad y gestión de riesgos actualizadas</w:t>
+      <w:bookmarkStart w:id="41" w:name="_Toc241344414"/>
+      <w:r>
+        <w:t>13. Via</w:t>
+      </w:r>
+      <w:r>
+        <w:t>bilidad y gestión de riesgos actualizadas</w:t>
       </w:r>
       <w:bookmarkEnd w:id="41"/>
     </w:p>
@@ -19918,7 +21510,10 @@
         <w:t>operativa</w:t>
       </w:r>
       <w:r>
-        <w:t xml:space="preserve"> se confirma en cuanto a disciplina de procedimiento, porque el programa registra automáticamente lo que hizo sin depender de que alguien lo anote, pero se mantiene condicionada por la limitación de independencia. La </w:t>
+        <w:t xml:space="preserve"> se confirma en cuanto a disciplina de procedimiento, porque el programa registra automáticamente </w:t>
+      </w:r>
+      <w:r>
+        <w:t xml:space="preserve">lo que hizo sin depender de que alguien lo anote, pero se mantiene condicionada por la limitación de independencia. La </w:t>
       </w:r>
       <w:r>
         <w:rPr>
@@ -19938,7 +21533,10 @@
         <w:t>legal y ética</w:t>
       </w:r>
       <w:r>
-        <w:t xml:space="preserve"> queda cubierta por la operación con datos sintéticos y por las declaraciones del apartado 10.</w:t>
+        <w:t xml:space="preserve"> queda cubierta por la operación con datos sintéticos y por las declaraciones del apartado </w:t>
+      </w:r>
+      <w:r>
+        <w:t>10.</w:t>
       </w:r>
     </w:p>
     <w:p>
@@ -20001,6 +21599,12 @@
         <w:gridCol w:w="2260"/>
       </w:tblGrid>
       <w:tr>
+        <w:tblPrEx>
+          <w:tblCellMar>
+            <w:top w:w="0" w:type="dxa"/>
+            <w:bottom w:w="0" w:type="dxa"/>
+          </w:tblCellMar>
+        </w:tblPrEx>
         <w:trPr>
           <w:tblHeader/>
         </w:trPr>
@@ -20179,6 +21783,12 @@
         </w:tc>
       </w:tr>
       <w:tr>
+        <w:tblPrEx>
+          <w:tblCellMar>
+            <w:top w:w="0" w:type="dxa"/>
+            <w:bottom w:w="0" w:type="dxa"/>
+          </w:tblCellMar>
+        </w:tblPrEx>
         <w:tc>
           <w:tcPr>
             <w:tcW w:w="700" w:type="dxa"/>
@@ -20313,12 +21923,25 @@
                 <w:sz w:val="20"/>
                 <w:szCs w:val="20"/>
               </w:rPr>
-              <w:t>Sincronización con el avance del sistema auditado y prioridad a las pruebas que no dependen de la aplicación. Las tres familias se ejecutaron.</w:t>
+              <w:t>Sincronización con el avance del sistema auditado y prioridad a las pruebas que no dependen de la aplicación. Las tres familias se ej</w:t>
+            </w:r>
+            <w:r>
+              <w:rPr>
+                <w:sz w:val="20"/>
+                <w:szCs w:val="20"/>
+              </w:rPr>
+              <w:t>ecutaron.</w:t>
             </w:r>
           </w:p>
         </w:tc>
       </w:tr>
       <w:tr>
+        <w:tblPrEx>
+          <w:tblCellMar>
+            <w:top w:w="0" w:type="dxa"/>
+            <w:bottom w:w="0" w:type="dxa"/>
+          </w:tblCellMar>
+        </w:tblPrEx>
         <w:tc>
           <w:tcPr>
             <w:tcW w:w="700" w:type="dxa"/>
@@ -20459,6 +22082,12 @@
         </w:tc>
       </w:tr>
       <w:tr>
+        <w:tblPrEx>
+          <w:tblCellMar>
+            <w:top w:w="0" w:type="dxa"/>
+            <w:bottom w:w="0" w:type="dxa"/>
+          </w:tblCellMar>
+        </w:tblPrEx>
         <w:tc>
           <w:tcPr>
             <w:tcW w:w="700" w:type="dxa"/>
@@ -20517,7 +22146,14 @@
                 <w:sz w:val="20"/>
                 <w:szCs w:val="20"/>
               </w:rPr>
-              <w:t xml:space="preserve"> sesga la evaluación de un control diseñado por el propio evaluador.</w:t>
+              <w:t xml:space="preserve"> sesga la evaluación de un control diseñado por el propio evaluador</w:t>
+            </w:r>
+            <w:r>
+              <w:rPr>
+                <w:sz w:val="20"/>
+                <w:szCs w:val="20"/>
+              </w:rPr>
+              <w:t>.</w:t>
             </w:r>
           </w:p>
         </w:tc>
@@ -20615,6 +22251,12 @@
         </w:tc>
       </w:tr>
       <w:tr>
+        <w:tblPrEx>
+          <w:tblCellMar>
+            <w:top w:w="0" w:type="dxa"/>
+            <w:bottom w:w="0" w:type="dxa"/>
+          </w:tblCellMar>
+        </w:tblPrEx>
         <w:tc>
           <w:tcPr>
             <w:tcW w:w="700" w:type="dxa"/>
@@ -20757,6 +22399,12 @@
         </w:tc>
       </w:tr>
       <w:tr>
+        <w:tblPrEx>
+          <w:tblCellMar>
+            <w:top w:w="0" w:type="dxa"/>
+            <w:bottom w:w="0" w:type="dxa"/>
+          </w:tblCellMar>
+        </w:tblPrEx>
         <w:tc>
           <w:tcPr>
             <w:tcW w:w="700" w:type="dxa"/>
@@ -20799,7 +22447,14 @@
                 <w:sz w:val="20"/>
                 <w:szCs w:val="20"/>
               </w:rPr>
-              <w:t>La expiración de credenciales interrumpe una ejecución a la mitad.</w:t>
+              <w:t>La exp</w:t>
+            </w:r>
+            <w:r>
+              <w:rPr>
+                <w:sz w:val="20"/>
+                <w:szCs w:val="20"/>
+              </w:rPr>
+              <w:t>iración de credenciales interrumpe una ejecución a la mitad.</w:t>
             </w:r>
           </w:p>
         </w:tc>
@@ -20897,6 +22552,12 @@
         </w:tc>
       </w:tr>
       <w:tr>
+        <w:tblPrEx>
+          <w:tblCellMar>
+            <w:top w:w="0" w:type="dxa"/>
+            <w:bottom w:w="0" w:type="dxa"/>
+          </w:tblCellMar>
+        </w:tblPrEx>
         <w:tc>
           <w:tcPr>
             <w:tcW w:w="700" w:type="dxa"/>
@@ -21037,6 +22698,12 @@
         </w:tc>
       </w:tr>
       <w:tr>
+        <w:tblPrEx>
+          <w:tblCellMar>
+            <w:top w:w="0" w:type="dxa"/>
+            <w:bottom w:w="0" w:type="dxa"/>
+          </w:tblCellMar>
+        </w:tblPrEx>
         <w:tc>
           <w:tcPr>
             <w:tcW w:w="700" w:type="dxa"/>
@@ -21087,7 +22754,14 @@
                 <w:szCs w:val="20"/>
               </w:rPr>
               <w:lastRenderedPageBreak/>
-              <w:t>objeto sobre el que probar, y no por incumplimiento.</w:t>
+              <w:t>objeto sobre el que prob</w:t>
+            </w:r>
+            <w:r>
+              <w:rPr>
+                <w:sz w:val="20"/>
+                <w:szCs w:val="20"/>
+              </w:rPr>
+              <w:t>ar, y no por incumplimiento.</w:t>
             </w:r>
           </w:p>
         </w:tc>
@@ -21224,7 +22898,7 @@
         <w:pStyle w:val="Ttulo1"/>
         <w:spacing w:before="240" w:after="120"/>
       </w:pPr>
-      <w:bookmarkStart w:id="42" w:name="_Toc241342921"/>
+      <w:bookmarkStart w:id="42" w:name="_Toc241344415"/>
       <w:r>
         <w:t>14. Resultados y discusión</w:t>
       </w:r>
@@ -21235,7 +22909,16 @@
         <w:jc w:val="both"/>
       </w:pPr>
       <w:r>
-        <w:t>El resultado principal es que el programa funciona y que su funcionamiento quedó demostrado del modo más concluyente posible: encontró un problema real que sus propios autores no habían visto. Un secreto de firma versionado en un repositorio público sobrevivió a las revisiones manuales del código y de la documentación, y lo detectó un control automatizado con criterio declarado de antemano. Ese episodio es, a juicio del equipo, el hallazgo más instructivo del proyecto, porque valida empíricamente el planteamiento del apartado 3.1: quien construye un sistema no es un buen verificador de sus propios controles.</w:t>
+        <w:t>El resulta</w:t>
+      </w:r>
+      <w:r>
+        <w:t>do principal es que el programa funciona y que su funcionamiento quedó demostrado del modo más concluyente posible: encontró un problema real que sus propios autores no habían visto. Un secreto de firma versionado en un repositorio público sobrevivió a las</w:t>
+      </w:r>
+      <w:r>
+        <w:t xml:space="preserve"> revisiones manuales del código y de la documentación, y lo detectó un control automatizado con criterio declarado de antemano. Ese episodio es, a juicio del equipo, el hallazgo más instructivo del proyecto, porque valida empíricamente el planteamiento del</w:t>
+      </w:r>
+      <w:r>
+        <w:t xml:space="preserve"> apartado 3.1: quien construye un sistema no es un buen verificador de sus propios controles.</w:t>
       </w:r>
     </w:p>
     <w:p>
@@ -21243,7 +22926,10 @@
         <w:jc w:val="both"/>
       </w:pPr>
       <w:r>
-        <w:t xml:space="preserve">Frente a los antecedentes, el aporte se sitúa donde la revisión identificó el vacío. De los once resultados de la ejecución de referencia, cuatro corresponden al comportamiento efectivo de controles que viven en el código de la aplicación: autorización por rol, aislamiento entre organizaciones, validez de las transiciones y vigencia de los secretos hallados. Ninguno de esos cuatro habría sido verificable por un servicio de evaluación de configuración, por solvente que fuera. La auditoría </w:t>
+        <w:t>Frente a los antecedentes, el aporte se sitúa donde la revisión identificó el vacío. De los once resultados de la ejecución de referencia, cuatro corresponden al comportamiento efectivo de controles que viven en el código de la aplicación: autorización por</w:t>
+      </w:r>
+      <w:r>
+        <w:t xml:space="preserve"> rol, aislamiento entre organizaciones, validez de las transiciones y vigencia de los secretos hallados. Ninguno de esos cuatro habría sido verificable por un servicio de evaluación de configuración, por solvente que fuera. La auditoría </w:t>
       </w:r>
       <w:proofErr w:type="gramStart"/>
       <w:r>
@@ -21251,7 +22937,10 @@
       </w:r>
       <w:proofErr w:type="gramEnd"/>
       <w:r>
-        <w:t xml:space="preserve"> descrita por </w:t>
+        <w:t xml:space="preserve"> descrita p</w:t>
+      </w:r>
+      <w:r>
+        <w:t xml:space="preserve">or </w:t>
       </w:r>
       <w:proofErr w:type="spellStart"/>
       <w:r>
@@ -21283,11 +22972,20 @@
         <w:jc w:val="both"/>
       </w:pPr>
       <w:r>
-        <w:t xml:space="preserve">Los resultados negativos también se reportan, y son dos. El primero es el control desviado: un secreto permanece en el historial del repositorio. Está acotado en su efecto, porque fue invalidado y el propio programa comprueba que el sistema lo rechaza, pero es una desviación y se cuenta </w:t>
+        <w:t>Los resultados negativos también se reportan, y</w:t>
+      </w:r>
+      <w:r>
+        <w:t xml:space="preserve"> son dos. El primero es el control desviado: un secreto permanece en el historial del repositorio. Está acotado en su efecto, porque fue invalidado y el propio programa comprueba que el sistema lo rechaza, pero es una desviación y se cuenta </w:t>
       </w:r>
       <w:r>
         <w:lastRenderedPageBreak/>
-        <w:t>como tal. El segundo es un defecto metodológico del propio programa: en la primera ejecución, el control C-02 informó desviación cuando lo correcto habría sido informar que no pudo probarse, porque el almacén estaba vacío. El programa define la tercera conclusión precisamente para ese caso y no la aplicó. Es un error de diseño del control, no de la ejecución, y se corrige partiendo el criterio como se hizo con C-09.</w:t>
+        <w:t>como tal. El se</w:t>
+      </w:r>
+      <w:r>
+        <w:t>gundo es un defecto metodológico del propio programa: en la primera ejecución, el control C-02 informó desviación cuando lo correcto habría sido informar que no pudo probarse, porque el almacén estaba vacío. El programa define la tercera conclusión precisa</w:t>
+      </w:r>
+      <w:r>
+        <w:t>mente para ese caso y no la aplicó. Es un error de diseño del control, no de la ejecución, y se corrige partiendo el criterio como se hizo con C-09.</w:t>
       </w:r>
     </w:p>
     <w:p>
@@ -21295,7 +22993,13 @@
         <w:jc w:val="both"/>
       </w:pPr>
       <w:r>
-        <w:t>Tres limitaciones acotan el alcance de estas conclusiones. La primera es la independencia: ninguna medida interna elimina que el equipo audite su propio trabajo. La segunda es la cobertura: el programa verifica únicamente los controles del catálogo, y un control ausente no fue evaluado; derivar el catálogo de marcos externos hace que su alcance sea una decisión y no un olvido, pero no lo amplía. La tercera es el valor probatorio de los papeles: el ejecutor corre con permisos de escritura sobre lo que audita, de modo que el esquema ofrece detección de alteraciones y no imposibilidad de alterarlas.</w:t>
+        <w:t>Tres limitaciones acotan el alcance de estas conclusiones. La primera es la independencia: ninguna medida i</w:t>
+      </w:r>
+      <w:r>
+        <w:t>nterna elimina que el equipo audite su propio trabajo. La segunda es la cobertura: el programa verifica únicamente los controles del catálogo, y un control ausente no fue evaluado; derivar el catálogo de marcos externos hace que su alcance sea una decisión</w:t>
+      </w:r>
+      <w:r>
+        <w:t xml:space="preserve"> y no un olvido, pero no lo amplía. La tercera es el valor probatorio de los papeles: el ejecutor corre con permisos de escritura sobre lo que audita, de modo que el esquema ofrece detección de alteraciones y no imposibilidad de alterarlas.</w:t>
       </w:r>
     </w:p>
     <w:p>
@@ -21303,7 +23007,13 @@
         <w:jc w:val="both"/>
       </w:pPr>
       <w:r>
-        <w:t>Sobre esa tercera limitación conviene ser preciso, porque delimita lo que el proyecto puede afirmar. La huella SHA-256 permite comprobar que un papel de trabajo no fue modificado después de escribirse, siempre que el índice que la guarda tampoco lo haya sido. Frente a quien controla la cuenta, esa garantía no se sostiene. Resolverlo exigiría una firma cuya clave privada no fuera extraíble y un anclaje fuera de la cuenta auditada, y ninguna de las dos cosas se construyó ni el entorno las permite.</w:t>
+        <w:t>Sobre esa terce</w:t>
+      </w:r>
+      <w:r>
+        <w:t>ra limitación conviene ser preciso, porque delimita lo que el proyecto puede afirmar. La huella SHA-256 permite comprobar que un papel de trabajo no fue modificado después de escribirse, siempre que el índice que la guarda tampoco lo haya sido. Frente a qu</w:t>
+      </w:r>
+      <w:r>
+        <w:t>ien controla la cuenta, esa garantía no se sostiene. Resolverlo exigiría una firma cuya clave privada no fuera extraíble y un anclaje fuera de la cuenta auditada, y ninguna de las dos cosas se construyó ni el entorno las permite.</w:t>
       </w:r>
     </w:p>
     <w:p>
@@ -21311,9 +23021,12 @@
         <w:pStyle w:val="Ttulo1"/>
         <w:spacing w:before="240" w:after="120"/>
       </w:pPr>
-      <w:bookmarkStart w:id="43" w:name="_Toc241342922"/>
-      <w:r>
-        <w:t>15. Conclusiones, recomendaciones y trabajo futuro</w:t>
+      <w:bookmarkStart w:id="43" w:name="_Toc241344416"/>
+      <w:r>
+        <w:t>15. Conclusiones, recomend</w:t>
+      </w:r>
+      <w:r>
+        <w:t>aciones y trabajo futuro</w:t>
       </w:r>
       <w:bookmarkEnd w:id="43"/>
     </w:p>
@@ -21322,7 +23035,7 @@
         <w:pStyle w:val="Ttulo2"/>
         <w:spacing w:before="240" w:after="120"/>
       </w:pPr>
-      <w:bookmarkStart w:id="44" w:name="_Toc241342923"/>
+      <w:bookmarkStart w:id="44" w:name="_Toc241344417"/>
       <w:r>
         <w:t>15.1 Conclusiones</w:t>
       </w:r>
@@ -21337,7 +23050,10 @@
       </w:r>
       <w:r>
         <w:lastRenderedPageBreak/>
-        <w:t>de la infraestructura como el comportamiento efectivo de la aplicación, y produciendo papeles de trabajo trazables a un marco de referencia. La respuesta está sostenida por una ejecución real contra un sistema desplegado y no por una demostración.</w:t>
+        <w:t>de la infraestructura com</w:t>
+      </w:r>
+      <w:r>
+        <w:t>o el comportamiento efectivo de la aplicación, y produciendo papeles de trabajo trazables a un marco de referencia. La respuesta está sostenida por una ejecución real contra un sistema desplegado y no por una demostración.</w:t>
       </w:r>
     </w:p>
     <w:p>
@@ -21345,7 +23061,13 @@
         <w:jc w:val="both"/>
       </w:pPr>
       <w:r>
-        <w:t>La conclusión con mayor valor práctico es que la verificación automatizada encontró lo que la revisión manual no vio. No se trata de que el programa sea más inteligente, sino de que aplica un criterio declarado antes de conocer el resultado, y eso es precisamente lo que un revisor humano no puede garantizar sobre su propio trabajo.</w:t>
+        <w:t>La conclusión con mayor valor prá</w:t>
+      </w:r>
+      <w:r>
+        <w:t xml:space="preserve">ctico es que la verificación automatizada encontró lo que la revisión manual no vio. No se trata de que el programa sea más inteligente, sino de que aplica un criterio declarado antes de conocer el resultado, y eso es precisamente lo que un revisor humano </w:t>
+      </w:r>
+      <w:r>
+        <w:t>no puede garantizar sobre su propio trabajo.</w:t>
       </w:r>
     </w:p>
     <w:p>
@@ -21353,7 +23075,10 @@
         <w:jc w:val="both"/>
       </w:pPr>
       <w:r>
-        <w:t>La segunda conclusión es metodológica: declarar el criterio antes de ejecutar y admitir una tercera conclusión para lo que no se pudo probar son dos decisiones baratas que determinan si un informe de auditoría dice la verdad o transmite más cobertura de la que tuvo. El propio proyecto ilustró el riesgo cuando clasificó mal un control, y el error fue de diseño del criterio y no de la ejecución.</w:t>
+        <w:t>La segunda conclusión es metodológica: declarar el criterio antes de ejecutar y admitir una tercera conclusión para lo que no se pudo probar son dos decisiones baratas que determinan si un informe de auditoría d</w:t>
+      </w:r>
+      <w:r>
+        <w:t>ice la verdad o transmite más cobertura de la que tuvo. El propio proyecto ilustró el riesgo cuando clasificó mal un control, y el error fue de diseño del criterio y no de la ejecución.</w:t>
       </w:r>
     </w:p>
     <w:p>
@@ -21361,7 +23086,13 @@
         <w:jc w:val="both"/>
       </w:pPr>
       <w:r>
-        <w:t>La tercera es que las limitaciones del entorno, lejos de invalidar el ejercicio, produjeron los dos hallazgos permanentes más instructivos: un sistema auditado que no puede aplicar el principio de mínimo privilegio y un auditor que no puede ejecutarse con permisos de solo lectura. Ambos se declaran en cada informe porque omitirlos transmitiría una garantía que no existe.</w:t>
+        <w:t xml:space="preserve">La tercera es que las limitaciones del entorno, lejos de invalidar el </w:t>
+      </w:r>
+      <w:r>
+        <w:t>ejercicio, produjeron los dos hallazgos permanentes más instructivos: un sistema auditado que no puede aplicar el principio de mínimo privilegio y un auditor que no puede ejecutarse con permisos de solo lectura. Ambos se declaran en cada informe porque omi</w:t>
+      </w:r>
+      <w:r>
+        <w:t>tirlos transmitiría una garantía que no existe.</w:t>
       </w:r>
     </w:p>
     <w:p>
@@ -21369,11 +23100,22 @@
         <w:pStyle w:val="Ttulo2"/>
         <w:spacing w:before="240" w:after="120"/>
       </w:pPr>
-      <w:bookmarkStart w:id="45" w:name="_Toc241342924"/>
+      <w:bookmarkStart w:id="45" w:name="_Toc241344418"/>
       <w:r>
         <w:t>15.2 Recomendaciones y trabajo futuro</w:t>
       </w:r>
       <w:bookmarkEnd w:id="45"/>
+    </w:p>
+    <w:p>
+      <w:pPr>
+        <w:jc w:val="both"/>
+      </w:pPr>
+      <w:r>
+        <w:t>Cada línea indica su responsable sugerido, su prioridad, el esfuerzo estimado, aquello de lo que depende y el criterio con el que se considerará cerrada. Las que dependen</w:t>
+      </w:r>
+      <w:r>
+        <w:t xml:space="preserve"> de permisos o recursos que el entorno educativo no concede se señalan como tales.</w:t>
+      </w:r>
     </w:p>
     <w:p>
       <w:pPr>
@@ -21381,7 +23123,7 @@
         <w:jc w:val="both"/>
       </w:pPr>
       <w:r>
-        <w:t>La Tabla 17 relaciona las líneas de trabajo futuro con el problema que resolverían.</w:t>
+        <w:t>La Tabla 17 relaciona cada acción correctiva con su responsable, su prioridad y su criterio de cierre.</w:t>
       </w:r>
     </w:p>
     <w:p>
@@ -21405,7 +23147,8 @@
           <w:i/>
           <w:iCs/>
         </w:rPr>
-        <w:t>Trabajo futuro con su justificación</w:t>
+        <w:lastRenderedPageBreak/>
+        <w:t>Plan de acciones correctivas y trabajo futuro</w:t>
       </w:r>
     </w:p>
     <w:tbl>
@@ -21426,17 +23169,26 @@
         <w:tblLook w:val="0000" w:firstRow="0" w:lastRow="0" w:firstColumn="0" w:lastColumn="0" w:noHBand="0" w:noVBand="0"/>
       </w:tblPr>
       <w:tblGrid>
-        <w:gridCol w:w="2600"/>
-        <w:gridCol w:w="3300"/>
-        <w:gridCol w:w="3460"/>
+        <w:gridCol w:w="2055"/>
+        <w:gridCol w:w="1250"/>
+        <w:gridCol w:w="1014"/>
+        <w:gridCol w:w="995"/>
+        <w:gridCol w:w="1719"/>
+        <w:gridCol w:w="2327"/>
       </w:tblGrid>
       <w:tr>
+        <w:tblPrEx>
+          <w:tblCellMar>
+            <w:top w:w="0" w:type="dxa"/>
+            <w:bottom w:w="0" w:type="dxa"/>
+          </w:tblCellMar>
+        </w:tblPrEx>
         <w:trPr>
           <w:tblHeader/>
         </w:trPr>
         <w:tc>
           <w:tcPr>
-            <w:tcW w:w="2600" w:type="dxa"/>
+            <w:tcW w:w="2100" w:type="dxa"/>
             <w:shd w:val="clear" w:color="auto" w:fill="E3DED2"/>
             <w:tcMar>
               <w:top w:w="60" w:type="dxa"/>
@@ -21457,13 +23209,13 @@
                 <w:sz w:val="20"/>
                 <w:szCs w:val="20"/>
               </w:rPr>
-              <w:t>Línea</w:t>
-            </w:r>
-          </w:p>
-        </w:tc>
-        <w:tc>
-          <w:tcPr>
-            <w:tcW w:w="3300" w:type="dxa"/>
+              <w:t>Acción</w:t>
+            </w:r>
+          </w:p>
+        </w:tc>
+        <w:tc>
+          <w:tcPr>
+            <w:tcW w:w="1250" w:type="dxa"/>
             <w:shd w:val="clear" w:color="auto" w:fill="E3DED2"/>
             <w:tcMar>
               <w:top w:w="60" w:type="dxa"/>
@@ -21484,26 +23236,8 @@
                 <w:sz w:val="20"/>
                 <w:szCs w:val="20"/>
               </w:rPr>
-              <w:t>Qué resolvería</w:t>
-            </w:r>
-          </w:p>
-        </w:tc>
-        <w:tc>
-          <w:tcPr>
-            <w:tcW w:w="3460" w:type="dxa"/>
-            <w:shd w:val="clear" w:color="auto" w:fill="E3DED2"/>
-            <w:tcMar>
-              <w:top w:w="60" w:type="dxa"/>
-              <w:left w:w="90" w:type="dxa"/>
-              <w:bottom w:w="60" w:type="dxa"/>
-              <w:right w:w="90" w:type="dxa"/>
-            </w:tcMar>
-          </w:tcPr>
-          <w:p>
-            <w:pPr>
-              <w:spacing w:line="240" w:lineRule="auto"/>
-              <w:jc w:val="center"/>
-            </w:pPr>
+              <w:t>Responsa</w:t>
+            </w:r>
             <w:r>
               <w:rPr>
                 <w:b/>
@@ -21511,450 +23245,1028 @@
                 <w:sz w:val="20"/>
                 <w:szCs w:val="20"/>
               </w:rPr>
-              <w:t>Por qué no se hizo ahora</w:t>
+              <w:t>ble sugerido</w:t>
+            </w:r>
+          </w:p>
+        </w:tc>
+        <w:tc>
+          <w:tcPr>
+            <w:tcW w:w="850" w:type="dxa"/>
+            <w:shd w:val="clear" w:color="auto" w:fill="E3DED2"/>
+            <w:tcMar>
+              <w:top w:w="60" w:type="dxa"/>
+              <w:left w:w="90" w:type="dxa"/>
+              <w:bottom w:w="60" w:type="dxa"/>
+              <w:right w:w="90" w:type="dxa"/>
+            </w:tcMar>
+          </w:tcPr>
+          <w:p>
+            <w:pPr>
+              <w:spacing w:line="240" w:lineRule="auto"/>
+              <w:jc w:val="center"/>
+            </w:pPr>
+            <w:r>
+              <w:rPr>
+                <w:b/>
+                <w:bCs/>
+                <w:sz w:val="20"/>
+                <w:szCs w:val="20"/>
+              </w:rPr>
+              <w:t>Prioridad</w:t>
+            </w:r>
+          </w:p>
+        </w:tc>
+        <w:tc>
+          <w:tcPr>
+            <w:tcW w:w="1000" w:type="dxa"/>
+            <w:shd w:val="clear" w:color="auto" w:fill="E3DED2"/>
+            <w:tcMar>
+              <w:top w:w="60" w:type="dxa"/>
+              <w:left w:w="90" w:type="dxa"/>
+              <w:bottom w:w="60" w:type="dxa"/>
+              <w:right w:w="90" w:type="dxa"/>
+            </w:tcMar>
+          </w:tcPr>
+          <w:p>
+            <w:pPr>
+              <w:spacing w:line="240" w:lineRule="auto"/>
+              <w:jc w:val="center"/>
+            </w:pPr>
+            <w:r>
+              <w:rPr>
+                <w:b/>
+                <w:bCs/>
+                <w:sz w:val="20"/>
+                <w:szCs w:val="20"/>
+              </w:rPr>
+              <w:t>Tiempo estimado</w:t>
+            </w:r>
+          </w:p>
+        </w:tc>
+        <w:tc>
+          <w:tcPr>
+            <w:tcW w:w="1760" w:type="dxa"/>
+            <w:shd w:val="clear" w:color="auto" w:fill="E3DED2"/>
+            <w:tcMar>
+              <w:top w:w="60" w:type="dxa"/>
+              <w:left w:w="90" w:type="dxa"/>
+              <w:bottom w:w="60" w:type="dxa"/>
+              <w:right w:w="90" w:type="dxa"/>
+            </w:tcMar>
+          </w:tcPr>
+          <w:p>
+            <w:pPr>
+              <w:spacing w:line="240" w:lineRule="auto"/>
+              <w:jc w:val="center"/>
+            </w:pPr>
+            <w:r>
+              <w:rPr>
+                <w:b/>
+                <w:bCs/>
+                <w:sz w:val="20"/>
+                <w:szCs w:val="20"/>
+              </w:rPr>
+              <w:t>Dependencia</w:t>
+            </w:r>
+          </w:p>
+        </w:tc>
+        <w:tc>
+          <w:tcPr>
+            <w:tcW w:w="2400" w:type="dxa"/>
+            <w:shd w:val="clear" w:color="auto" w:fill="E3DED2"/>
+            <w:tcMar>
+              <w:top w:w="60" w:type="dxa"/>
+              <w:left w:w="90" w:type="dxa"/>
+              <w:bottom w:w="60" w:type="dxa"/>
+              <w:right w:w="90" w:type="dxa"/>
+            </w:tcMar>
+          </w:tcPr>
+          <w:p>
+            <w:pPr>
+              <w:spacing w:line="240" w:lineRule="auto"/>
+              <w:jc w:val="center"/>
+            </w:pPr>
+            <w:r>
+              <w:rPr>
+                <w:b/>
+                <w:bCs/>
+                <w:sz w:val="20"/>
+                <w:szCs w:val="20"/>
+              </w:rPr>
+              <w:t>Criterio de cierre</w:t>
             </w:r>
           </w:p>
         </w:tc>
       </w:tr>
       <w:tr>
-        <w:tc>
-          <w:tcPr>
-            <w:tcW w:w="2600" w:type="dxa"/>
-            <w:tcMar>
-              <w:top w:w="60" w:type="dxa"/>
-              <w:left w:w="90" w:type="dxa"/>
-              <w:bottom w:w="60" w:type="dxa"/>
-              <w:right w:w="90" w:type="dxa"/>
-            </w:tcMar>
-          </w:tcPr>
-          <w:p>
-            <w:pPr>
-              <w:spacing w:line="240" w:lineRule="auto"/>
-            </w:pPr>
-            <w:r>
-              <w:rPr>
-                <w:sz w:val="20"/>
-                <w:szCs w:val="20"/>
-              </w:rPr>
-              <w:t>Partición del control C-02 en configuración y objeto almacenado</w:t>
-            </w:r>
-          </w:p>
-        </w:tc>
-        <w:tc>
-          <w:tcPr>
-            <w:tcW w:w="3300" w:type="dxa"/>
-            <w:tcMar>
-              <w:top w:w="60" w:type="dxa"/>
-              <w:left w:w="90" w:type="dxa"/>
-              <w:bottom w:w="60" w:type="dxa"/>
-              <w:right w:w="90" w:type="dxa"/>
-            </w:tcMar>
-          </w:tcPr>
-          <w:p>
-            <w:pPr>
-              <w:spacing w:line="240" w:lineRule="auto"/>
-            </w:pPr>
-            <w:r>
-              <w:rPr>
-                <w:sz w:val="20"/>
-                <w:szCs w:val="20"/>
-              </w:rPr>
-              <w:t>Evitar que un almacén vacío produzca un hallazgo de severidad alta cuando el control no pudo probarse. Dos de las tres partes del criterio son comprobables sin ningún objeto.</w:t>
-            </w:r>
-          </w:p>
-        </w:tc>
-        <w:tc>
-          <w:tcPr>
-            <w:tcW w:w="3460" w:type="dxa"/>
-            <w:tcMar>
-              <w:top w:w="60" w:type="dxa"/>
-              <w:left w:w="90" w:type="dxa"/>
-              <w:bottom w:w="60" w:type="dxa"/>
-              <w:right w:w="90" w:type="dxa"/>
-            </w:tcMar>
-          </w:tcPr>
-          <w:p>
-            <w:pPr>
-              <w:spacing w:line="240" w:lineRule="auto"/>
-            </w:pPr>
-            <w:r>
-              <w:rPr>
-                <w:sz w:val="20"/>
-                <w:szCs w:val="20"/>
-              </w:rPr>
-              <w:t>El defecto se identificó al comparar las dos ejecuciones del 26 de septiembre, sin margen para rehacer el catálogo antes de la entrega.</w:t>
+        <w:tblPrEx>
+          <w:tblCellMar>
+            <w:top w:w="0" w:type="dxa"/>
+            <w:bottom w:w="0" w:type="dxa"/>
+          </w:tblCellMar>
+        </w:tblPrEx>
+        <w:tc>
+          <w:tcPr>
+            <w:tcW w:w="2100" w:type="dxa"/>
+            <w:tcMar>
+              <w:top w:w="60" w:type="dxa"/>
+              <w:left w:w="90" w:type="dxa"/>
+              <w:bottom w:w="60" w:type="dxa"/>
+              <w:right w:w="90" w:type="dxa"/>
+            </w:tcMar>
+          </w:tcPr>
+          <w:p>
+            <w:pPr>
+              <w:spacing w:line="240" w:lineRule="auto"/>
+            </w:pPr>
+            <w:r>
+              <w:rPr>
+                <w:sz w:val="20"/>
+                <w:szCs w:val="20"/>
+              </w:rPr>
+              <w:t>Partir el control C-02 en configuración del almacén y cifrado del objeto.</w:t>
+            </w:r>
+          </w:p>
+        </w:tc>
+        <w:tc>
+          <w:tcPr>
+            <w:tcW w:w="1250" w:type="dxa"/>
+            <w:tcMar>
+              <w:top w:w="60" w:type="dxa"/>
+              <w:left w:w="90" w:type="dxa"/>
+              <w:bottom w:w="60" w:type="dxa"/>
+              <w:right w:w="90" w:type="dxa"/>
+            </w:tcMar>
+          </w:tcPr>
+          <w:p>
+            <w:pPr>
+              <w:spacing w:line="240" w:lineRule="auto"/>
+            </w:pPr>
+            <w:r>
+              <w:rPr>
+                <w:sz w:val="20"/>
+                <w:szCs w:val="20"/>
+              </w:rPr>
+              <w:t>Oscar Rincón</w:t>
+            </w:r>
+          </w:p>
+        </w:tc>
+        <w:tc>
+          <w:tcPr>
+            <w:tcW w:w="850" w:type="dxa"/>
+            <w:tcMar>
+              <w:top w:w="60" w:type="dxa"/>
+              <w:left w:w="90" w:type="dxa"/>
+              <w:bottom w:w="60" w:type="dxa"/>
+              <w:right w:w="90" w:type="dxa"/>
+            </w:tcMar>
+          </w:tcPr>
+          <w:p>
+            <w:pPr>
+              <w:spacing w:line="240" w:lineRule="auto"/>
+            </w:pPr>
+            <w:r>
+              <w:rPr>
+                <w:sz w:val="20"/>
+                <w:szCs w:val="20"/>
+              </w:rPr>
+              <w:t>Alta</w:t>
+            </w:r>
+          </w:p>
+        </w:tc>
+        <w:tc>
+          <w:tcPr>
+            <w:tcW w:w="1000" w:type="dxa"/>
+            <w:tcMar>
+              <w:top w:w="60" w:type="dxa"/>
+              <w:left w:w="90" w:type="dxa"/>
+              <w:bottom w:w="60" w:type="dxa"/>
+              <w:right w:w="90" w:type="dxa"/>
+            </w:tcMar>
+          </w:tcPr>
+          <w:p>
+            <w:pPr>
+              <w:spacing w:line="240" w:lineRule="auto"/>
+            </w:pPr>
+            <w:r>
+              <w:rPr>
+                <w:sz w:val="20"/>
+                <w:szCs w:val="20"/>
+              </w:rPr>
+              <w:t>4 horas</w:t>
+            </w:r>
+          </w:p>
+        </w:tc>
+        <w:tc>
+          <w:tcPr>
+            <w:tcW w:w="1760" w:type="dxa"/>
+            <w:tcMar>
+              <w:top w:w="60" w:type="dxa"/>
+              <w:left w:w="90" w:type="dxa"/>
+              <w:bottom w:w="60" w:type="dxa"/>
+              <w:right w:w="90" w:type="dxa"/>
+            </w:tcMar>
+          </w:tcPr>
+          <w:p>
+            <w:pPr>
+              <w:spacing w:line="240" w:lineRule="auto"/>
+            </w:pPr>
+            <w:r>
+              <w:rPr>
+                <w:sz w:val="20"/>
+                <w:szCs w:val="20"/>
+              </w:rPr>
+              <w:t>Ninguna.</w:t>
+            </w:r>
+          </w:p>
+        </w:tc>
+        <w:tc>
+          <w:tcPr>
+            <w:tcW w:w="2400" w:type="dxa"/>
+            <w:tcMar>
+              <w:top w:w="60" w:type="dxa"/>
+              <w:left w:w="90" w:type="dxa"/>
+              <w:bottom w:w="60" w:type="dxa"/>
+              <w:right w:w="90" w:type="dxa"/>
+            </w:tcMar>
+          </w:tcPr>
+          <w:p>
+            <w:pPr>
+              <w:spacing w:line="240" w:lineRule="auto"/>
+            </w:pPr>
+            <w:r>
+              <w:rPr>
+                <w:sz w:val="20"/>
+                <w:szCs w:val="20"/>
+              </w:rPr>
+              <w:t>Con el almacén vacío, C-02a informa conforme y C-02b informa no ejecutada, sin producir hallazgo.</w:t>
             </w:r>
           </w:p>
         </w:tc>
       </w:tr>
       <w:tr>
-        <w:tc>
-          <w:tcPr>
-            <w:tcW w:w="2600" w:type="dxa"/>
-            <w:tcMar>
-              <w:top w:w="60" w:type="dxa"/>
-              <w:left w:w="90" w:type="dxa"/>
-              <w:bottom w:w="60" w:type="dxa"/>
-              <w:right w:w="90" w:type="dxa"/>
-            </w:tcMar>
-          </w:tcPr>
-          <w:p>
-            <w:pPr>
-              <w:spacing w:line="240" w:lineRule="auto"/>
-            </w:pPr>
-            <w:r>
-              <w:rPr>
-                <w:sz w:val="20"/>
-                <w:szCs w:val="20"/>
-              </w:rPr>
-              <w:lastRenderedPageBreak/>
-              <w:t>Validación en doble sentido de los controles de cumplimiento</w:t>
-            </w:r>
-          </w:p>
-        </w:tc>
-        <w:tc>
-          <w:tcPr>
-            <w:tcW w:w="3300" w:type="dxa"/>
-            <w:tcMar>
-              <w:top w:w="60" w:type="dxa"/>
-              <w:left w:w="90" w:type="dxa"/>
-              <w:bottom w:w="60" w:type="dxa"/>
-              <w:right w:w="90" w:type="dxa"/>
-            </w:tcMar>
-          </w:tcPr>
-          <w:p>
-            <w:pPr>
-              <w:spacing w:line="240" w:lineRule="auto"/>
-            </w:pPr>
-            <w:r>
-              <w:rPr>
-                <w:sz w:val="20"/>
-                <w:szCs w:val="20"/>
-              </w:rPr>
-              <w:t>Demostrar que cada prueba de configuración detecta la desviación cuando esta se introduce, y no solo que informa conformidad.</w:t>
-            </w:r>
-          </w:p>
-        </w:tc>
-        <w:tc>
-          <w:tcPr>
-            <w:tcW w:w="3460" w:type="dxa"/>
-            <w:tcMar>
-              <w:top w:w="60" w:type="dxa"/>
-              <w:left w:w="90" w:type="dxa"/>
-              <w:bottom w:w="60" w:type="dxa"/>
-              <w:right w:w="90" w:type="dxa"/>
-            </w:tcMar>
-          </w:tcPr>
-          <w:p>
-            <w:pPr>
-              <w:spacing w:line="240" w:lineRule="auto"/>
-            </w:pPr>
-            <w:r>
-              <w:rPr>
-                <w:sz w:val="20"/>
-                <w:szCs w:val="20"/>
-              </w:rPr>
-              <w:t>Romper a propósito el cifrado o el bloqueo de acceso público del sistema desplegado tiene un coste y un riesgo que el equipo no asumió en el periodo de la entrega.</w:t>
+        <w:tblPrEx>
+          <w:tblCellMar>
+            <w:top w:w="0" w:type="dxa"/>
+            <w:bottom w:w="0" w:type="dxa"/>
+          </w:tblCellMar>
+        </w:tblPrEx>
+        <w:tc>
+          <w:tcPr>
+            <w:tcW w:w="2100" w:type="dxa"/>
+            <w:tcMar>
+              <w:top w:w="60" w:type="dxa"/>
+              <w:left w:w="90" w:type="dxa"/>
+              <w:bottom w:w="60" w:type="dxa"/>
+              <w:right w:w="90" w:type="dxa"/>
+            </w:tcMar>
+          </w:tcPr>
+          <w:p>
+            <w:pPr>
+              <w:spacing w:line="240" w:lineRule="auto"/>
+            </w:pPr>
+            <w:r>
+              <w:rPr>
+                <w:sz w:val="20"/>
+                <w:szCs w:val="20"/>
+              </w:rPr>
+              <w:t>Automatizar la validación en doble sentido de los controles de cumplimiento.</w:t>
+            </w:r>
+          </w:p>
+        </w:tc>
+        <w:tc>
+          <w:tcPr>
+            <w:tcW w:w="1250" w:type="dxa"/>
+            <w:tcMar>
+              <w:top w:w="60" w:type="dxa"/>
+              <w:left w:w="90" w:type="dxa"/>
+              <w:bottom w:w="60" w:type="dxa"/>
+              <w:right w:w="90" w:type="dxa"/>
+            </w:tcMar>
+          </w:tcPr>
+          <w:p>
+            <w:pPr>
+              <w:spacing w:line="240" w:lineRule="auto"/>
+            </w:pPr>
+            <w:r>
+              <w:rPr>
+                <w:sz w:val="20"/>
+                <w:szCs w:val="20"/>
+              </w:rPr>
+              <w:t>Nicolás Torres</w:t>
+            </w:r>
+          </w:p>
+        </w:tc>
+        <w:tc>
+          <w:tcPr>
+            <w:tcW w:w="850" w:type="dxa"/>
+            <w:tcMar>
+              <w:top w:w="60" w:type="dxa"/>
+              <w:left w:w="90" w:type="dxa"/>
+              <w:bottom w:w="60" w:type="dxa"/>
+              <w:right w:w="90" w:type="dxa"/>
+            </w:tcMar>
+          </w:tcPr>
+          <w:p>
+            <w:pPr>
+              <w:spacing w:line="240" w:lineRule="auto"/>
+            </w:pPr>
+            <w:r>
+              <w:rPr>
+                <w:sz w:val="20"/>
+                <w:szCs w:val="20"/>
+              </w:rPr>
+              <w:t>Alta</w:t>
+            </w:r>
+          </w:p>
+        </w:tc>
+        <w:tc>
+          <w:tcPr>
+            <w:tcW w:w="1000" w:type="dxa"/>
+            <w:tcMar>
+              <w:top w:w="60" w:type="dxa"/>
+              <w:left w:w="90" w:type="dxa"/>
+              <w:bottom w:w="60" w:type="dxa"/>
+              <w:right w:w="90" w:type="dxa"/>
+            </w:tcMar>
+          </w:tcPr>
+          <w:p>
+            <w:pPr>
+              <w:spacing w:line="240" w:lineRule="auto"/>
+            </w:pPr>
+            <w:r>
+              <w:rPr>
+                <w:sz w:val="20"/>
+                <w:szCs w:val="20"/>
+              </w:rPr>
+              <w:t>1 semana</w:t>
+            </w:r>
+          </w:p>
+        </w:tc>
+        <w:tc>
+          <w:tcPr>
+            <w:tcW w:w="1760" w:type="dxa"/>
+            <w:tcMar>
+              <w:top w:w="60" w:type="dxa"/>
+              <w:left w:w="90" w:type="dxa"/>
+              <w:bottom w:w="60" w:type="dxa"/>
+              <w:right w:w="90" w:type="dxa"/>
+            </w:tcMar>
+          </w:tcPr>
+          <w:p>
+            <w:pPr>
+              <w:spacing w:line="240" w:lineRule="auto"/>
+            </w:pPr>
+            <w:r>
+              <w:rPr>
+                <w:sz w:val="20"/>
+                <w:szCs w:val="20"/>
+              </w:rPr>
+              <w:t>Entorno desechable donde romper un control sin riesgo para el sistema auditado.</w:t>
+            </w:r>
+          </w:p>
+        </w:tc>
+        <w:tc>
+          <w:tcPr>
+            <w:tcW w:w="2400" w:type="dxa"/>
+            <w:tcMar>
+              <w:top w:w="60" w:type="dxa"/>
+              <w:left w:w="90" w:type="dxa"/>
+              <w:bottom w:w="60" w:type="dxa"/>
+              <w:right w:w="90" w:type="dxa"/>
+            </w:tcMar>
+          </w:tcPr>
+          <w:p>
+            <w:pPr>
+              <w:spacing w:line="240" w:lineRule="auto"/>
+            </w:pPr>
+            <w:r>
+              <w:rPr>
+                <w:sz w:val="20"/>
+                <w:szCs w:val="20"/>
+              </w:rPr>
+              <w:t>Cada control de cumplimiento informa desviación cuando el control se rompe deliberadamente.</w:t>
             </w:r>
           </w:p>
         </w:tc>
       </w:tr>
       <w:tr>
-        <w:tc>
-          <w:tcPr>
-            <w:tcW w:w="2600" w:type="dxa"/>
-            <w:tcMar>
-              <w:top w:w="60" w:type="dxa"/>
-              <w:left w:w="90" w:type="dxa"/>
-              <w:bottom w:w="60" w:type="dxa"/>
-              <w:right w:w="90" w:type="dxa"/>
-            </w:tcMar>
-          </w:tcPr>
-          <w:p>
-            <w:pPr>
-              <w:spacing w:line="240" w:lineRule="auto"/>
-            </w:pPr>
-            <w:r>
-              <w:rPr>
-                <w:sz w:val="20"/>
-                <w:szCs w:val="20"/>
-              </w:rPr>
-              <w:t>Firma asimétrica del índice y anclaje externo</w:t>
-            </w:r>
-          </w:p>
-        </w:tc>
-        <w:tc>
-          <w:tcPr>
-            <w:tcW w:w="3300" w:type="dxa"/>
-            <w:tcMar>
-              <w:top w:w="60" w:type="dxa"/>
-              <w:left w:w="90" w:type="dxa"/>
-              <w:bottom w:w="60" w:type="dxa"/>
-              <w:right w:w="90" w:type="dxa"/>
-            </w:tcMar>
-          </w:tcPr>
-          <w:p>
-            <w:pPr>
-              <w:spacing w:line="240" w:lineRule="auto"/>
-            </w:pPr>
-            <w:r>
-              <w:rPr>
-                <w:sz w:val="20"/>
-                <w:szCs w:val="20"/>
-              </w:rPr>
-              <w:t>Permitir que un tercero verifique que los papeles no fueron alterados sin necesidad de recibirlos, y sostener esa garantía frente a quien controla la cuenta.</w:t>
-            </w:r>
-          </w:p>
-        </w:tc>
-        <w:tc>
-          <w:tcPr>
-            <w:tcW w:w="3460" w:type="dxa"/>
-            <w:tcMar>
-              <w:top w:w="60" w:type="dxa"/>
-              <w:left w:w="90" w:type="dxa"/>
-              <w:bottom w:w="60" w:type="dxa"/>
-              <w:right w:w="90" w:type="dxa"/>
-            </w:tcMar>
-          </w:tcPr>
-          <w:p>
-            <w:pPr>
-              <w:spacing w:line="240" w:lineRule="auto"/>
-            </w:pPr>
-            <w:r>
-              <w:rPr>
-                <w:sz w:val="20"/>
-                <w:szCs w:val="20"/>
-              </w:rPr>
-              <w:t>Exige una funcionalidad adicional y una llave con política separada del rol de ejecución, que el entorno no permite crear.</w:t>
+        <w:tblPrEx>
+          <w:tblCellMar>
+            <w:top w:w="0" w:type="dxa"/>
+            <w:bottom w:w="0" w:type="dxa"/>
+          </w:tblCellMar>
+        </w:tblPrEx>
+        <w:tc>
+          <w:tcPr>
+            <w:tcW w:w="2100" w:type="dxa"/>
+            <w:tcMar>
+              <w:top w:w="60" w:type="dxa"/>
+              <w:left w:w="90" w:type="dxa"/>
+              <w:bottom w:w="60" w:type="dxa"/>
+              <w:right w:w="90" w:type="dxa"/>
+            </w:tcMar>
+          </w:tcPr>
+          <w:p>
+            <w:pPr>
+              <w:spacing w:line="240" w:lineRule="auto"/>
+            </w:pPr>
+            <w:r>
+              <w:rPr>
+                <w:sz w:val="20"/>
+                <w:szCs w:val="20"/>
+              </w:rPr>
+              <w:t>Ejecutar el programa con credenciales de solo lectura y almacenar los papeles en una cuenta distinta.</w:t>
+            </w:r>
+          </w:p>
+        </w:tc>
+        <w:tc>
+          <w:tcPr>
+            <w:tcW w:w="1250" w:type="dxa"/>
+            <w:tcMar>
+              <w:top w:w="60" w:type="dxa"/>
+              <w:left w:w="90" w:type="dxa"/>
+              <w:bottom w:w="60" w:type="dxa"/>
+              <w:right w:w="90" w:type="dxa"/>
+            </w:tcMar>
+          </w:tcPr>
+          <w:p>
+            <w:pPr>
+              <w:spacing w:line="240" w:lineRule="auto"/>
+            </w:pPr>
+            <w:r>
+              <w:rPr>
+                <w:sz w:val="20"/>
+                <w:szCs w:val="20"/>
+              </w:rPr>
+              <w:t>Nicolás Torres</w:t>
+            </w:r>
+          </w:p>
+        </w:tc>
+        <w:tc>
+          <w:tcPr>
+            <w:tcW w:w="850" w:type="dxa"/>
+            <w:tcMar>
+              <w:top w:w="60" w:type="dxa"/>
+              <w:left w:w="90" w:type="dxa"/>
+              <w:bottom w:w="60" w:type="dxa"/>
+              <w:right w:w="90" w:type="dxa"/>
+            </w:tcMar>
+          </w:tcPr>
+          <w:p>
+            <w:pPr>
+              <w:spacing w:line="240" w:lineRule="auto"/>
+            </w:pPr>
+            <w:r>
+              <w:rPr>
+                <w:sz w:val="20"/>
+                <w:szCs w:val="20"/>
+              </w:rPr>
+              <w:t>Alta</w:t>
+            </w:r>
+          </w:p>
+        </w:tc>
+        <w:tc>
+          <w:tcPr>
+            <w:tcW w:w="1000" w:type="dxa"/>
+            <w:tcMar>
+              <w:top w:w="60" w:type="dxa"/>
+              <w:left w:w="90" w:type="dxa"/>
+              <w:bottom w:w="60" w:type="dxa"/>
+              <w:right w:w="90" w:type="dxa"/>
+            </w:tcMar>
+          </w:tcPr>
+          <w:p>
+            <w:pPr>
+              <w:spacing w:line="240" w:lineRule="auto"/>
+            </w:pPr>
+            <w:r>
+              <w:rPr>
+                <w:sz w:val="20"/>
+                <w:szCs w:val="20"/>
+              </w:rPr>
+              <w:t>1 semana</w:t>
+            </w:r>
+          </w:p>
+        </w:tc>
+        <w:tc>
+          <w:tcPr>
+            <w:tcW w:w="1760" w:type="dxa"/>
+            <w:tcMar>
+              <w:top w:w="60" w:type="dxa"/>
+              <w:left w:w="90" w:type="dxa"/>
+              <w:bottom w:w="60" w:type="dxa"/>
+              <w:right w:w="90" w:type="dxa"/>
+            </w:tcMar>
+          </w:tcPr>
+          <w:p>
+            <w:pPr>
+              <w:spacing w:line="240" w:lineRule="auto"/>
+            </w:pPr>
+            <w:r>
+              <w:rPr>
+                <w:sz w:val="20"/>
+                <w:szCs w:val="20"/>
+              </w:rPr>
+              <w:t>Permiso para crear roles y dispo</w:t>
+            </w:r>
+            <w:r>
+              <w:rPr>
+                <w:sz w:val="20"/>
+                <w:szCs w:val="20"/>
+              </w:rPr>
+              <w:t>ner de una segunda cuenta, no concedidos por el entorno.</w:t>
+            </w:r>
+          </w:p>
+        </w:tc>
+        <w:tc>
+          <w:tcPr>
+            <w:tcW w:w="2400" w:type="dxa"/>
+            <w:tcMar>
+              <w:top w:w="60" w:type="dxa"/>
+              <w:left w:w="90" w:type="dxa"/>
+              <w:bottom w:w="60" w:type="dxa"/>
+              <w:right w:w="90" w:type="dxa"/>
+            </w:tcMar>
+          </w:tcPr>
+          <w:p>
+            <w:pPr>
+              <w:spacing w:line="240" w:lineRule="auto"/>
+            </w:pPr>
+            <w:r>
+              <w:rPr>
+                <w:sz w:val="20"/>
+                <w:szCs w:val="20"/>
+              </w:rPr>
+              <w:t>El hallazgo permanente H-PERM-02 se cierra y el ejecutor no dispone de escritura sobre lo que audita.</w:t>
             </w:r>
           </w:p>
         </w:tc>
       </w:tr>
       <w:tr>
-        <w:tc>
-          <w:tcPr>
-            <w:tcW w:w="2600" w:type="dxa"/>
-            <w:tcMar>
-              <w:top w:w="60" w:type="dxa"/>
-              <w:left w:w="90" w:type="dxa"/>
-              <w:bottom w:w="60" w:type="dxa"/>
-              <w:right w:w="90" w:type="dxa"/>
-            </w:tcMar>
-          </w:tcPr>
-          <w:p>
-            <w:pPr>
-              <w:spacing w:line="240" w:lineRule="auto"/>
-            </w:pPr>
-            <w:r>
-              <w:rPr>
-                <w:sz w:val="20"/>
-                <w:szCs w:val="20"/>
-              </w:rPr>
-              <w:t>Retención inmutable del almacén de papeles</w:t>
-            </w:r>
-          </w:p>
-        </w:tc>
-        <w:tc>
-          <w:tcPr>
-            <w:tcW w:w="3300" w:type="dxa"/>
-            <w:tcMar>
-              <w:top w:w="60" w:type="dxa"/>
-              <w:left w:w="90" w:type="dxa"/>
-              <w:bottom w:w="60" w:type="dxa"/>
-              <w:right w:w="90" w:type="dxa"/>
-            </w:tcMar>
-          </w:tcPr>
-          <w:p>
-            <w:pPr>
-              <w:spacing w:line="240" w:lineRule="auto"/>
-            </w:pPr>
-            <w:r>
-              <w:rPr>
-                <w:sz w:val="20"/>
-                <w:szCs w:val="20"/>
-              </w:rPr>
-              <w:t xml:space="preserve">Impedir la modificación o el </w:t>
-            </w:r>
-            <w:proofErr w:type="spellStart"/>
-            <w:r>
-              <w:rPr>
-                <w:sz w:val="20"/>
-                <w:szCs w:val="20"/>
-              </w:rPr>
-              <w:t>borrado</w:t>
-            </w:r>
-            <w:proofErr w:type="spellEnd"/>
-            <w:r>
-              <w:rPr>
-                <w:sz w:val="20"/>
-                <w:szCs w:val="20"/>
-              </w:rPr>
-              <w:t xml:space="preserve"> de la evidencia incluso por quien administra la cuenta.</w:t>
-            </w:r>
-          </w:p>
-        </w:tc>
-        <w:tc>
-          <w:tcPr>
-            <w:tcW w:w="3460" w:type="dxa"/>
-            <w:tcMar>
-              <w:top w:w="60" w:type="dxa"/>
-              <w:left w:w="90" w:type="dxa"/>
-              <w:bottom w:w="60" w:type="dxa"/>
-              <w:right w:w="90" w:type="dxa"/>
-            </w:tcMar>
-          </w:tcPr>
-          <w:p>
-            <w:pPr>
-              <w:spacing w:line="240" w:lineRule="auto"/>
-            </w:pPr>
-            <w:r>
-              <w:rPr>
-                <w:sz w:val="20"/>
-                <w:szCs w:val="20"/>
-              </w:rPr>
-              <w:t>El entorno no confirmó su disponibilidad. Figura como elemento condicionado del alcance.</w:t>
+        <w:tblPrEx>
+          <w:tblCellMar>
+            <w:top w:w="0" w:type="dxa"/>
+            <w:bottom w:w="0" w:type="dxa"/>
+          </w:tblCellMar>
+        </w:tblPrEx>
+        <w:tc>
+          <w:tcPr>
+            <w:tcW w:w="2100" w:type="dxa"/>
+            <w:tcMar>
+              <w:top w:w="60" w:type="dxa"/>
+              <w:left w:w="90" w:type="dxa"/>
+              <w:bottom w:w="60" w:type="dxa"/>
+              <w:right w:w="90" w:type="dxa"/>
+            </w:tcMar>
+          </w:tcPr>
+          <w:p>
+            <w:pPr>
+              <w:spacing w:line="240" w:lineRule="auto"/>
+            </w:pPr>
+            <w:r>
+              <w:rPr>
+                <w:sz w:val="20"/>
+                <w:szCs w:val="20"/>
+              </w:rPr>
+              <w:t>Firmar el índice con llave asimétrica y publicar el sello fuera de la cuenta auditada.</w:t>
+            </w:r>
+          </w:p>
+        </w:tc>
+        <w:tc>
+          <w:tcPr>
+            <w:tcW w:w="1250" w:type="dxa"/>
+            <w:tcMar>
+              <w:top w:w="60" w:type="dxa"/>
+              <w:left w:w="90" w:type="dxa"/>
+              <w:bottom w:w="60" w:type="dxa"/>
+              <w:right w:w="90" w:type="dxa"/>
+            </w:tcMar>
+          </w:tcPr>
+          <w:p>
+            <w:pPr>
+              <w:spacing w:line="240" w:lineRule="auto"/>
+            </w:pPr>
+            <w:r>
+              <w:rPr>
+                <w:sz w:val="20"/>
+                <w:szCs w:val="20"/>
+              </w:rPr>
+              <w:t>Sergio Montoya</w:t>
+            </w:r>
+          </w:p>
+        </w:tc>
+        <w:tc>
+          <w:tcPr>
+            <w:tcW w:w="850" w:type="dxa"/>
+            <w:tcMar>
+              <w:top w:w="60" w:type="dxa"/>
+              <w:left w:w="90" w:type="dxa"/>
+              <w:bottom w:w="60" w:type="dxa"/>
+              <w:right w:w="90" w:type="dxa"/>
+            </w:tcMar>
+          </w:tcPr>
+          <w:p>
+            <w:pPr>
+              <w:spacing w:line="240" w:lineRule="auto"/>
+            </w:pPr>
+            <w:r>
+              <w:rPr>
+                <w:sz w:val="20"/>
+                <w:szCs w:val="20"/>
+              </w:rPr>
+              <w:t>Media</w:t>
+            </w:r>
+          </w:p>
+        </w:tc>
+        <w:tc>
+          <w:tcPr>
+            <w:tcW w:w="1000" w:type="dxa"/>
+            <w:tcMar>
+              <w:top w:w="60" w:type="dxa"/>
+              <w:left w:w="90" w:type="dxa"/>
+              <w:bottom w:w="60" w:type="dxa"/>
+              <w:right w:w="90" w:type="dxa"/>
+            </w:tcMar>
+          </w:tcPr>
+          <w:p>
+            <w:pPr>
+              <w:spacing w:line="240" w:lineRule="auto"/>
+            </w:pPr>
+            <w:r>
+              <w:rPr>
+                <w:sz w:val="20"/>
+                <w:szCs w:val="20"/>
+              </w:rPr>
+              <w:t>3 semanas</w:t>
+            </w:r>
+          </w:p>
+        </w:tc>
+        <w:tc>
+          <w:tcPr>
+            <w:tcW w:w="1760" w:type="dxa"/>
+            <w:tcMar>
+              <w:top w:w="60" w:type="dxa"/>
+              <w:left w:w="90" w:type="dxa"/>
+              <w:bottom w:w="60" w:type="dxa"/>
+              <w:right w:w="90" w:type="dxa"/>
+            </w:tcMar>
+          </w:tcPr>
+          <w:p>
+            <w:pPr>
+              <w:spacing w:line="240" w:lineRule="auto"/>
+            </w:pPr>
+            <w:r>
+              <w:rPr>
+                <w:sz w:val="20"/>
+                <w:szCs w:val="20"/>
+              </w:rPr>
+              <w:t>Llave con política separada del rol de ejecución, no disponible en el entorno.</w:t>
+            </w:r>
+          </w:p>
+        </w:tc>
+        <w:tc>
+          <w:tcPr>
+            <w:tcW w:w="2400" w:type="dxa"/>
+            <w:tcMar>
+              <w:top w:w="60" w:type="dxa"/>
+              <w:left w:w="90" w:type="dxa"/>
+              <w:bottom w:w="60" w:type="dxa"/>
+              <w:right w:w="90" w:type="dxa"/>
+            </w:tcMar>
+          </w:tcPr>
+          <w:p>
+            <w:pPr>
+              <w:spacing w:line="240" w:lineRule="auto"/>
+            </w:pPr>
+            <w:r>
+              <w:rPr>
+                <w:sz w:val="20"/>
+                <w:szCs w:val="20"/>
+              </w:rPr>
+              <w:t>Un tercero verifica que el índice no fue alterado sin neces</w:t>
+            </w:r>
+            <w:r>
+              <w:rPr>
+                <w:sz w:val="20"/>
+                <w:szCs w:val="20"/>
+              </w:rPr>
+              <w:t>idad de recibir los papeles de trabajo.</w:t>
             </w:r>
           </w:p>
         </w:tc>
       </w:tr>
       <w:tr>
-        <w:tc>
-          <w:tcPr>
-            <w:tcW w:w="2600" w:type="dxa"/>
-            <w:tcMar>
-              <w:top w:w="60" w:type="dxa"/>
-              <w:left w:w="90" w:type="dxa"/>
-              <w:bottom w:w="60" w:type="dxa"/>
-              <w:right w:w="90" w:type="dxa"/>
-            </w:tcMar>
-          </w:tcPr>
-          <w:p>
-            <w:pPr>
-              <w:spacing w:line="240" w:lineRule="auto"/>
-            </w:pPr>
-            <w:r>
-              <w:rPr>
-                <w:sz w:val="20"/>
-                <w:szCs w:val="20"/>
-              </w:rPr>
-              <w:t>Ejecución con credenciales de solo lectura y almacén en cuenta separada</w:t>
-            </w:r>
-          </w:p>
-        </w:tc>
-        <w:tc>
-          <w:tcPr>
-            <w:tcW w:w="3300" w:type="dxa"/>
-            <w:tcMar>
-              <w:top w:w="60" w:type="dxa"/>
-              <w:left w:w="90" w:type="dxa"/>
-              <w:bottom w:w="60" w:type="dxa"/>
-              <w:right w:w="90" w:type="dxa"/>
-            </w:tcMar>
-          </w:tcPr>
-          <w:p>
-            <w:pPr>
-              <w:spacing w:line="240" w:lineRule="auto"/>
-            </w:pPr>
-            <w:r>
-              <w:rPr>
-                <w:sz w:val="20"/>
-                <w:szCs w:val="20"/>
-              </w:rPr>
-              <w:t>Cerrar el hallazgo permanente sobre los privilegios del auditor y elevar el valor probatorio de los papeles.</w:t>
-            </w:r>
-          </w:p>
-        </w:tc>
-        <w:tc>
-          <w:tcPr>
-            <w:tcW w:w="3460" w:type="dxa"/>
-            <w:tcMar>
-              <w:top w:w="60" w:type="dxa"/>
-              <w:left w:w="90" w:type="dxa"/>
-              <w:bottom w:w="60" w:type="dxa"/>
-              <w:right w:w="90" w:type="dxa"/>
-            </w:tcMar>
-          </w:tcPr>
-          <w:p>
-            <w:pPr>
-              <w:spacing w:line="240" w:lineRule="auto"/>
-            </w:pPr>
-            <w:r>
-              <w:rPr>
-                <w:sz w:val="20"/>
-                <w:szCs w:val="20"/>
-              </w:rPr>
-              <w:t>El entorno no permite crear roles ni disponer de una segunda cuenta.</w:t>
+        <w:tblPrEx>
+          <w:tblCellMar>
+            <w:top w:w="0" w:type="dxa"/>
+            <w:bottom w:w="0" w:type="dxa"/>
+          </w:tblCellMar>
+        </w:tblPrEx>
+        <w:tc>
+          <w:tcPr>
+            <w:tcW w:w="2100" w:type="dxa"/>
+            <w:tcMar>
+              <w:top w:w="60" w:type="dxa"/>
+              <w:left w:w="90" w:type="dxa"/>
+              <w:bottom w:w="60" w:type="dxa"/>
+              <w:right w:w="90" w:type="dxa"/>
+            </w:tcMar>
+          </w:tcPr>
+          <w:p>
+            <w:pPr>
+              <w:spacing w:line="240" w:lineRule="auto"/>
+            </w:pPr>
+            <w:r>
+              <w:rPr>
+                <w:sz w:val="20"/>
+                <w:szCs w:val="20"/>
+              </w:rPr>
+              <w:t>Habilitar retención inmutable en el almacén de papeles de trabajo.</w:t>
+            </w:r>
+          </w:p>
+        </w:tc>
+        <w:tc>
+          <w:tcPr>
+            <w:tcW w:w="1250" w:type="dxa"/>
+            <w:tcMar>
+              <w:top w:w="60" w:type="dxa"/>
+              <w:left w:w="90" w:type="dxa"/>
+              <w:bottom w:w="60" w:type="dxa"/>
+              <w:right w:w="90" w:type="dxa"/>
+            </w:tcMar>
+          </w:tcPr>
+          <w:p>
+            <w:pPr>
+              <w:spacing w:line="240" w:lineRule="auto"/>
+            </w:pPr>
+            <w:r>
+              <w:rPr>
+                <w:sz w:val="20"/>
+                <w:szCs w:val="20"/>
+              </w:rPr>
+              <w:t>Sergio Montoya</w:t>
+            </w:r>
+          </w:p>
+        </w:tc>
+        <w:tc>
+          <w:tcPr>
+            <w:tcW w:w="850" w:type="dxa"/>
+            <w:tcMar>
+              <w:top w:w="60" w:type="dxa"/>
+              <w:left w:w="90" w:type="dxa"/>
+              <w:bottom w:w="60" w:type="dxa"/>
+              <w:right w:w="90" w:type="dxa"/>
+            </w:tcMar>
+          </w:tcPr>
+          <w:p>
+            <w:pPr>
+              <w:spacing w:line="240" w:lineRule="auto"/>
+            </w:pPr>
+            <w:r>
+              <w:rPr>
+                <w:sz w:val="20"/>
+                <w:szCs w:val="20"/>
+              </w:rPr>
+              <w:t>Media</w:t>
+            </w:r>
+          </w:p>
+        </w:tc>
+        <w:tc>
+          <w:tcPr>
+            <w:tcW w:w="1000" w:type="dxa"/>
+            <w:tcMar>
+              <w:top w:w="60" w:type="dxa"/>
+              <w:left w:w="90" w:type="dxa"/>
+              <w:bottom w:w="60" w:type="dxa"/>
+              <w:right w:w="90" w:type="dxa"/>
+            </w:tcMar>
+          </w:tcPr>
+          <w:p>
+            <w:pPr>
+              <w:spacing w:line="240" w:lineRule="auto"/>
+            </w:pPr>
+            <w:r>
+              <w:rPr>
+                <w:sz w:val="20"/>
+                <w:szCs w:val="20"/>
+              </w:rPr>
+              <w:t>4 horas</w:t>
+            </w:r>
+          </w:p>
+        </w:tc>
+        <w:tc>
+          <w:tcPr>
+            <w:tcW w:w="1760" w:type="dxa"/>
+            <w:tcMar>
+              <w:top w:w="60" w:type="dxa"/>
+              <w:left w:w="90" w:type="dxa"/>
+              <w:bottom w:w="60" w:type="dxa"/>
+              <w:right w:w="90" w:type="dxa"/>
+            </w:tcMar>
+          </w:tcPr>
+          <w:p>
+            <w:pPr>
+              <w:spacing w:line="240" w:lineRule="auto"/>
+            </w:pPr>
+            <w:r>
+              <w:rPr>
+                <w:sz w:val="20"/>
+                <w:szCs w:val="20"/>
+              </w:rPr>
+              <w:t>Que el entorno permita habilitar la retención en el contenedor.</w:t>
+            </w:r>
+          </w:p>
+        </w:tc>
+        <w:tc>
+          <w:tcPr>
+            <w:tcW w:w="2400" w:type="dxa"/>
+            <w:tcMar>
+              <w:top w:w="60" w:type="dxa"/>
+              <w:left w:w="90" w:type="dxa"/>
+              <w:bottom w:w="60" w:type="dxa"/>
+              <w:right w:w="90" w:type="dxa"/>
+            </w:tcMar>
+          </w:tcPr>
+          <w:p>
+            <w:pPr>
+              <w:spacing w:line="240" w:lineRule="auto"/>
+            </w:pPr>
+            <w:r>
+              <w:rPr>
+                <w:sz w:val="20"/>
+                <w:szCs w:val="20"/>
+              </w:rPr>
+              <w:t xml:space="preserve">Un intento de borrado o </w:t>
+            </w:r>
+            <w:proofErr w:type="spellStart"/>
+            <w:r>
+              <w:rPr>
+                <w:sz w:val="20"/>
+                <w:szCs w:val="20"/>
+              </w:rPr>
+              <w:t>sobrescritura</w:t>
+            </w:r>
+            <w:proofErr w:type="spellEnd"/>
+            <w:r>
+              <w:rPr>
+                <w:sz w:val="20"/>
+                <w:szCs w:val="20"/>
+              </w:rPr>
+              <w:t xml:space="preserve"> de un papel dentr</w:t>
+            </w:r>
+            <w:r>
+              <w:rPr>
+                <w:sz w:val="20"/>
+                <w:szCs w:val="20"/>
+              </w:rPr>
+              <w:t>o del periodo de retención se rechaza.</w:t>
             </w:r>
           </w:p>
         </w:tc>
       </w:tr>
       <w:tr>
-        <w:tc>
-          <w:tcPr>
-            <w:tcW w:w="2600" w:type="dxa"/>
-            <w:tcMar>
-              <w:top w:w="60" w:type="dxa"/>
-              <w:left w:w="90" w:type="dxa"/>
-              <w:bottom w:w="60" w:type="dxa"/>
-              <w:right w:w="90" w:type="dxa"/>
-            </w:tcMar>
-          </w:tcPr>
-          <w:p>
-            <w:pPr>
-              <w:spacing w:line="240" w:lineRule="auto"/>
-            </w:pPr>
-            <w:r>
-              <w:rPr>
-                <w:sz w:val="20"/>
-                <w:szCs w:val="20"/>
-              </w:rPr>
-              <w:t>Validación del informe con auditores externos al equipo</w:t>
-            </w:r>
-          </w:p>
-        </w:tc>
-        <w:tc>
-          <w:tcPr>
-            <w:tcW w:w="3300" w:type="dxa"/>
-            <w:tcMar>
-              <w:top w:w="60" w:type="dxa"/>
-              <w:left w:w="90" w:type="dxa"/>
-              <w:bottom w:w="60" w:type="dxa"/>
-              <w:right w:w="90" w:type="dxa"/>
-            </w:tcMar>
-          </w:tcPr>
-          <w:p>
-            <w:pPr>
-              <w:spacing w:line="240" w:lineRule="auto"/>
-            </w:pPr>
-            <w:r>
-              <w:rPr>
-                <w:sz w:val="20"/>
-                <w:szCs w:val="20"/>
-              </w:rPr>
-              <w:t>Comprobar si el informe resulta comprensible y accionable para quien no participó en la construcción, que es su propósito declarado.</w:t>
-            </w:r>
-          </w:p>
-        </w:tc>
-        <w:tc>
-          <w:tcPr>
-            <w:tcW w:w="3460" w:type="dxa"/>
-            <w:tcMar>
-              <w:top w:w="60" w:type="dxa"/>
-              <w:left w:w="90" w:type="dxa"/>
-              <w:bottom w:w="60" w:type="dxa"/>
-              <w:right w:w="90" w:type="dxa"/>
-            </w:tcMar>
-          </w:tcPr>
-          <w:p>
-            <w:pPr>
-              <w:spacing w:line="240" w:lineRule="auto"/>
-            </w:pPr>
-            <w:r>
-              <w:rPr>
-                <w:sz w:val="20"/>
-                <w:szCs w:val="20"/>
-              </w:rPr>
-              <w:t>No se dispuso de auditores ajenos al equipo durante el periodo académico.</w:t>
+        <w:tblPrEx>
+          <w:tblCellMar>
+            <w:top w:w="0" w:type="dxa"/>
+            <w:bottom w:w="0" w:type="dxa"/>
+          </w:tblCellMar>
+        </w:tblPrEx>
+        <w:tc>
+          <w:tcPr>
+            <w:tcW w:w="2100" w:type="dxa"/>
+            <w:tcMar>
+              <w:top w:w="60" w:type="dxa"/>
+              <w:left w:w="90" w:type="dxa"/>
+              <w:bottom w:w="60" w:type="dxa"/>
+              <w:right w:w="90" w:type="dxa"/>
+            </w:tcMar>
+          </w:tcPr>
+          <w:p>
+            <w:pPr>
+              <w:spacing w:line="240" w:lineRule="auto"/>
+            </w:pPr>
+            <w:r>
+              <w:rPr>
+                <w:sz w:val="20"/>
+                <w:szCs w:val="20"/>
+              </w:rPr>
+              <w:t>Validar la comprensibilidad del informe con auditores ajenos al equipo.</w:t>
+            </w:r>
+          </w:p>
+        </w:tc>
+        <w:tc>
+          <w:tcPr>
+            <w:tcW w:w="1250" w:type="dxa"/>
+            <w:tcMar>
+              <w:top w:w="60" w:type="dxa"/>
+              <w:left w:w="90" w:type="dxa"/>
+              <w:bottom w:w="60" w:type="dxa"/>
+              <w:right w:w="90" w:type="dxa"/>
+            </w:tcMar>
+          </w:tcPr>
+          <w:p>
+            <w:pPr>
+              <w:spacing w:line="240" w:lineRule="auto"/>
+            </w:pPr>
+            <w:r>
+              <w:rPr>
+                <w:sz w:val="20"/>
+                <w:szCs w:val="20"/>
+              </w:rPr>
+              <w:t>Oscar Rincón</w:t>
+            </w:r>
+          </w:p>
+        </w:tc>
+        <w:tc>
+          <w:tcPr>
+            <w:tcW w:w="850" w:type="dxa"/>
+            <w:tcMar>
+              <w:top w:w="60" w:type="dxa"/>
+              <w:left w:w="90" w:type="dxa"/>
+              <w:bottom w:w="60" w:type="dxa"/>
+              <w:right w:w="90" w:type="dxa"/>
+            </w:tcMar>
+          </w:tcPr>
+          <w:p>
+            <w:pPr>
+              <w:spacing w:line="240" w:lineRule="auto"/>
+            </w:pPr>
+            <w:r>
+              <w:rPr>
+                <w:sz w:val="20"/>
+                <w:szCs w:val="20"/>
+              </w:rPr>
+              <w:t>Media</w:t>
+            </w:r>
+          </w:p>
+        </w:tc>
+        <w:tc>
+          <w:tcPr>
+            <w:tcW w:w="1000" w:type="dxa"/>
+            <w:tcMar>
+              <w:top w:w="60" w:type="dxa"/>
+              <w:left w:w="90" w:type="dxa"/>
+              <w:bottom w:w="60" w:type="dxa"/>
+              <w:right w:w="90" w:type="dxa"/>
+            </w:tcMar>
+          </w:tcPr>
+          <w:p>
+            <w:pPr>
+              <w:spacing w:line="240" w:lineRule="auto"/>
+            </w:pPr>
+            <w:r>
+              <w:rPr>
+                <w:sz w:val="20"/>
+                <w:szCs w:val="20"/>
+              </w:rPr>
+              <w:t>2 semanas</w:t>
+            </w:r>
+          </w:p>
+        </w:tc>
+        <w:tc>
+          <w:tcPr>
+            <w:tcW w:w="1760" w:type="dxa"/>
+            <w:tcMar>
+              <w:top w:w="60" w:type="dxa"/>
+              <w:left w:w="90" w:type="dxa"/>
+              <w:bottom w:w="60" w:type="dxa"/>
+              <w:right w:w="90" w:type="dxa"/>
+            </w:tcMar>
+          </w:tcPr>
+          <w:p>
+            <w:pPr>
+              <w:spacing w:line="240" w:lineRule="auto"/>
+            </w:pPr>
+            <w:r>
+              <w:rPr>
+                <w:sz w:val="20"/>
+                <w:szCs w:val="20"/>
+              </w:rPr>
+              <w:t>Contacto con auditores externos dispuestos a revisar.</w:t>
+            </w:r>
+          </w:p>
+        </w:tc>
+        <w:tc>
+          <w:tcPr>
+            <w:tcW w:w="2400" w:type="dxa"/>
+            <w:tcMar>
+              <w:top w:w="60" w:type="dxa"/>
+              <w:left w:w="90" w:type="dxa"/>
+              <w:bottom w:w="60" w:type="dxa"/>
+              <w:right w:w="90" w:type="dxa"/>
+            </w:tcMar>
+          </w:tcPr>
+          <w:p>
+            <w:pPr>
+              <w:spacing w:line="240" w:lineRule="auto"/>
+            </w:pPr>
+            <w:r>
+              <w:rPr>
+                <w:sz w:val="20"/>
+                <w:szCs w:val="20"/>
+              </w:rPr>
+              <w:t>Tres lectores externos identifican la acción requerida de cada hallazgo sin ayuda del equipo.</w:t>
             </w:r>
           </w:p>
         </w:tc>
@@ -21962,10 +24274,42 @@
     </w:tbl>
     <w:p>
       <w:pPr>
+        <w:spacing w:before="80" w:after="200" w:line="240" w:lineRule="auto"/>
         <w:jc w:val="both"/>
       </w:pPr>
       <w:r>
-        <w:t>La recomendación principal para quien retome el programa es conservar las dos reglas que lo sostuvieron: declarar el criterio antes de ejecutar la prueba, y no clasificar como aprobado ni como reprobado aquello que no se pudo comprobar.</w:t>
+        <w:rPr>
+          <w:i/>
+          <w:iCs/>
+          <w:sz w:val="20"/>
+          <w:szCs w:val="20"/>
+        </w:rPr>
+        <w:t xml:space="preserve">Nota. </w:t>
+      </w:r>
+      <w:r>
+        <w:rPr>
+          <w:sz w:val="20"/>
+          <w:szCs w:val="20"/>
+        </w:rPr>
+        <w:t>La prioridad responde al riesgo que la acción reduce y no a su facilidad. Las dos primeras no dependen del entorno y son las que el equipo puede ejecutar d</w:t>
+      </w:r>
+      <w:r>
+        <w:rPr>
+          <w:sz w:val="20"/>
+          <w:szCs w:val="20"/>
+        </w:rPr>
+        <w:t>e inmediato; las demás quedan condicionadas a permisos o recursos que el laboratorio no concede.</w:t>
+      </w:r>
+    </w:p>
+    <w:p>
+      <w:pPr>
+        <w:jc w:val="both"/>
+      </w:pPr>
+      <w:r>
+        <w:t>La recomendación principal para quien retome el programa es conservar las dos reglas que lo sostuvieron: declarar el criterio antes de ejecutar la prueba, y no</w:t>
+      </w:r>
+      <w:r>
+        <w:t xml:space="preserve"> clasificar como aprobado ni como reprobado aquello que no se pudo comprobar.</w:t>
       </w:r>
     </w:p>
     <w:p>
@@ -21978,7 +24322,7 @@
         <w:pStyle w:val="Ttulo1"/>
         <w:spacing w:before="240" w:after="120"/>
       </w:pPr>
-      <w:bookmarkStart w:id="46" w:name="_Toc241342925"/>
+      <w:bookmarkStart w:id="46" w:name="_Toc241344419"/>
       <w:r>
         <w:lastRenderedPageBreak/>
         <w:t>Referencias</w:t>
@@ -22147,7 +24491,10 @@
       </w:r>
       <w:proofErr w:type="spellEnd"/>
       <w:r>
-        <w:t xml:space="preserve"> Internet Security. (s. f.). CIS Amazon Web </w:t>
+        <w:t xml:space="preserve"> Internet Security. (s. f.). CIS </w:t>
+      </w:r>
+      <w:r>
+        <w:t xml:space="preserve">Amazon Web </w:t>
       </w:r>
       <w:proofErr w:type="spellStart"/>
       <w:r>
@@ -22267,7 +24614,10 @@
       </w:r>
       <w:proofErr w:type="spellEnd"/>
       <w:r>
-        <w:t>, 12(2), 152-160. https://doi.org/10.1016/j.accinf.2011.01.001</w:t>
+        <w:t>, 12(2), 152</w:t>
+      </w:r>
+      <w:r>
+        <w:t>-160. https://doi.org/10.1016/j.accinf.2011.01.001</w:t>
       </w:r>
     </w:p>
     <w:p>
@@ -22331,7 +24681,15 @@
       </w:r>
       <w:proofErr w:type="spellEnd"/>
       <w:r>
-        <w:t xml:space="preserve"> of </w:t>
+        <w:t xml:space="preserve"> </w:t>
+      </w:r>
+      <w:proofErr w:type="spellStart"/>
+      <w:r>
+        <w:t>of</w:t>
+      </w:r>
+      <w:proofErr w:type="spellEnd"/>
+      <w:r>
+        <w:t xml:space="preserve"> </w:t>
       </w:r>
       <w:proofErr w:type="spellStart"/>
       <w:r>
@@ -22391,7 +24749,10 @@
       </w:r>
       <w:proofErr w:type="spellStart"/>
       <w:r>
-        <w:t>cybersecurity</w:t>
+        <w:t>cybersecur</w:t>
+      </w:r>
+      <w:r>
+        <w:t>ity</w:t>
       </w:r>
       <w:proofErr w:type="spellEnd"/>
       <w:r>
@@ -22548,7 +24909,10 @@
       </w:r>
       <w:proofErr w:type="spellEnd"/>
       <w:r>
-        <w:t xml:space="preserve"> (4.ª ed.). ISACA.</w:t>
+        <w:t xml:space="preserve"> (4.ª ed.).</w:t>
+      </w:r>
+      <w:r>
+        <w:t xml:space="preserve"> ISACA.</w:t>
       </w:r>
     </w:p>
     <w:p>
@@ -22680,7 +25044,10 @@
       </w:r>
       <w:proofErr w:type="spellStart"/>
       <w:r>
-        <w:t>Standards</w:t>
+        <w:t>Standar</w:t>
+      </w:r>
+      <w:r>
+        <w:t>ds</w:t>
       </w:r>
       <w:proofErr w:type="spellEnd"/>
       <w:r>
@@ -22926,7 +25293,10 @@
       </w:r>
       <w:proofErr w:type="spellEnd"/>
       <w:r>
-        <w:t>, 10(1), 110-125.</w:t>
+        <w:t>, 10(1)</w:t>
+      </w:r>
+      <w:r>
+        <w:t>, 110-125.</w:t>
       </w:r>
     </w:p>
     <w:p>
@@ -22939,7 +25309,7 @@
         <w:pStyle w:val="Ttulo1"/>
         <w:spacing w:before="240" w:after="120"/>
       </w:pPr>
-      <w:bookmarkStart w:id="47" w:name="_Toc241342926"/>
+      <w:bookmarkStart w:id="47" w:name="_Toc241344420"/>
       <w:r>
         <w:lastRenderedPageBreak/>
         <w:t>Anexos técnicos</w:t>
@@ -22951,7 +25321,10 @@
         <w:jc w:val="both"/>
       </w:pPr>
       <w:r>
-        <w:t>Los anexos de código y documentación residen en el repositorio público del proyecto, https://github.com/Serann10255/Rastro, con permisos de lectura abiertos. Los papeles de trabajo se entregan de forma directa al evaluador por la razón expuesta en el apartado 10.</w:t>
+        <w:t xml:space="preserve">Los anexos de código y documentación residen en el repositorio público del proyecto, https://github.com/Serann10255/Rastro, con permisos de lectura abiertos. Los papeles de trabajo se entregan de forma directa al evaluador por </w:t>
+      </w:r>
+      <w:r>
+        <w:t>la razón expuesta en el apartado 10.</w:t>
       </w:r>
     </w:p>
     <w:p>
@@ -23010,6 +25383,12 @@
         <w:gridCol w:w="3360"/>
       </w:tblGrid>
       <w:tr>
+        <w:tblPrEx>
+          <w:tblCellMar>
+            <w:top w:w="0" w:type="dxa"/>
+            <w:bottom w:w="0" w:type="dxa"/>
+          </w:tblCellMar>
+        </w:tblPrEx>
         <w:trPr>
           <w:tblHeader/>
         </w:trPr>
@@ -23096,6 +25475,12 @@
         </w:tc>
       </w:tr>
       <w:tr>
+        <w:tblPrEx>
+          <w:tblCellMar>
+            <w:top w:w="0" w:type="dxa"/>
+            <w:bottom w:w="0" w:type="dxa"/>
+          </w:tblCellMar>
+        </w:tblPrEx>
         <w:tc>
           <w:tcPr>
             <w:tcW w:w="2600" w:type="dxa"/>
@@ -23176,6 +25561,12 @@
         </w:tc>
       </w:tr>
       <w:tr>
+        <w:tblPrEx>
+          <w:tblCellMar>
+            <w:top w:w="0" w:type="dxa"/>
+            <w:bottom w:w="0" w:type="dxa"/>
+          </w:tblCellMar>
+        </w:tblPrEx>
         <w:tc>
           <w:tcPr>
             <w:tcW w:w="2600" w:type="dxa"/>
@@ -23247,6 +25638,12 @@
         </w:tc>
       </w:tr>
       <w:tr>
+        <w:tblPrEx>
+          <w:tblCellMar>
+            <w:top w:w="0" w:type="dxa"/>
+            <w:bottom w:w="0" w:type="dxa"/>
+          </w:tblCellMar>
+        </w:tblPrEx>
         <w:tc>
           <w:tcPr>
             <w:tcW w:w="2600" w:type="dxa"/>
@@ -23318,6 +25715,12 @@
         </w:tc>
       </w:tr>
       <w:tr>
+        <w:tblPrEx>
+          <w:tblCellMar>
+            <w:top w:w="0" w:type="dxa"/>
+            <w:bottom w:w="0" w:type="dxa"/>
+          </w:tblCellMar>
+        </w:tblPrEx>
         <w:tc>
           <w:tcPr>
             <w:tcW w:w="2600" w:type="dxa"/>
@@ -23389,6 +25792,12 @@
         </w:tc>
       </w:tr>
       <w:tr>
+        <w:tblPrEx>
+          <w:tblCellMar>
+            <w:top w:w="0" w:type="dxa"/>
+            <w:bottom w:w="0" w:type="dxa"/>
+          </w:tblCellMar>
+        </w:tblPrEx>
         <w:tc>
           <w:tcPr>
             <w:tcW w:w="2600" w:type="dxa"/>
@@ -23460,6 +25869,12 @@
         </w:tc>
       </w:tr>
       <w:tr>
+        <w:tblPrEx>
+          <w:tblCellMar>
+            <w:top w:w="0" w:type="dxa"/>
+            <w:bottom w:w="0" w:type="dxa"/>
+          </w:tblCellMar>
+        </w:tblPrEx>
         <w:tc>
           <w:tcPr>
             <w:tcW w:w="2600" w:type="dxa"/>
@@ -23547,6 +25962,12 @@
         </w:tc>
       </w:tr>
       <w:tr>
+        <w:tblPrEx>
+          <w:tblCellMar>
+            <w:top w:w="0" w:type="dxa"/>
+            <w:bottom w:w="0" w:type="dxa"/>
+          </w:tblCellMar>
+        </w:tblPrEx>
         <w:tc>
           <w:tcPr>
             <w:tcW w:w="2600" w:type="dxa"/>
@@ -23643,6 +26064,12 @@
         </w:tc>
       </w:tr>
       <w:tr>
+        <w:tblPrEx>
+          <w:tblCellMar>
+            <w:top w:w="0" w:type="dxa"/>
+            <w:bottom w:w="0" w:type="dxa"/>
+          </w:tblCellMar>
+        </w:tblPrEx>
         <w:tc>
           <w:tcPr>
             <w:tcW w:w="2600" w:type="dxa"/>
@@ -23714,6 +26141,12 @@
         </w:tc>
       </w:tr>
       <w:tr>
+        <w:tblPrEx>
+          <w:tblCellMar>
+            <w:top w:w="0" w:type="dxa"/>
+            <w:bottom w:w="0" w:type="dxa"/>
+          </w:tblCellMar>
+        </w:tblPrEx>
         <w:tc>
           <w:tcPr>
             <w:tcW w:w="2600" w:type="dxa"/>
@@ -23785,6 +26218,12 @@
         </w:tc>
       </w:tr>
       <w:tr>
+        <w:tblPrEx>
+          <w:tblCellMar>
+            <w:top w:w="0" w:type="dxa"/>
+            <w:bottom w:w="0" w:type="dxa"/>
+          </w:tblCellMar>
+        </w:tblPrEx>
         <w:tc>
           <w:tcPr>
             <w:tcW w:w="2600" w:type="dxa"/>
@@ -23875,7 +26314,14 @@
           <w:sz w:val="20"/>
           <w:szCs w:val="20"/>
         </w:rPr>
-        <w:t>El informe de la ejecución de referencia publica la huella SHA-256 de cada papel de trabajo, de modo que el evaluador puede comprobar que los archivos que recibe son los que el informe cita.</w:t>
+        <w:t>El informe de la ejecución de referencia publica la huella SHA-256 de cada papel de trabajo, de modo que el evaluador puede comprobar que los archivos que recibe son los que el informe cita</w:t>
+      </w:r>
+      <w:r>
+        <w:rPr>
+          <w:sz w:val="20"/>
+          <w:szCs w:val="20"/>
+        </w:rPr>
+        <w:t>.</w:t>
       </w:r>
     </w:p>
     <w:sectPr>
@@ -23970,10 +26416,64 @@
 <file path=word/numbering.xml><?xml version="1.0" encoding="utf-8"?>
 <w:numbering xmlns:wpc="http://schemas.microsoft.com/office/word/2010/wordprocessingCanvas" xmlns:cx="http://schemas.microsoft.com/office/drawing/2014/chartex" xmlns:cx1="http://schemas.microsoft.com/office/drawing/2015/9/8/chartex" xmlns:cx2="http://schemas.microsoft.com/office/drawing/2015/10/21/chartex" xmlns:cx3="http://schemas.microsoft.com/office/drawing/2016/5/9/chartex" xmlns:cx4="http://schemas.microsoft.com/office/drawing/2016/5/10/chartex" xmlns:cx5="http://schemas.microsoft.com/office/drawing/2016/5/11/chartex" xmlns:cx6="http://schemas.microsoft.com/office/drawing/2016/5/12/chartex" xmlns:cx7="http://schemas.microsoft.com/office/drawing/2016/5/13/chartex" xmlns:cx8="http://schemas.microsoft.com/office/drawing/2016/5/14/chartex" xmlns:mc="http://schemas.openxmlformats.org/markup-compatibility/2006" xmlns:aink="http://schemas.microsoft.com/office/drawing/2016/ink" xmlns:am3d="http://schemas.microsoft.com/office/drawing/2017/model3d" xmlns:o="urn:schemas-microsoft-com:office:office" xmlns:r="http://schemas.openxmlformats.org/officeDocument/2006/relationships" xmlns:m="http://schemas.openxmlformats.org/officeDocument/2006/math" xmlns:v="urn:schemas-microsoft-com:vml" xmlns:wp14="http://schemas.microsoft.com/office/word/2010/wordprocessingDrawing" xmlns:wp="http://schemas.openxmlformats.org/drawingml/2006/wordprocessingDrawing" xmlns:w10="urn:schemas-microsoft-com:office:word" xmlns:w="http://schemas.openxmlformats.org/wordprocessingml/2006/main" xmlns:w14="http://schemas.microsoft.com/office/word/2010/wordml" xmlns:w15="http://schemas.microsoft.com/office/word/2012/wordml" xmlns:w16cex="http://schemas.microsoft.com/office/word/2018/wordml/cex" xmlns:w16cid="http://schemas.microsoft.com/office/word/2016/wordml/cid" xmlns:w16="http://schemas.microsoft.com/office/word/2018/wordml" xmlns:w16sdtdh="http://schemas.microsoft.com/office/word/2020/wordml/sdtdatahash" xmlns:w16se="http://schemas.microsoft.com/office/word/2015/wordml/symex" xmlns:wpg="http://schemas.microsoft.com/office/word/2010/wordprocessingGroup" xmlns:wpi="http://schemas.microsoft.com/office/word/2010/wordprocessingInk" xmlns:wne="http://schemas.microsoft.com/office/word/2006/wordml" xmlns:wps="http://schemas.microsoft.com/office/word/2010/wordprocessingShape" mc:Ignorable="w14 w15 w16se w16cid w16 w16cex w16sdtdh wp14">
   <w:abstractNum w:abstractNumId="0" w15:restartNumberingAfterBreak="0">
-    <w:nsid w:val="32842D3A"/>
+    <w:nsid w:val="1B943749"/>
     <w:multiLevelType w:val="hybridMultilevel"/>
-    <w:tmpl w:val="AA16B4F8"/>
-    <w:lvl w:ilvl="0" w:tplc="0C2AF568">
+    <w:tmpl w:val="6A2ED862"/>
+    <w:lvl w:ilvl="0" w:tplc="C8AE4702">
+      <w:start w:val="1"/>
+      <w:numFmt w:val="bullet"/>
+      <w:lvlText w:val="•"/>
+      <w:lvlJc w:val="left"/>
+      <w:pPr>
+        <w:ind w:left="720" w:hanging="360"/>
+      </w:pPr>
+    </w:lvl>
+    <w:lvl w:ilvl="1" w:tplc="6B18E842">
+      <w:numFmt w:val="decimal"/>
+      <w:lvlText w:val=""/>
+      <w:lvlJc w:val="left"/>
+    </w:lvl>
+    <w:lvl w:ilvl="2" w:tplc="DC6A7138">
+      <w:numFmt w:val="decimal"/>
+      <w:lvlText w:val=""/>
+      <w:lvlJc w:val="left"/>
+    </w:lvl>
+    <w:lvl w:ilvl="3" w:tplc="157EFA20">
+      <w:numFmt w:val="decimal"/>
+      <w:lvlText w:val=""/>
+      <w:lvlJc w:val="left"/>
+    </w:lvl>
+    <w:lvl w:ilvl="4" w:tplc="5BE4A2B4">
+      <w:numFmt w:val="decimal"/>
+      <w:lvlText w:val=""/>
+      <w:lvlJc w:val="left"/>
+    </w:lvl>
+    <w:lvl w:ilvl="5" w:tplc="4A96EB30">
+      <w:numFmt w:val="decimal"/>
+      <w:lvlText w:val=""/>
+      <w:lvlJc w:val="left"/>
+    </w:lvl>
+    <w:lvl w:ilvl="6" w:tplc="39C20F88">
+      <w:numFmt w:val="decimal"/>
+      <w:lvlText w:val=""/>
+      <w:lvlJc w:val="left"/>
+    </w:lvl>
+    <w:lvl w:ilvl="7" w:tplc="4C269AD6">
+      <w:numFmt w:val="decimal"/>
+      <w:lvlText w:val=""/>
+      <w:lvlJc w:val="left"/>
+    </w:lvl>
+    <w:lvl w:ilvl="8" w:tplc="A5F43524">
+      <w:numFmt w:val="decimal"/>
+      <w:lvlText w:val=""/>
+      <w:lvlJc w:val="left"/>
+    </w:lvl>
+  </w:abstractNum>
+  <w:abstractNum w:abstractNumId="1" w15:restartNumberingAfterBreak="0">
+    <w:nsid w:val="7DBD0C97"/>
+    <w:multiLevelType w:val="hybridMultilevel"/>
+    <w:tmpl w:val="45D0CFDA"/>
+    <w:lvl w:ilvl="0" w:tplc="7CE87692">
       <w:start w:val="1"/>
       <w:numFmt w:val="bullet"/>
       <w:lvlText w:val="●"/>
@@ -23982,7 +26482,7 @@
         <w:ind w:left="720" w:hanging="360"/>
       </w:pPr>
     </w:lvl>
-    <w:lvl w:ilvl="1" w:tplc="32C2BC08">
+    <w:lvl w:ilvl="1" w:tplc="42C29E8E">
       <w:start w:val="1"/>
       <w:numFmt w:val="bullet"/>
       <w:lvlText w:val="○"/>
@@ -23991,7 +26491,7 @@
         <w:ind w:left="1440" w:hanging="360"/>
       </w:pPr>
     </w:lvl>
-    <w:lvl w:ilvl="2" w:tplc="F6B64002">
+    <w:lvl w:ilvl="2" w:tplc="5914E6BE">
       <w:start w:val="1"/>
       <w:numFmt w:val="bullet"/>
       <w:lvlText w:val="■"/>
@@ -24000,7 +26500,7 @@
         <w:ind w:left="2160" w:hanging="360"/>
       </w:pPr>
     </w:lvl>
-    <w:lvl w:ilvl="3" w:tplc="DBF046C8">
+    <w:lvl w:ilvl="3" w:tplc="9B6AD6B2">
       <w:start w:val="1"/>
       <w:numFmt w:val="bullet"/>
       <w:lvlText w:val="●"/>
@@ -24009,7 +26509,7 @@
         <w:ind w:left="2880" w:hanging="360"/>
       </w:pPr>
     </w:lvl>
-    <w:lvl w:ilvl="4" w:tplc="BB52C1D6">
+    <w:lvl w:ilvl="4" w:tplc="068C6A26">
       <w:start w:val="1"/>
       <w:numFmt w:val="bullet"/>
       <w:lvlText w:val="○"/>
@@ -24018,7 +26518,7 @@
         <w:ind w:left="3600" w:hanging="360"/>
       </w:pPr>
     </w:lvl>
-    <w:lvl w:ilvl="5" w:tplc="E3AA995E">
+    <w:lvl w:ilvl="5" w:tplc="8DE61AA8">
       <w:start w:val="1"/>
       <w:numFmt w:val="bullet"/>
       <w:lvlText w:val="■"/>
@@ -24027,7 +26527,7 @@
         <w:ind w:left="4320" w:hanging="360"/>
       </w:pPr>
     </w:lvl>
-    <w:lvl w:ilvl="6" w:tplc="1754696E">
+    <w:lvl w:ilvl="6" w:tplc="21A889AE">
       <w:start w:val="1"/>
       <w:numFmt w:val="bullet"/>
       <w:lvlText w:val="●"/>
@@ -24036,7 +26536,7 @@
         <w:ind w:left="5040" w:hanging="360"/>
       </w:pPr>
     </w:lvl>
-    <w:lvl w:ilvl="7" w:tplc="3A3C7D50">
+    <w:lvl w:ilvl="7" w:tplc="38D22808">
       <w:start w:val="1"/>
       <w:numFmt w:val="bullet"/>
       <w:lvlText w:val="●"/>
@@ -24045,7 +26545,7 @@
         <w:ind w:left="5760" w:hanging="360"/>
       </w:pPr>
     </w:lvl>
-    <w:lvl w:ilvl="8" w:tplc="DBF61AC0">
+    <w:lvl w:ilvl="8" w:tplc="14B85D64">
       <w:start w:val="1"/>
       <w:numFmt w:val="bullet"/>
       <w:lvlText w:val="●"/>
@@ -24055,62 +26555,8 @@
       </w:pPr>
     </w:lvl>
   </w:abstractNum>
-  <w:abstractNum w:abstractNumId="1" w15:restartNumberingAfterBreak="0">
-    <w:nsid w:val="47640B91"/>
-    <w:multiLevelType w:val="hybridMultilevel"/>
-    <w:tmpl w:val="B7FCE8F6"/>
-    <w:lvl w:ilvl="0" w:tplc="ECD67E8A">
-      <w:start w:val="1"/>
-      <w:numFmt w:val="bullet"/>
-      <w:lvlText w:val="•"/>
-      <w:lvlJc w:val="left"/>
-      <w:pPr>
-        <w:ind w:left="720" w:hanging="360"/>
-      </w:pPr>
-    </w:lvl>
-    <w:lvl w:ilvl="1" w:tplc="0AC2F8CA">
-      <w:numFmt w:val="decimal"/>
-      <w:lvlText w:val=""/>
-      <w:lvlJc w:val="left"/>
-    </w:lvl>
-    <w:lvl w:ilvl="2" w:tplc="0FD6FC6E">
-      <w:numFmt w:val="decimal"/>
-      <w:lvlText w:val=""/>
-      <w:lvlJc w:val="left"/>
-    </w:lvl>
-    <w:lvl w:ilvl="3" w:tplc="9BAC9A52">
-      <w:numFmt w:val="decimal"/>
-      <w:lvlText w:val=""/>
-      <w:lvlJc w:val="left"/>
-    </w:lvl>
-    <w:lvl w:ilvl="4" w:tplc="B2620902">
-      <w:numFmt w:val="decimal"/>
-      <w:lvlText w:val=""/>
-      <w:lvlJc w:val="left"/>
-    </w:lvl>
-    <w:lvl w:ilvl="5" w:tplc="E7DEBB1E">
-      <w:numFmt w:val="decimal"/>
-      <w:lvlText w:val=""/>
-      <w:lvlJc w:val="left"/>
-    </w:lvl>
-    <w:lvl w:ilvl="6" w:tplc="DE5899FA">
-      <w:numFmt w:val="decimal"/>
-      <w:lvlText w:val=""/>
-      <w:lvlJc w:val="left"/>
-    </w:lvl>
-    <w:lvl w:ilvl="7" w:tplc="76AAE02C">
-      <w:numFmt w:val="decimal"/>
-      <w:lvlText w:val=""/>
-      <w:lvlJc w:val="left"/>
-    </w:lvl>
-    <w:lvl w:ilvl="8" w:tplc="7FECF4FC">
-      <w:numFmt w:val="decimal"/>
-      <w:lvlText w:val=""/>
-      <w:lvlJc w:val="left"/>
-    </w:lvl>
-  </w:abstractNum>
   <w:num w:numId="1">
-    <w:abstractNumId w:val="0"/>
+    <w:abstractNumId w:val="1"/>
     <w:lvlOverride w:ilvl="0">
       <w:startOverride w:val="1"/>
     </w:lvlOverride>
@@ -24730,7 +27176,7 @@
     <w:autoRedefine/>
     <w:uiPriority w:val="39"/>
     <w:unhideWhenUsed/>
-    <w:rsid w:val="00CA03CE"/>
+    <w:rsid w:val="00AA0A34"/>
     <w:pPr>
       <w:spacing w:after="100"/>
     </w:pPr>
@@ -24742,7 +27188,7 @@
     <w:autoRedefine/>
     <w:uiPriority w:val="39"/>
     <w:unhideWhenUsed/>
-    <w:rsid w:val="00CA03CE"/>
+    <w:rsid w:val="00AA0A34"/>
     <w:pPr>
       <w:spacing w:after="100"/>
       <w:ind w:left="240"/>
